--- a/Development/graphql/GraphQL.docx
+++ b/Development/graphql/GraphQL.docx
@@ -1,12 +1,12 @@
 
 <file path=word/document.xml><?xml version="1.0" encoding="utf-8"?>
-<w:document xmlns:o="urn:schemas-microsoft-com:office:office" xmlns:r="http://schemas.openxmlformats.org/officeDocument/2006/relationships" xmlns:v="urn:schemas-microsoft-com:vml" xmlns:w="http://schemas.openxmlformats.org/wordprocessingml/2006/main" xmlns:w10="urn:schemas-microsoft-com:office:word" xmlns:wp="http://schemas.openxmlformats.org/drawingml/2006/wordprocessingDrawing" xmlns:pic="http://schemas.openxmlformats.org/drawingml/2006/picture" xmlns:wps="http://schemas.microsoft.com/office/word/2010/wordprocessingShape" xmlns:wpg="http://schemas.microsoft.com/office/word/2010/wordprocessingGroup" xmlns:mc="http://schemas.openxmlformats.org/markup-compatibility/2006" xmlns:wp14="http://schemas.microsoft.com/office/word/2010/wordprocessingDrawing" xmlns:w14="http://schemas.microsoft.com/office/word/2010/wordml" xmlns:w15="http://schemas.microsoft.com/office/word/2012/wordml" mc:Ignorable="w14 wp14 w15">
+<w:document xmlns:o="urn:schemas-microsoft-com:office:office" xmlns:r="http://schemas.openxmlformats.org/officeDocument/2006/relationships" xmlns:v="urn:schemas-microsoft-com:vml" xmlns:w="http://schemas.openxmlformats.org/wordprocessingml/2006/main" xmlns:w10="urn:schemas-microsoft-com:office:word" xmlns:wp="http://schemas.openxmlformats.org/drawingml/2006/wordprocessingDrawing" xmlns:wps="http://schemas.microsoft.com/office/word/2010/wordprocessingShape" xmlns:wpg="http://schemas.microsoft.com/office/word/2010/wordprocessingGroup" xmlns:mc="http://schemas.openxmlformats.org/markup-compatibility/2006" xmlns:wp14="http://schemas.microsoft.com/office/word/2010/wordprocessingDrawing" xmlns:w14="http://schemas.microsoft.com/office/word/2010/wordml" xmlns:w15="http://schemas.microsoft.com/office/word/2012/wordml" mc:Ignorable="w14 wp14 w15">
   <w:body>
     <w:p>
       <w:pPr>
         <w:pStyle w:val="Normal"/>
         <w:bidi w:val="0"/>
-        <w:jc w:val="start"/>
+        <w:jc w:val="left"/>
         <w:rPr/>
       </w:pPr>
       <w:r>
@@ -17,7 +17,7 @@
       <w:pPr>
         <w:pStyle w:val="Normal"/>
         <w:bidi w:val="0"/>
-        <w:jc w:val="start"/>
+        <w:jc w:val="left"/>
         <w:rPr/>
       </w:pPr>
       <w:r>
@@ -29,65 +29,9 @@
         <w:pStyle w:val="BodyText"/>
         <w:bidi w:val="0"/>
         <w:spacing w:lineRule="auto" w:line="276" w:before="0" w:after="140"/>
-        <w:jc w:val="start"/>
-        <w:rPr/>
-      </w:pPr>
-      <w:r>
-        <w:rPr/>
-        <w:t>非常好，这一步已经是</w:t>
-      </w:r>
-      <w:r>
-        <w:rPr>
-          <w:rStyle w:val="Strong"/>
-        </w:rPr>
-        <w:t xml:space="preserve">平台级前端 </w:t>
-      </w:r>
-      <w:r>
-        <w:rPr>
-          <w:rStyle w:val="Strong"/>
-        </w:rPr>
-        <w:t xml:space="preserve">+ BFF </w:t>
-      </w:r>
-      <w:r>
-        <w:rPr>
-          <w:rStyle w:val="Strong"/>
-        </w:rPr>
-        <w:t>的“方法论沉淀”了。</w:t>
-      </w:r>
-      <w:r>
-        <w:rPr>
-          <w:rStyle w:val="Strong"/>
-        </w:rPr>
-        <w:br/>
-      </w:r>
-      <w:r>
-        <w:rPr>
-          <w:rStyle w:val="Strong"/>
-        </w:rPr>
-        <w:t xml:space="preserve">下面我一次性把你要的 </w:t>
-      </w:r>
-      <w:r>
-        <w:rPr>
-          <w:rStyle w:val="Strong"/>
-        </w:rPr>
-        <w:t xml:space="preserve">3 </w:t>
-      </w:r>
-      <w:r>
-        <w:rPr>
-          <w:rStyle w:val="Strong"/>
-        </w:rPr>
-        <w:t>个产出 全部给你，而且完全不写代码</w:t>
-      </w:r>
-      <w:r>
-        <w:rPr/>
-        <w:t>，都是</w:t>
-      </w:r>
-      <w:r>
-        <w:rPr>
-          <w:rStyle w:val="Strong"/>
-        </w:rPr>
-        <w:t>可复用的设计资产</w:t>
-      </w:r>
+        <w:jc w:val="left"/>
+        <w:rPr/>
+      </w:pPr>
       <w:r>
         <w:rPr/>
         <w:t>。</w:t>
@@ -102,7 +46,7 @@
         </w:pBdr>
         <w:bidi w:val="0"/>
         <w:spacing w:before="0" w:after="283"/>
-        <w:jc w:val="start"/>
+        <w:jc w:val="left"/>
         <w:rPr/>
       </w:pPr>
       <w:r>
@@ -113,7 +57,7 @@
       <w:pPr>
         <w:pStyle w:val="Heading1"/>
         <w:bidi w:val="0"/>
-        <w:jc w:val="start"/>
+        <w:jc w:val="left"/>
         <w:rPr/>
       </w:pPr>
       <w:r>
@@ -133,7 +77,7 @@
       <w:pPr>
         <w:pStyle w:val="BlockQuotation"/>
         <w:bidi w:val="0"/>
-        <w:jc w:val="start"/>
+        <w:jc w:val="left"/>
         <w:rPr/>
       </w:pPr>
       <w:r>
@@ -163,7 +107,7 @@
       <w:pPr>
         <w:pStyle w:val="Heading2"/>
         <w:bidi w:val="0"/>
-        <w:jc w:val="start"/>
+        <w:jc w:val="left"/>
         <w:rPr/>
       </w:pPr>
       <w:r>
@@ -178,18 +122,18 @@
     <w:tbl>
       <w:tblPr>
         <w:tblW w:w="3711" w:type="dxa"/>
-        <w:jc w:val="start"/>
+        <w:jc w:val="left"/>
         <w:tblInd w:w="0" w:type="dxa"/>
         <w:tblLayout w:type="fixed"/>
         <w:tblCellMar>
           <w:top w:w="28" w:type="dxa"/>
-          <w:start w:w="28" w:type="dxa"/>
+          <w:left w:w="28" w:type="dxa"/>
           <w:bottom w:w="28" w:type="dxa"/>
-          <w:end w:w="28" w:type="dxa"/>
+          <w:right w:w="28" w:type="dxa"/>
         </w:tblCellMar>
       </w:tblPr>
       <w:tblGrid>
-        <w:gridCol w:w="1040"/>
+        <w:gridCol w:w="1039"/>
         <w:gridCol w:w="2671"/>
       </w:tblGrid>
       <w:tr>
@@ -198,7 +142,7 @@
         </w:trPr>
         <w:tc>
           <w:tcPr>
-            <w:tcW w:w="1040" w:type="dxa"/>
+            <w:tcW w:w="1039" w:type="dxa"/>
             <w:tcBorders/>
             <w:vAlign w:val="center"/>
           </w:tcPr>
@@ -241,7 +185,7 @@
         <w:trPr/>
         <w:tc>
           <w:tcPr>
-            <w:tcW w:w="1040" w:type="dxa"/>
+            <w:tcW w:w="1039" w:type="dxa"/>
             <w:tcBorders/>
             <w:vAlign w:val="center"/>
           </w:tcPr>
@@ -251,7 +195,7 @@
               <w:widowControl w:val="false"/>
               <w:suppressLineNumbers/>
               <w:bidi w:val="0"/>
-              <w:jc w:val="start"/>
+              <w:jc w:val="left"/>
               <w:rPr/>
             </w:pPr>
             <w:r>
@@ -272,7 +216,7 @@
               <w:widowControl w:val="false"/>
               <w:suppressLineNumbers/>
               <w:bidi w:val="0"/>
-              <w:jc w:val="start"/>
+              <w:jc w:val="left"/>
               <w:rPr/>
             </w:pPr>
             <w:r>
@@ -286,7 +230,7 @@
         <w:trPr/>
         <w:tc>
           <w:tcPr>
-            <w:tcW w:w="1040" w:type="dxa"/>
+            <w:tcW w:w="1039" w:type="dxa"/>
             <w:tcBorders/>
             <w:vAlign w:val="center"/>
           </w:tcPr>
@@ -296,7 +240,7 @@
               <w:widowControl w:val="false"/>
               <w:suppressLineNumbers/>
               <w:bidi w:val="0"/>
-              <w:jc w:val="start"/>
+              <w:jc w:val="left"/>
               <w:rPr/>
             </w:pPr>
             <w:r>
@@ -317,7 +261,7 @@
               <w:widowControl w:val="false"/>
               <w:suppressLineNumbers/>
               <w:bidi w:val="0"/>
-              <w:jc w:val="start"/>
+              <w:jc w:val="left"/>
               <w:rPr/>
             </w:pPr>
             <w:r>
@@ -331,7 +275,7 @@
         <w:trPr/>
         <w:tc>
           <w:tcPr>
-            <w:tcW w:w="1040" w:type="dxa"/>
+            <w:tcW w:w="1039" w:type="dxa"/>
             <w:tcBorders/>
             <w:vAlign w:val="center"/>
           </w:tcPr>
@@ -341,7 +285,7 @@
               <w:widowControl w:val="false"/>
               <w:suppressLineNumbers/>
               <w:bidi w:val="0"/>
-              <w:jc w:val="start"/>
+              <w:jc w:val="left"/>
               <w:rPr/>
             </w:pPr>
             <w:r>
@@ -362,7 +306,7 @@
               <w:widowControl w:val="false"/>
               <w:suppressLineNumbers/>
               <w:bidi w:val="0"/>
-              <w:jc w:val="start"/>
+              <w:jc w:val="left"/>
               <w:rPr/>
             </w:pPr>
             <w:r>
@@ -377,7 +321,7 @@
       <w:pPr>
         <w:pStyle w:val="HorizontalLine"/>
         <w:bidi w:val="0"/>
-        <w:jc w:val="start"/>
+        <w:jc w:val="left"/>
         <w:rPr/>
       </w:pPr>
       <w:r>
@@ -388,35 +332,596 @@
       <w:pPr>
         <w:pStyle w:val="Heading2"/>
         <w:bidi w:val="0"/>
-        <w:jc w:val="start"/>
-        <w:rPr/>
-      </w:pPr>
-      <w:r>
-        <w:rPr/>
-        <w:t xml:space="preserve">2️⃣ </w:t>
-      </w:r>
-      <w:r>
-        <w:rPr/>
-        <w:t>详细职责对照表（重点）</w:t>
+        <w:jc w:val="left"/>
+        <w:rPr/>
+      </w:pPr>
+      <w:r>
+        <w:rPr/>
       </w:r>
     </w:p>
     <w:tbl>
       <w:tblPr>
-        <w:tblW w:w="6746" w:type="dxa"/>
-        <w:jc w:val="start"/>
+        <w:tblW w:w="8910" w:type="dxa"/>
+        <w:jc w:val="left"/>
         <w:tblInd w:w="0" w:type="dxa"/>
         <w:tblLayout w:type="fixed"/>
         <w:tblCellMar>
           <w:top w:w="28" w:type="dxa"/>
-          <w:start w:w="28" w:type="dxa"/>
+          <w:left w:w="28" w:type="dxa"/>
           <w:bottom w:w="28" w:type="dxa"/>
-          <w:end w:w="28" w:type="dxa"/>
+          <w:right w:w="28" w:type="dxa"/>
         </w:tblCellMar>
       </w:tblPr>
       <w:tblGrid>
-        <w:gridCol w:w="1381"/>
-        <w:gridCol w:w="1859"/>
-        <w:gridCol w:w="1456"/>
+        <w:gridCol w:w="1981"/>
+        <w:gridCol w:w="3418"/>
+        <w:gridCol w:w="3511"/>
+      </w:tblGrid>
+      <w:tr>
+        <w:trPr>
+          <w:tblHeader w:val="true"/>
+        </w:trPr>
+        <w:tc>
+          <w:tcPr>
+            <w:tcW w:w="1981" w:type="dxa"/>
+            <w:tcBorders/>
+            <w:vAlign w:val="center"/>
+          </w:tcPr>
+          <w:p>
+            <w:pPr>
+              <w:pStyle w:val="TableHeading"/>
+              <w:rPr/>
+            </w:pPr>
+            <w:r>
+              <w:rPr/>
+              <w:t>层级</w:t>
+            </w:r>
+          </w:p>
+        </w:tc>
+        <w:tc>
+          <w:tcPr>
+            <w:tcW w:w="3418" w:type="dxa"/>
+            <w:tcBorders/>
+            <w:vAlign w:val="center"/>
+          </w:tcPr>
+          <w:p>
+            <w:pPr>
+              <w:pStyle w:val="TableHeading"/>
+              <w:rPr/>
+            </w:pPr>
+            <w:r>
+              <w:rPr/>
+              <w:t>你已有目录</w:t>
+            </w:r>
+          </w:p>
+        </w:tc>
+        <w:tc>
+          <w:tcPr>
+            <w:tcW w:w="3511" w:type="dxa"/>
+            <w:tcBorders/>
+            <w:vAlign w:val="center"/>
+          </w:tcPr>
+          <w:p>
+            <w:pPr>
+              <w:pStyle w:val="TableHeading"/>
+              <w:rPr/>
+            </w:pPr>
+            <w:r>
+              <w:rPr/>
+              <w:t>职责</w:t>
+            </w:r>
+          </w:p>
+        </w:tc>
+      </w:tr>
+      <w:tr>
+        <w:trPr/>
+        <w:tc>
+          <w:tcPr>
+            <w:tcW w:w="1981" w:type="dxa"/>
+            <w:tcBorders/>
+            <w:vAlign w:val="center"/>
+          </w:tcPr>
+          <w:p>
+            <w:pPr>
+              <w:pStyle w:val="TableContents"/>
+              <w:rPr/>
+            </w:pPr>
+            <w:r>
+              <w:rPr/>
+              <w:t>Page</w:t>
+            </w:r>
+          </w:p>
+        </w:tc>
+        <w:tc>
+          <w:tcPr>
+            <w:tcW w:w="3418" w:type="dxa"/>
+            <w:tcBorders/>
+            <w:vAlign w:val="center"/>
+          </w:tcPr>
+          <w:p>
+            <w:pPr>
+              <w:pStyle w:val="TableContents"/>
+              <w:rPr/>
+            </w:pPr>
+            <w:r>
+              <w:rPr/>
+              <w:t xml:space="preserve">前端 </w:t>
+            </w:r>
+            <w:r>
+              <w:rPr/>
+              <w:t>Page</w:t>
+            </w:r>
+          </w:p>
+        </w:tc>
+        <w:tc>
+          <w:tcPr>
+            <w:tcW w:w="3511" w:type="dxa"/>
+            <w:tcBorders/>
+            <w:vAlign w:val="center"/>
+          </w:tcPr>
+          <w:p>
+            <w:pPr>
+              <w:pStyle w:val="TableContents"/>
+              <w:rPr/>
+            </w:pPr>
+            <w:r>
+              <w:rPr/>
+              <w:t>决定加载顺序、依赖、错误处理</w:t>
+            </w:r>
+          </w:p>
+        </w:tc>
+      </w:tr>
+      <w:tr>
+        <w:trPr/>
+        <w:tc>
+          <w:tcPr>
+            <w:tcW w:w="1981" w:type="dxa"/>
+            <w:tcBorders/>
+            <w:vAlign w:val="center"/>
+          </w:tcPr>
+          <w:p>
+            <w:pPr>
+              <w:pStyle w:val="TableContents"/>
+              <w:rPr/>
+            </w:pPr>
+            <w:r>
+              <w:rPr/>
+              <w:t>View</w:t>
+            </w:r>
+          </w:p>
+        </w:tc>
+        <w:tc>
+          <w:tcPr>
+            <w:tcW w:w="3418" w:type="dxa"/>
+            <w:tcBorders/>
+            <w:vAlign w:val="center"/>
+          </w:tcPr>
+          <w:p>
+            <w:pPr>
+              <w:pStyle w:val="TableContents"/>
+              <w:rPr/>
+            </w:pPr>
+            <w:r>
+              <w:rPr/>
+              <w:t xml:space="preserve">前端 </w:t>
+            </w:r>
+            <w:r>
+              <w:rPr/>
+              <w:t>View</w:t>
+            </w:r>
+          </w:p>
+        </w:tc>
+        <w:tc>
+          <w:tcPr>
+            <w:tcW w:w="3511" w:type="dxa"/>
+            <w:tcBorders/>
+            <w:vAlign w:val="center"/>
+          </w:tcPr>
+          <w:p>
+            <w:pPr>
+              <w:pStyle w:val="TableContents"/>
+              <w:rPr/>
+            </w:pPr>
+            <w:r>
+              <w:rPr/>
+              <w:t xml:space="preserve">展示 </w:t>
+            </w:r>
+            <w:r>
+              <w:rPr/>
+              <w:t xml:space="preserve">+ </w:t>
+            </w:r>
+            <w:r>
+              <w:rPr/>
+              <w:t>用户操作</w:t>
+            </w:r>
+          </w:p>
+        </w:tc>
+      </w:tr>
+      <w:tr>
+        <w:trPr/>
+        <w:tc>
+          <w:tcPr>
+            <w:tcW w:w="1981" w:type="dxa"/>
+            <w:tcBorders/>
+            <w:vAlign w:val="center"/>
+          </w:tcPr>
+          <w:p>
+            <w:pPr>
+              <w:pStyle w:val="TableContents"/>
+              <w:rPr/>
+            </w:pPr>
+            <w:r>
+              <w:rPr/>
+              <w:t>GraphQL Query</w:t>
+            </w:r>
+          </w:p>
+        </w:tc>
+        <w:tc>
+          <w:tcPr>
+            <w:tcW w:w="3418" w:type="dxa"/>
+            <w:tcBorders/>
+            <w:vAlign w:val="center"/>
+          </w:tcPr>
+          <w:p>
+            <w:pPr>
+              <w:pStyle w:val="TableContents"/>
+              <w:rPr/>
+            </w:pPr>
+            <w:r>
+              <w:rPr>
+                <w:rStyle w:val="SourceText"/>
+              </w:rPr>
+              <w:t>schema/query.graphql</w:t>
+            </w:r>
+          </w:p>
+        </w:tc>
+        <w:tc>
+          <w:tcPr>
+            <w:tcW w:w="3511" w:type="dxa"/>
+            <w:tcBorders/>
+            <w:vAlign w:val="center"/>
+          </w:tcPr>
+          <w:p>
+            <w:pPr>
+              <w:pStyle w:val="TableContents"/>
+              <w:rPr/>
+            </w:pPr>
+            <w:r>
+              <w:rPr/>
+              <w:t>页面级读模型</w:t>
+            </w:r>
+          </w:p>
+        </w:tc>
+      </w:tr>
+      <w:tr>
+        <w:trPr/>
+        <w:tc>
+          <w:tcPr>
+            <w:tcW w:w="1981" w:type="dxa"/>
+            <w:tcBorders/>
+            <w:vAlign w:val="center"/>
+          </w:tcPr>
+          <w:p>
+            <w:pPr>
+              <w:pStyle w:val="TableContents"/>
+              <w:rPr/>
+            </w:pPr>
+            <w:r>
+              <w:rPr/>
+              <w:t>GraphQL Mutation</w:t>
+            </w:r>
+          </w:p>
+        </w:tc>
+        <w:tc>
+          <w:tcPr>
+            <w:tcW w:w="3418" w:type="dxa"/>
+            <w:tcBorders/>
+            <w:vAlign w:val="center"/>
+          </w:tcPr>
+          <w:p>
+            <w:pPr>
+              <w:pStyle w:val="TableContents"/>
+              <w:rPr/>
+            </w:pPr>
+            <w:r>
+              <w:rPr>
+                <w:rStyle w:val="SourceText"/>
+              </w:rPr>
+              <w:t>schema/mutation.graphql</w:t>
+            </w:r>
+          </w:p>
+        </w:tc>
+        <w:tc>
+          <w:tcPr>
+            <w:tcW w:w="3511" w:type="dxa"/>
+            <w:tcBorders/>
+            <w:vAlign w:val="center"/>
+          </w:tcPr>
+          <w:p>
+            <w:pPr>
+              <w:pStyle w:val="TableContents"/>
+              <w:rPr/>
+            </w:pPr>
+            <w:r>
+              <w:rPr/>
+              <w:t>页面级写行为</w:t>
+            </w:r>
+          </w:p>
+        </w:tc>
+      </w:tr>
+      <w:tr>
+        <w:trPr/>
+        <w:tc>
+          <w:tcPr>
+            <w:tcW w:w="1981" w:type="dxa"/>
+            <w:tcBorders/>
+            <w:vAlign w:val="center"/>
+          </w:tcPr>
+          <w:p>
+            <w:pPr>
+              <w:pStyle w:val="TableContents"/>
+              <w:rPr/>
+            </w:pPr>
+            <w:r>
+              <w:rPr/>
+              <w:t>Resolver</w:t>
+            </w:r>
+          </w:p>
+        </w:tc>
+        <w:tc>
+          <w:tcPr>
+            <w:tcW w:w="3418" w:type="dxa"/>
+            <w:tcBorders/>
+            <w:vAlign w:val="center"/>
+          </w:tcPr>
+          <w:p>
+            <w:pPr>
+              <w:pStyle w:val="TableContents"/>
+              <w:rPr/>
+            </w:pPr>
+            <w:r>
+              <w:rPr>
+                <w:rStyle w:val="SourceText"/>
+              </w:rPr>
+              <w:t>resolvers/*</w:t>
+            </w:r>
+          </w:p>
+        </w:tc>
+        <w:tc>
+          <w:tcPr>
+            <w:tcW w:w="3511" w:type="dxa"/>
+            <w:tcBorders/>
+            <w:vAlign w:val="center"/>
+          </w:tcPr>
+          <w:p>
+            <w:pPr>
+              <w:pStyle w:val="TableContents"/>
+              <w:rPr/>
+            </w:pPr>
+            <w:r>
+              <w:rPr/>
+              <w:t xml:space="preserve">协调 </w:t>
+            </w:r>
+            <w:r>
+              <w:rPr/>
+              <w:t>service</w:t>
+            </w:r>
+          </w:p>
+        </w:tc>
+      </w:tr>
+      <w:tr>
+        <w:trPr/>
+        <w:tc>
+          <w:tcPr>
+            <w:tcW w:w="1981" w:type="dxa"/>
+            <w:tcBorders/>
+            <w:vAlign w:val="center"/>
+          </w:tcPr>
+          <w:p>
+            <w:pPr>
+              <w:pStyle w:val="TableContents"/>
+              <w:rPr/>
+            </w:pPr>
+            <w:r>
+              <w:rPr/>
+              <w:t>Service</w:t>
+            </w:r>
+          </w:p>
+        </w:tc>
+        <w:tc>
+          <w:tcPr>
+            <w:tcW w:w="3418" w:type="dxa"/>
+            <w:tcBorders/>
+            <w:vAlign w:val="center"/>
+          </w:tcPr>
+          <w:p>
+            <w:pPr>
+              <w:pStyle w:val="TableContents"/>
+              <w:rPr/>
+            </w:pPr>
+            <w:r>
+              <w:rPr>
+                <w:rStyle w:val="SourceText"/>
+              </w:rPr>
+              <w:t>services/*_client.py</w:t>
+            </w:r>
+          </w:p>
+        </w:tc>
+        <w:tc>
+          <w:tcPr>
+            <w:tcW w:w="3511" w:type="dxa"/>
+            <w:tcBorders/>
+            <w:vAlign w:val="center"/>
+          </w:tcPr>
+          <w:p>
+            <w:pPr>
+              <w:pStyle w:val="TableContents"/>
+              <w:rPr/>
+            </w:pPr>
+            <w:r>
+              <w:rPr/>
+              <w:t>调用真实后端</w:t>
+            </w:r>
+          </w:p>
+        </w:tc>
+      </w:tr>
+      <w:tr>
+        <w:trPr/>
+        <w:tc>
+          <w:tcPr>
+            <w:tcW w:w="1981" w:type="dxa"/>
+            <w:tcBorders/>
+            <w:vAlign w:val="center"/>
+          </w:tcPr>
+          <w:p>
+            <w:pPr>
+              <w:pStyle w:val="TableContents"/>
+              <w:rPr/>
+            </w:pPr>
+            <w:r>
+              <w:rPr/>
+              <w:t>Auth</w:t>
+            </w:r>
+          </w:p>
+        </w:tc>
+        <w:tc>
+          <w:tcPr>
+            <w:tcW w:w="3418" w:type="dxa"/>
+            <w:tcBorders/>
+            <w:vAlign w:val="center"/>
+          </w:tcPr>
+          <w:p>
+            <w:pPr>
+              <w:pStyle w:val="TableContents"/>
+              <w:rPr/>
+            </w:pPr>
+            <w:r>
+              <w:rPr>
+                <w:rStyle w:val="SourceText"/>
+              </w:rPr>
+              <w:t>auth/jwt.py + rbac.py</w:t>
+            </w:r>
+          </w:p>
+        </w:tc>
+        <w:tc>
+          <w:tcPr>
+            <w:tcW w:w="3511" w:type="dxa"/>
+            <w:tcBorders/>
+            <w:vAlign w:val="center"/>
+          </w:tcPr>
+          <w:p>
+            <w:pPr>
+              <w:pStyle w:val="TableContents"/>
+              <w:rPr/>
+            </w:pPr>
+            <w:r>
+              <w:rPr/>
+              <w:t>页面权限控制</w:t>
+            </w:r>
+          </w:p>
+        </w:tc>
+      </w:tr>
+      <w:tr>
+        <w:trPr/>
+        <w:tc>
+          <w:tcPr>
+            <w:tcW w:w="1981" w:type="dxa"/>
+            <w:tcBorders/>
+            <w:vAlign w:val="center"/>
+          </w:tcPr>
+          <w:p>
+            <w:pPr>
+              <w:pStyle w:val="TableContents"/>
+              <w:rPr/>
+            </w:pPr>
+            <w:r>
+              <w:rPr/>
+              <w:t>Cache</w:t>
+            </w:r>
+          </w:p>
+        </w:tc>
+        <w:tc>
+          <w:tcPr>
+            <w:tcW w:w="3418" w:type="dxa"/>
+            <w:tcBorders/>
+            <w:vAlign w:val="center"/>
+          </w:tcPr>
+          <w:p>
+            <w:pPr>
+              <w:pStyle w:val="TableContents"/>
+              <w:rPr/>
+            </w:pPr>
+            <w:r>
+              <w:rPr>
+                <w:rStyle w:val="SourceText"/>
+              </w:rPr>
+              <w:t>cache/redis.py</w:t>
+            </w:r>
+          </w:p>
+        </w:tc>
+        <w:tc>
+          <w:tcPr>
+            <w:tcW w:w="3511" w:type="dxa"/>
+            <w:tcBorders/>
+            <w:vAlign w:val="center"/>
+          </w:tcPr>
+          <w:p>
+            <w:pPr>
+              <w:pStyle w:val="TableContents"/>
+              <w:rPr/>
+            </w:pPr>
+            <w:r>
+              <w:rPr/>
+              <w:t>页面级缓存</w:t>
+            </w:r>
+          </w:p>
+        </w:tc>
+      </w:tr>
+    </w:tbl>
+    <w:p>
+      <w:pPr>
+        <w:pStyle w:val="BodyText"/>
+        <w:bidi w:val="0"/>
+        <w:jc w:val="left"/>
+        <w:rPr/>
+      </w:pPr>
+      <w:r>
+        <w:rPr/>
+      </w:r>
+    </w:p>
+    <w:p>
+      <w:pPr>
+        <w:pStyle w:val="Heading2"/>
+        <w:bidi w:val="0"/>
+        <w:jc w:val="left"/>
+        <w:rPr/>
+      </w:pPr>
+      <w:r>
+        <w:rPr/>
+        <w:t xml:space="preserve">2️⃣ </w:t>
+      </w:r>
+      <w:r>
+        <w:rPr/>
+        <w:t>详细职责对照表（重点）</w:t>
+      </w:r>
+    </w:p>
+    <w:tbl>
+      <w:tblPr>
+        <w:tblW w:w="6746" w:type="dxa"/>
+        <w:jc w:val="left"/>
+        <w:tblInd w:w="0" w:type="dxa"/>
+        <w:tblLayout w:type="fixed"/>
+        <w:tblCellMar>
+          <w:top w:w="28" w:type="dxa"/>
+          <w:left w:w="28" w:type="dxa"/>
+          <w:bottom w:w="28" w:type="dxa"/>
+          <w:right w:w="28" w:type="dxa"/>
+        </w:tblCellMar>
+      </w:tblPr>
+      <w:tblGrid>
+        <w:gridCol w:w="1380"/>
+        <w:gridCol w:w="1860"/>
+        <w:gridCol w:w="1455"/>
         <w:gridCol w:w="2050"/>
       </w:tblGrid>
       <w:tr>
@@ -425,7 +930,7 @@
         </w:trPr>
         <w:tc>
           <w:tcPr>
-            <w:tcW w:w="1381" w:type="dxa"/>
+            <w:tcW w:w="1380" w:type="dxa"/>
             <w:tcBorders/>
             <w:vAlign w:val="center"/>
           </w:tcPr>
@@ -445,7 +950,7 @@
         </w:tc>
         <w:tc>
           <w:tcPr>
-            <w:tcW w:w="1859" w:type="dxa"/>
+            <w:tcW w:w="1860" w:type="dxa"/>
             <w:tcBorders/>
             <w:vAlign w:val="center"/>
           </w:tcPr>
@@ -469,7 +974,7 @@
         </w:tc>
         <w:tc>
           <w:tcPr>
-            <w:tcW w:w="1456" w:type="dxa"/>
+            <w:tcW w:w="1455" w:type="dxa"/>
             <w:tcBorders/>
             <w:vAlign w:val="center"/>
           </w:tcPr>
@@ -528,7 +1033,7 @@
         <w:trPr/>
         <w:tc>
           <w:tcPr>
-            <w:tcW w:w="1381" w:type="dxa"/>
+            <w:tcW w:w="1380" w:type="dxa"/>
             <w:tcBorders/>
             <w:vAlign w:val="center"/>
           </w:tcPr>
@@ -538,7 +1043,7 @@
               <w:widowControl w:val="false"/>
               <w:suppressLineNumbers/>
               <w:bidi w:val="0"/>
-              <w:jc w:val="start"/>
+              <w:jc w:val="left"/>
               <w:rPr/>
             </w:pPr>
             <w:r>
@@ -549,7 +1054,7 @@
         </w:tc>
         <w:tc>
           <w:tcPr>
-            <w:tcW w:w="1859" w:type="dxa"/>
+            <w:tcW w:w="1860" w:type="dxa"/>
             <w:tcBorders/>
             <w:vAlign w:val="center"/>
           </w:tcPr>
@@ -559,7 +1064,7 @@
               <w:widowControl w:val="false"/>
               <w:suppressLineNumbers/>
               <w:bidi w:val="0"/>
-              <w:jc w:val="start"/>
+              <w:jc w:val="left"/>
               <w:rPr/>
             </w:pPr>
             <w:r>
@@ -570,7 +1075,7 @@
         </w:tc>
         <w:tc>
           <w:tcPr>
-            <w:tcW w:w="1456" w:type="dxa"/>
+            <w:tcW w:w="1455" w:type="dxa"/>
             <w:tcBorders/>
             <w:vAlign w:val="center"/>
           </w:tcPr>
@@ -580,7 +1085,7 @@
               <w:widowControl w:val="false"/>
               <w:suppressLineNumbers/>
               <w:bidi w:val="0"/>
-              <w:jc w:val="start"/>
+              <w:jc w:val="left"/>
               <w:rPr/>
             </w:pPr>
             <w:r>
@@ -601,7 +1106,7 @@
               <w:widowControl w:val="false"/>
               <w:suppressLineNumbers/>
               <w:bidi w:val="0"/>
-              <w:jc w:val="start"/>
+              <w:jc w:val="left"/>
               <w:rPr/>
             </w:pPr>
             <w:r>
@@ -615,7 +1120,7 @@
         <w:trPr/>
         <w:tc>
           <w:tcPr>
-            <w:tcW w:w="1381" w:type="dxa"/>
+            <w:tcW w:w="1380" w:type="dxa"/>
             <w:tcBorders/>
             <w:vAlign w:val="center"/>
           </w:tcPr>
@@ -625,7 +1130,7 @@
               <w:widowControl w:val="false"/>
               <w:suppressLineNumbers/>
               <w:bidi w:val="0"/>
-              <w:jc w:val="start"/>
+              <w:jc w:val="left"/>
               <w:rPr/>
             </w:pPr>
             <w:r>
@@ -636,7 +1141,7 @@
         </w:tc>
         <w:tc>
           <w:tcPr>
-            <w:tcW w:w="1859" w:type="dxa"/>
+            <w:tcW w:w="1860" w:type="dxa"/>
             <w:tcBorders/>
             <w:vAlign w:val="center"/>
           </w:tcPr>
@@ -646,7 +1151,7 @@
               <w:widowControl w:val="false"/>
               <w:suppressLineNumbers/>
               <w:bidi w:val="0"/>
-              <w:jc w:val="start"/>
+              <w:jc w:val="left"/>
               <w:rPr/>
             </w:pPr>
             <w:r>
@@ -657,7 +1162,7 @@
         </w:tc>
         <w:tc>
           <w:tcPr>
-            <w:tcW w:w="1456" w:type="dxa"/>
+            <w:tcW w:w="1455" w:type="dxa"/>
             <w:tcBorders/>
             <w:vAlign w:val="center"/>
           </w:tcPr>
@@ -667,7 +1172,7 @@
               <w:widowControl w:val="false"/>
               <w:suppressLineNumbers/>
               <w:bidi w:val="0"/>
-              <w:jc w:val="start"/>
+              <w:jc w:val="left"/>
               <w:rPr/>
             </w:pPr>
             <w:r>
@@ -688,7 +1193,7 @@
               <w:widowControl w:val="false"/>
               <w:suppressLineNumbers/>
               <w:bidi w:val="0"/>
-              <w:jc w:val="start"/>
+              <w:jc w:val="left"/>
               <w:rPr/>
             </w:pPr>
             <w:r>
@@ -702,7 +1207,7 @@
         <w:trPr/>
         <w:tc>
           <w:tcPr>
-            <w:tcW w:w="1381" w:type="dxa"/>
+            <w:tcW w:w="1380" w:type="dxa"/>
             <w:tcBorders/>
             <w:vAlign w:val="center"/>
           </w:tcPr>
@@ -712,7 +1217,7 @@
               <w:widowControl w:val="false"/>
               <w:suppressLineNumbers/>
               <w:bidi w:val="0"/>
-              <w:jc w:val="start"/>
+              <w:jc w:val="left"/>
               <w:rPr/>
             </w:pPr>
             <w:r>
@@ -723,7 +1228,7 @@
         </w:tc>
         <w:tc>
           <w:tcPr>
-            <w:tcW w:w="1859" w:type="dxa"/>
+            <w:tcW w:w="1860" w:type="dxa"/>
             <w:tcBorders/>
             <w:vAlign w:val="center"/>
           </w:tcPr>
@@ -733,7 +1238,7 @@
               <w:widowControl w:val="false"/>
               <w:suppressLineNumbers/>
               <w:bidi w:val="0"/>
-              <w:jc w:val="start"/>
+              <w:jc w:val="left"/>
               <w:rPr/>
             </w:pPr>
             <w:r>
@@ -744,7 +1249,7 @@
         </w:tc>
         <w:tc>
           <w:tcPr>
-            <w:tcW w:w="1456" w:type="dxa"/>
+            <w:tcW w:w="1455" w:type="dxa"/>
             <w:tcBorders/>
             <w:vAlign w:val="center"/>
           </w:tcPr>
@@ -754,7 +1259,7 @@
               <w:widowControl w:val="false"/>
               <w:suppressLineNumbers/>
               <w:bidi w:val="0"/>
-              <w:jc w:val="start"/>
+              <w:jc w:val="left"/>
               <w:rPr/>
             </w:pPr>
             <w:r>
@@ -775,7 +1280,7 @@
               <w:widowControl w:val="false"/>
               <w:suppressLineNumbers/>
               <w:bidi w:val="0"/>
-              <w:jc w:val="start"/>
+              <w:jc w:val="left"/>
               <w:rPr/>
             </w:pPr>
             <w:r>
@@ -789,7 +1294,7 @@
         <w:trPr/>
         <w:tc>
           <w:tcPr>
-            <w:tcW w:w="1381" w:type="dxa"/>
+            <w:tcW w:w="1380" w:type="dxa"/>
             <w:tcBorders/>
             <w:vAlign w:val="center"/>
           </w:tcPr>
@@ -799,7 +1304,7 @@
               <w:widowControl w:val="false"/>
               <w:suppressLineNumbers/>
               <w:bidi w:val="0"/>
-              <w:jc w:val="start"/>
+              <w:jc w:val="left"/>
               <w:rPr/>
             </w:pPr>
             <w:r>
@@ -814,7 +1319,7 @@
         </w:tc>
         <w:tc>
           <w:tcPr>
-            <w:tcW w:w="1859" w:type="dxa"/>
+            <w:tcW w:w="1860" w:type="dxa"/>
             <w:tcBorders/>
             <w:vAlign w:val="center"/>
           </w:tcPr>
@@ -824,7 +1329,7 @@
               <w:widowControl w:val="false"/>
               <w:suppressLineNumbers/>
               <w:bidi w:val="0"/>
-              <w:jc w:val="start"/>
+              <w:jc w:val="left"/>
               <w:rPr/>
             </w:pPr>
             <w:r>
@@ -835,7 +1340,7 @@
         </w:tc>
         <w:tc>
           <w:tcPr>
-            <w:tcW w:w="1456" w:type="dxa"/>
+            <w:tcW w:w="1455" w:type="dxa"/>
             <w:tcBorders/>
             <w:vAlign w:val="center"/>
           </w:tcPr>
@@ -845,7 +1350,7 @@
               <w:widowControl w:val="false"/>
               <w:suppressLineNumbers/>
               <w:bidi w:val="0"/>
-              <w:jc w:val="start"/>
+              <w:jc w:val="left"/>
               <w:rPr/>
             </w:pPr>
             <w:r>
@@ -866,7 +1371,7 @@
               <w:widowControl w:val="false"/>
               <w:suppressLineNumbers/>
               <w:bidi w:val="0"/>
-              <w:jc w:val="start"/>
+              <w:jc w:val="left"/>
               <w:rPr/>
             </w:pPr>
             <w:r>
@@ -880,7 +1385,7 @@
         <w:trPr/>
         <w:tc>
           <w:tcPr>
-            <w:tcW w:w="1381" w:type="dxa"/>
+            <w:tcW w:w="1380" w:type="dxa"/>
             <w:tcBorders/>
             <w:vAlign w:val="center"/>
           </w:tcPr>
@@ -890,7 +1395,7 @@
               <w:widowControl w:val="false"/>
               <w:suppressLineNumbers/>
               <w:bidi w:val="0"/>
-              <w:jc w:val="start"/>
+              <w:jc w:val="left"/>
               <w:rPr/>
             </w:pPr>
             <w:r>
@@ -901,7 +1406,7 @@
         </w:tc>
         <w:tc>
           <w:tcPr>
-            <w:tcW w:w="1859" w:type="dxa"/>
+            <w:tcW w:w="1860" w:type="dxa"/>
             <w:tcBorders/>
             <w:vAlign w:val="center"/>
           </w:tcPr>
@@ -911,7 +1416,7 @@
               <w:widowControl w:val="false"/>
               <w:suppressLineNumbers/>
               <w:bidi w:val="0"/>
-              <w:jc w:val="start"/>
+              <w:jc w:val="left"/>
               <w:rPr/>
             </w:pPr>
             <w:r>
@@ -922,7 +1427,7 @@
         </w:tc>
         <w:tc>
           <w:tcPr>
-            <w:tcW w:w="1456" w:type="dxa"/>
+            <w:tcW w:w="1455" w:type="dxa"/>
             <w:tcBorders/>
             <w:vAlign w:val="center"/>
           </w:tcPr>
@@ -932,7 +1437,7 @@
               <w:widowControl w:val="false"/>
               <w:suppressLineNumbers/>
               <w:bidi w:val="0"/>
-              <w:jc w:val="start"/>
+              <w:jc w:val="left"/>
               <w:rPr/>
             </w:pPr>
             <w:r>
@@ -953,7 +1458,7 @@
               <w:widowControl w:val="false"/>
               <w:suppressLineNumbers/>
               <w:bidi w:val="0"/>
-              <w:jc w:val="start"/>
+              <w:jc w:val="left"/>
               <w:rPr/>
             </w:pPr>
             <w:r>
@@ -971,7 +1476,7 @@
         <w:trPr/>
         <w:tc>
           <w:tcPr>
-            <w:tcW w:w="1381" w:type="dxa"/>
+            <w:tcW w:w="1380" w:type="dxa"/>
             <w:tcBorders/>
             <w:vAlign w:val="center"/>
           </w:tcPr>
@@ -981,7 +1486,7 @@
               <w:widowControl w:val="false"/>
               <w:suppressLineNumbers/>
               <w:bidi w:val="0"/>
-              <w:jc w:val="start"/>
+              <w:jc w:val="left"/>
               <w:rPr/>
             </w:pPr>
             <w:r>
@@ -992,7 +1497,7 @@
         </w:tc>
         <w:tc>
           <w:tcPr>
-            <w:tcW w:w="1859" w:type="dxa"/>
+            <w:tcW w:w="1860" w:type="dxa"/>
             <w:tcBorders/>
             <w:vAlign w:val="center"/>
           </w:tcPr>
@@ -1002,7 +1507,7 @@
               <w:widowControl w:val="false"/>
               <w:suppressLineNumbers/>
               <w:bidi w:val="0"/>
-              <w:jc w:val="start"/>
+              <w:jc w:val="left"/>
               <w:rPr/>
             </w:pPr>
             <w:r>
@@ -1013,7 +1518,7 @@
         </w:tc>
         <w:tc>
           <w:tcPr>
-            <w:tcW w:w="1456" w:type="dxa"/>
+            <w:tcW w:w="1455" w:type="dxa"/>
             <w:tcBorders/>
             <w:vAlign w:val="center"/>
           </w:tcPr>
@@ -1023,7 +1528,7 @@
               <w:widowControl w:val="false"/>
               <w:suppressLineNumbers/>
               <w:bidi w:val="0"/>
-              <w:jc w:val="start"/>
+              <w:jc w:val="left"/>
               <w:rPr/>
             </w:pPr>
             <w:r>
@@ -1044,7 +1549,7 @@
               <w:widowControl w:val="false"/>
               <w:suppressLineNumbers/>
               <w:bidi w:val="0"/>
-              <w:jc w:val="start"/>
+              <w:jc w:val="left"/>
               <w:rPr/>
             </w:pPr>
             <w:r>
@@ -1058,7 +1563,7 @@
         <w:trPr/>
         <w:tc>
           <w:tcPr>
-            <w:tcW w:w="1381" w:type="dxa"/>
+            <w:tcW w:w="1380" w:type="dxa"/>
             <w:tcBorders/>
             <w:vAlign w:val="center"/>
           </w:tcPr>
@@ -1068,7 +1573,7 @@
               <w:widowControl w:val="false"/>
               <w:suppressLineNumbers/>
               <w:bidi w:val="0"/>
-              <w:jc w:val="start"/>
+              <w:jc w:val="left"/>
               <w:rPr/>
             </w:pPr>
             <w:r>
@@ -1079,7 +1584,7 @@
         </w:tc>
         <w:tc>
           <w:tcPr>
-            <w:tcW w:w="1859" w:type="dxa"/>
+            <w:tcW w:w="1860" w:type="dxa"/>
             <w:tcBorders/>
             <w:vAlign w:val="center"/>
           </w:tcPr>
@@ -1089,7 +1594,7 @@
               <w:widowControl w:val="false"/>
               <w:suppressLineNumbers/>
               <w:bidi w:val="0"/>
-              <w:jc w:val="start"/>
+              <w:jc w:val="left"/>
               <w:rPr/>
             </w:pPr>
             <w:r>
@@ -1104,7 +1609,7 @@
         </w:tc>
         <w:tc>
           <w:tcPr>
-            <w:tcW w:w="1456" w:type="dxa"/>
+            <w:tcW w:w="1455" w:type="dxa"/>
             <w:tcBorders/>
             <w:vAlign w:val="center"/>
           </w:tcPr>
@@ -1114,7 +1619,7 @@
               <w:widowControl w:val="false"/>
               <w:suppressLineNumbers/>
               <w:bidi w:val="0"/>
-              <w:jc w:val="start"/>
+              <w:jc w:val="left"/>
               <w:rPr/>
             </w:pPr>
             <w:r>
@@ -1139,7 +1644,7 @@
               <w:widowControl w:val="false"/>
               <w:suppressLineNumbers/>
               <w:bidi w:val="0"/>
-              <w:jc w:val="start"/>
+              <w:jc w:val="left"/>
               <w:rPr/>
             </w:pPr>
             <w:r>
@@ -1157,7 +1662,7 @@
         <w:trPr/>
         <w:tc>
           <w:tcPr>
-            <w:tcW w:w="1381" w:type="dxa"/>
+            <w:tcW w:w="1380" w:type="dxa"/>
             <w:tcBorders/>
             <w:vAlign w:val="center"/>
           </w:tcPr>
@@ -1167,7 +1672,7 @@
               <w:widowControl w:val="false"/>
               <w:suppressLineNumbers/>
               <w:bidi w:val="0"/>
-              <w:jc w:val="start"/>
+              <w:jc w:val="left"/>
               <w:rPr/>
             </w:pPr>
             <w:r>
@@ -1178,7 +1683,7 @@
         </w:tc>
         <w:tc>
           <w:tcPr>
-            <w:tcW w:w="1859" w:type="dxa"/>
+            <w:tcW w:w="1860" w:type="dxa"/>
             <w:tcBorders/>
             <w:vAlign w:val="center"/>
           </w:tcPr>
@@ -1188,7 +1693,7 @@
               <w:widowControl w:val="false"/>
               <w:suppressLineNumbers/>
               <w:bidi w:val="0"/>
-              <w:jc w:val="start"/>
+              <w:jc w:val="left"/>
               <w:rPr/>
             </w:pPr>
             <w:r>
@@ -1199,7 +1704,7 @@
         </w:tc>
         <w:tc>
           <w:tcPr>
-            <w:tcW w:w="1456" w:type="dxa"/>
+            <w:tcW w:w="1455" w:type="dxa"/>
             <w:tcBorders/>
             <w:vAlign w:val="center"/>
           </w:tcPr>
@@ -1209,7 +1714,7 @@
               <w:widowControl w:val="false"/>
               <w:suppressLineNumbers/>
               <w:bidi w:val="0"/>
-              <w:jc w:val="start"/>
+              <w:jc w:val="left"/>
               <w:rPr/>
             </w:pPr>
             <w:r>
@@ -1230,7 +1735,7 @@
               <w:widowControl w:val="false"/>
               <w:suppressLineNumbers/>
               <w:bidi w:val="0"/>
-              <w:jc w:val="start"/>
+              <w:jc w:val="left"/>
               <w:rPr/>
             </w:pPr>
             <w:r>
@@ -1249,7 +1754,7 @@
       <w:pPr>
         <w:pStyle w:val="BlockQuotation"/>
         <w:bidi w:val="0"/>
-        <w:jc w:val="start"/>
+        <w:jc w:val="left"/>
         <w:rPr/>
       </w:pPr>
       <w:r>
@@ -1275,8 +1780,8 @@
           <w:tab w:val="left" w:pos="1276" w:leader="none"/>
         </w:tabs>
         <w:bidi w:val="0"/>
-        <w:ind w:hanging="283" w:start="1276"/>
-        <w:jc w:val="start"/>
+        <w:ind w:hanging="283" w:left="1276" w:right="567"/>
+        <w:jc w:val="left"/>
         <w:rPr/>
       </w:pPr>
       <w:r>
@@ -1300,8 +1805,8 @@
           <w:tab w:val="left" w:pos="1276" w:leader="none"/>
         </w:tabs>
         <w:bidi w:val="0"/>
-        <w:ind w:hanging="283" w:start="1276"/>
-        <w:jc w:val="start"/>
+        <w:ind w:hanging="283" w:left="1276" w:right="567"/>
+        <w:jc w:val="left"/>
         <w:rPr/>
       </w:pPr>
       <w:r>
@@ -1325,8 +1830,8 @@
           <w:tab w:val="left" w:pos="1276" w:leader="none"/>
         </w:tabs>
         <w:bidi w:val="0"/>
-        <w:ind w:hanging="283" w:start="1276"/>
-        <w:jc w:val="start"/>
+        <w:ind w:hanging="283" w:left="1276" w:right="567"/>
+        <w:jc w:val="left"/>
         <w:rPr/>
       </w:pPr>
       <w:r>
@@ -1346,7 +1851,7 @@
       <w:pPr>
         <w:pStyle w:val="HorizontalLine"/>
         <w:bidi w:val="0"/>
-        <w:jc w:val="start"/>
+        <w:jc w:val="left"/>
         <w:rPr/>
       </w:pPr>
       <w:r>
@@ -1357,7 +1862,7 @@
       <w:pPr>
         <w:pStyle w:val="Heading1"/>
         <w:bidi w:val="0"/>
-        <w:jc w:val="start"/>
+        <w:jc w:val="left"/>
         <w:rPr/>
       </w:pPr>
       <w:r>
@@ -1385,7 +1890,7 @@
       <w:pPr>
         <w:pStyle w:val="BodyText"/>
         <w:bidi w:val="0"/>
-        <w:jc w:val="start"/>
+        <w:jc w:val="left"/>
         <w:rPr/>
       </w:pPr>
       <w:r>
@@ -1397,7 +1902,7 @@
       <w:pPr>
         <w:pStyle w:val="HorizontalLine"/>
         <w:bidi w:val="0"/>
-        <w:jc w:val="start"/>
+        <w:jc w:val="left"/>
         <w:rPr/>
       </w:pPr>
       <w:r>
@@ -1408,7 +1913,7 @@
       <w:pPr>
         <w:pStyle w:val="Heading2"/>
         <w:bidi w:val="0"/>
-        <w:jc w:val="start"/>
+        <w:jc w:val="left"/>
         <w:rPr/>
       </w:pPr>
       <w:r>
@@ -1424,7 +1929,7 @@
       <w:pPr>
         <w:pStyle w:val="BodyText"/>
         <w:bidi w:val="0"/>
-        <w:jc w:val="start"/>
+        <w:jc w:val="left"/>
         <w:rPr/>
       </w:pPr>
       <w:r>
@@ -1459,7 +1964,7 @@
       <w:pPr>
         <w:pStyle w:val="BodyText"/>
         <w:bidi w:val="0"/>
-        <w:jc w:val="start"/>
+        <w:jc w:val="left"/>
         <w:rPr/>
       </w:pPr>
       <w:r>
@@ -1475,12 +1980,11 @@
           <w:numId w:val="2"/>
         </w:numPr>
         <w:tabs>
-          <w:tab w:val="clear" w:pos="709"/>
           <w:tab w:val="left" w:pos="709" w:leader="none"/>
         </w:tabs>
         <w:bidi w:val="0"/>
-        <w:ind w:hanging="283" w:start="709"/>
-        <w:jc w:val="start"/>
+        <w:ind w:hanging="283" w:left="709"/>
+        <w:jc w:val="left"/>
         <w:rPr/>
       </w:pPr>
       <w:r>
@@ -1496,12 +2000,11 @@
           <w:numId w:val="2"/>
         </w:numPr>
         <w:tabs>
-          <w:tab w:val="clear" w:pos="709"/>
           <w:tab w:val="left" w:pos="709" w:leader="none"/>
         </w:tabs>
         <w:bidi w:val="0"/>
-        <w:ind w:hanging="283" w:start="709"/>
-        <w:jc w:val="start"/>
+        <w:ind w:hanging="283" w:left="709"/>
+        <w:jc w:val="left"/>
         <w:rPr/>
       </w:pPr>
       <w:r>
@@ -1525,12 +2028,11 @@
           <w:numId w:val="2"/>
         </w:numPr>
         <w:tabs>
-          <w:tab w:val="clear" w:pos="709"/>
           <w:tab w:val="left" w:pos="709" w:leader="none"/>
         </w:tabs>
         <w:bidi w:val="0"/>
-        <w:ind w:hanging="283" w:start="709"/>
-        <w:jc w:val="start"/>
+        <w:ind w:hanging="283" w:left="709"/>
+        <w:jc w:val="left"/>
         <w:rPr/>
       </w:pPr>
       <w:r>
@@ -1542,7 +2044,7 @@
       <w:pPr>
         <w:pStyle w:val="HorizontalLine"/>
         <w:bidi w:val="0"/>
-        <w:jc w:val="start"/>
+        <w:jc w:val="left"/>
         <w:rPr/>
       </w:pPr>
       <w:r>
@@ -1553,7 +2055,7 @@
       <w:pPr>
         <w:pStyle w:val="Heading2"/>
         <w:bidi w:val="0"/>
-        <w:jc w:val="start"/>
+        <w:jc w:val="left"/>
         <w:rPr/>
       </w:pPr>
       <w:r>
@@ -1577,7 +2079,7 @@
       <w:pPr>
         <w:pStyle w:val="Heading3"/>
         <w:bidi w:val="0"/>
-        <w:jc w:val="start"/>
+        <w:jc w:val="left"/>
         <w:rPr/>
       </w:pPr>
       <w:r>
@@ -1589,7 +2091,7 @@
       <w:pPr>
         <w:pStyle w:val="PreformattedText"/>
         <w:bidi w:val="0"/>
-        <w:jc w:val="start"/>
+        <w:jc w:val="left"/>
         <w:rPr/>
       </w:pPr>
       <w:r>
@@ -1603,7 +2105,7 @@
       <w:pPr>
         <w:pStyle w:val="PreformattedText"/>
         <w:bidi w:val="0"/>
-        <w:jc w:val="start"/>
+        <w:jc w:val="left"/>
         <w:rPr/>
       </w:pPr>
       <w:r>
@@ -1623,7 +2125,7 @@
       <w:pPr>
         <w:pStyle w:val="PreformattedText"/>
         <w:bidi w:val="0"/>
-        <w:jc w:val="start"/>
+        <w:jc w:val="left"/>
         <w:rPr/>
       </w:pPr>
       <w:r>
@@ -1643,7 +2145,7 @@
       <w:pPr>
         <w:pStyle w:val="PreformattedText"/>
         <w:bidi w:val="0"/>
-        <w:jc w:val="start"/>
+        <w:jc w:val="left"/>
         <w:rPr/>
       </w:pPr>
       <w:r>
@@ -1663,7 +2165,7 @@
       <w:pPr>
         <w:pStyle w:val="PreformattedText"/>
         <w:bidi w:val="0"/>
-        <w:jc w:val="start"/>
+        <w:jc w:val="left"/>
         <w:rPr/>
       </w:pPr>
       <w:r>
@@ -1683,7 +2185,7 @@
       <w:pPr>
         <w:pStyle w:val="PreformattedText"/>
         <w:bidi w:val="0"/>
-        <w:jc w:val="start"/>
+        <w:jc w:val="left"/>
         <w:rPr/>
       </w:pPr>
       <w:r>
@@ -1703,7 +2205,7 @@
       <w:pPr>
         <w:pStyle w:val="PreformattedText"/>
         <w:bidi w:val="0"/>
-        <w:jc w:val="start"/>
+        <w:jc w:val="left"/>
         <w:rPr/>
       </w:pPr>
       <w:r>
@@ -1724,7 +2226,7 @@
         <w:pStyle w:val="PreformattedText"/>
         <w:bidi w:val="0"/>
         <w:spacing w:before="0" w:after="283"/>
-        <w:jc w:val="start"/>
+        <w:jc w:val="left"/>
         <w:rPr/>
       </w:pPr>
       <w:r>
@@ -1744,7 +2246,7 @@
       <w:pPr>
         <w:pStyle w:val="HorizontalLine"/>
         <w:bidi w:val="0"/>
-        <w:jc w:val="start"/>
+        <w:jc w:val="left"/>
         <w:rPr/>
       </w:pPr>
       <w:r>
@@ -1755,7 +2257,7 @@
       <w:pPr>
         <w:pStyle w:val="Heading2"/>
         <w:bidi w:val="0"/>
-        <w:jc w:val="start"/>
+        <w:jc w:val="left"/>
         <w:rPr/>
       </w:pPr>
       <w:r>
@@ -1779,7 +2281,7 @@
       <w:pPr>
         <w:pStyle w:val="Heading3"/>
         <w:bidi w:val="0"/>
-        <w:jc w:val="start"/>
+        <w:jc w:val="left"/>
         <w:rPr/>
       </w:pPr>
       <w:r>
@@ -1799,7 +2301,7 @@
       <w:pPr>
         <w:pStyle w:val="BodyText"/>
         <w:bidi w:val="0"/>
-        <w:jc w:val="start"/>
+        <w:jc w:val="left"/>
         <w:rPr/>
       </w:pPr>
       <w:r>
@@ -1817,12 +2319,11 @@
           <w:numId w:val="3"/>
         </w:numPr>
         <w:tabs>
-          <w:tab w:val="clear" w:pos="709"/>
           <w:tab w:val="left" w:pos="709" w:leader="none"/>
         </w:tabs>
         <w:bidi w:val="0"/>
-        <w:ind w:hanging="283" w:start="709"/>
-        <w:jc w:val="start"/>
+        <w:ind w:hanging="283" w:left="709"/>
+        <w:jc w:val="left"/>
         <w:rPr/>
       </w:pPr>
       <w:r>
@@ -1838,12 +2339,11 @@
           <w:numId w:val="3"/>
         </w:numPr>
         <w:tabs>
-          <w:tab w:val="clear" w:pos="709"/>
           <w:tab w:val="left" w:pos="709" w:leader="none"/>
         </w:tabs>
         <w:bidi w:val="0"/>
-        <w:ind w:hanging="283" w:start="709"/>
-        <w:jc w:val="start"/>
+        <w:ind w:hanging="283" w:left="709"/>
+        <w:jc w:val="left"/>
         <w:rPr/>
       </w:pPr>
       <w:r>
@@ -1863,7 +2363,7 @@
       <w:pPr>
         <w:pStyle w:val="BodyText"/>
         <w:bidi w:val="0"/>
-        <w:jc w:val="start"/>
+        <w:jc w:val="left"/>
         <w:rPr/>
       </w:pPr>
       <w:r>
@@ -1881,12 +2381,11 @@
           <w:numId w:val="4"/>
         </w:numPr>
         <w:tabs>
-          <w:tab w:val="clear" w:pos="709"/>
           <w:tab w:val="left" w:pos="709" w:leader="none"/>
         </w:tabs>
         <w:bidi w:val="0"/>
-        <w:ind w:hanging="283" w:start="709"/>
-        <w:jc w:val="start"/>
+        <w:ind w:hanging="283" w:left="709"/>
+        <w:jc w:val="left"/>
         <w:rPr/>
       </w:pPr>
       <w:r>
@@ -1902,12 +2401,11 @@
           <w:numId w:val="4"/>
         </w:numPr>
         <w:tabs>
-          <w:tab w:val="clear" w:pos="709"/>
           <w:tab w:val="left" w:pos="709" w:leader="none"/>
         </w:tabs>
         <w:bidi w:val="0"/>
-        <w:ind w:hanging="283" w:start="709"/>
-        <w:jc w:val="start"/>
+        <w:ind w:hanging="283" w:left="709"/>
+        <w:jc w:val="left"/>
         <w:rPr/>
       </w:pPr>
       <w:r>
@@ -1919,7 +2417,7 @@
       <w:pPr>
         <w:pStyle w:val="HorizontalLine"/>
         <w:bidi w:val="0"/>
-        <w:jc w:val="start"/>
+        <w:jc w:val="left"/>
         <w:rPr/>
       </w:pPr>
       <w:r>
@@ -1930,7 +2428,7 @@
       <w:pPr>
         <w:pStyle w:val="Heading3"/>
         <w:bidi w:val="0"/>
-        <w:jc w:val="start"/>
+        <w:jc w:val="left"/>
         <w:rPr/>
       </w:pPr>
       <w:r>
@@ -1950,7 +2448,7 @@
       <w:pPr>
         <w:pStyle w:val="BodyText"/>
         <w:bidi w:val="0"/>
-        <w:jc w:val="start"/>
+        <w:jc w:val="left"/>
         <w:rPr/>
       </w:pPr>
       <w:r>
@@ -1968,12 +2466,11 @@
           <w:numId w:val="5"/>
         </w:numPr>
         <w:tabs>
-          <w:tab w:val="clear" w:pos="709"/>
           <w:tab w:val="left" w:pos="709" w:leader="none"/>
         </w:tabs>
         <w:bidi w:val="0"/>
-        <w:ind w:hanging="283" w:start="709"/>
-        <w:jc w:val="start"/>
+        <w:ind w:hanging="283" w:left="709"/>
+        <w:jc w:val="left"/>
         <w:rPr/>
       </w:pPr>
       <w:r>
@@ -1993,12 +2490,11 @@
           <w:numId w:val="5"/>
         </w:numPr>
         <w:tabs>
-          <w:tab w:val="clear" w:pos="709"/>
           <w:tab w:val="left" w:pos="709" w:leader="none"/>
         </w:tabs>
         <w:bidi w:val="0"/>
-        <w:ind w:hanging="283" w:start="709"/>
-        <w:jc w:val="start"/>
+        <w:ind w:hanging="283" w:left="709"/>
+        <w:jc w:val="left"/>
         <w:rPr/>
       </w:pPr>
       <w:r>
@@ -2010,7 +2506,7 @@
       <w:pPr>
         <w:pStyle w:val="BodyText"/>
         <w:bidi w:val="0"/>
-        <w:jc w:val="start"/>
+        <w:jc w:val="left"/>
         <w:rPr/>
       </w:pPr>
       <w:r>
@@ -2028,12 +2524,11 @@
           <w:numId w:val="6"/>
         </w:numPr>
         <w:tabs>
-          <w:tab w:val="clear" w:pos="709"/>
           <w:tab w:val="left" w:pos="709" w:leader="none"/>
         </w:tabs>
         <w:bidi w:val="0"/>
-        <w:ind w:hanging="283" w:start="709"/>
-        <w:jc w:val="start"/>
+        <w:ind w:hanging="283" w:left="709"/>
+        <w:jc w:val="left"/>
         <w:rPr/>
       </w:pPr>
       <w:r>
@@ -2049,12 +2544,11 @@
           <w:numId w:val="6"/>
         </w:numPr>
         <w:tabs>
-          <w:tab w:val="clear" w:pos="709"/>
           <w:tab w:val="left" w:pos="709" w:leader="none"/>
         </w:tabs>
         <w:bidi w:val="0"/>
-        <w:ind w:hanging="283" w:start="709"/>
-        <w:jc w:val="start"/>
+        <w:ind w:hanging="283" w:left="709"/>
+        <w:jc w:val="left"/>
         <w:rPr/>
       </w:pPr>
       <w:r>
@@ -2066,7 +2560,7 @@
       <w:pPr>
         <w:pStyle w:val="HorizontalLine"/>
         <w:bidi w:val="0"/>
-        <w:jc w:val="start"/>
+        <w:jc w:val="left"/>
         <w:rPr/>
       </w:pPr>
       <w:r>
@@ -2077,7 +2571,7 @@
       <w:pPr>
         <w:pStyle w:val="Heading3"/>
         <w:bidi w:val="0"/>
-        <w:jc w:val="start"/>
+        <w:jc w:val="left"/>
         <w:rPr/>
       </w:pPr>
       <w:r>
@@ -2097,7 +2591,7 @@
       <w:pPr>
         <w:pStyle w:val="BodyText"/>
         <w:bidi w:val="0"/>
-        <w:jc w:val="start"/>
+        <w:jc w:val="left"/>
         <w:rPr/>
       </w:pPr>
       <w:r>
@@ -2115,12 +2609,11 @@
           <w:numId w:val="7"/>
         </w:numPr>
         <w:tabs>
-          <w:tab w:val="clear" w:pos="709"/>
           <w:tab w:val="left" w:pos="709" w:leader="none"/>
         </w:tabs>
         <w:bidi w:val="0"/>
-        <w:ind w:hanging="283" w:start="709"/>
-        <w:jc w:val="start"/>
+        <w:ind w:hanging="283" w:left="709"/>
+        <w:jc w:val="left"/>
         <w:rPr/>
       </w:pPr>
       <w:r>
@@ -2136,12 +2629,11 @@
           <w:numId w:val="7"/>
         </w:numPr>
         <w:tabs>
-          <w:tab w:val="clear" w:pos="709"/>
           <w:tab w:val="left" w:pos="709" w:leader="none"/>
         </w:tabs>
         <w:bidi w:val="0"/>
-        <w:ind w:hanging="283" w:start="709"/>
-        <w:jc w:val="start"/>
+        <w:ind w:hanging="283" w:left="709"/>
+        <w:jc w:val="left"/>
         <w:rPr/>
       </w:pPr>
       <w:r>
@@ -2157,12 +2649,11 @@
           <w:numId w:val="7"/>
         </w:numPr>
         <w:tabs>
-          <w:tab w:val="clear" w:pos="709"/>
           <w:tab w:val="left" w:pos="709" w:leader="none"/>
         </w:tabs>
         <w:bidi w:val="0"/>
-        <w:ind w:hanging="283" w:start="709"/>
-        <w:jc w:val="start"/>
+        <w:ind w:hanging="283" w:left="709"/>
+        <w:jc w:val="left"/>
         <w:rPr/>
       </w:pPr>
       <w:r>
@@ -2178,7 +2669,7 @@
       <w:pPr>
         <w:pStyle w:val="BodyText"/>
         <w:bidi w:val="0"/>
-        <w:jc w:val="start"/>
+        <w:jc w:val="left"/>
         <w:rPr/>
       </w:pPr>
       <w:r>
@@ -2196,12 +2687,11 @@
           <w:numId w:val="8"/>
         </w:numPr>
         <w:tabs>
-          <w:tab w:val="clear" w:pos="709"/>
           <w:tab w:val="left" w:pos="709" w:leader="none"/>
         </w:tabs>
         <w:bidi w:val="0"/>
-        <w:ind w:hanging="283" w:start="709"/>
-        <w:jc w:val="start"/>
+        <w:ind w:hanging="283" w:left="709"/>
+        <w:jc w:val="left"/>
         <w:rPr/>
       </w:pPr>
       <w:r>
@@ -2217,12 +2707,11 @@
           <w:numId w:val="8"/>
         </w:numPr>
         <w:tabs>
-          <w:tab w:val="clear" w:pos="709"/>
           <w:tab w:val="left" w:pos="709" w:leader="none"/>
         </w:tabs>
         <w:bidi w:val="0"/>
-        <w:ind w:hanging="283" w:start="709"/>
-        <w:jc w:val="start"/>
+        <w:ind w:hanging="283" w:left="709"/>
+        <w:jc w:val="left"/>
         <w:rPr/>
       </w:pPr>
       <w:r>
@@ -2234,7 +2723,7 @@
       <w:pPr>
         <w:pStyle w:val="HorizontalLine"/>
         <w:bidi w:val="0"/>
-        <w:jc w:val="start"/>
+        <w:jc w:val="left"/>
         <w:rPr/>
       </w:pPr>
       <w:r>
@@ -2245,7 +2734,7 @@
       <w:pPr>
         <w:pStyle w:val="Heading3"/>
         <w:bidi w:val="0"/>
-        <w:jc w:val="start"/>
+        <w:jc w:val="left"/>
         <w:rPr/>
       </w:pPr>
       <w:r>
@@ -2265,7 +2754,7 @@
       <w:pPr>
         <w:pStyle w:val="BodyText"/>
         <w:bidi w:val="0"/>
-        <w:jc w:val="start"/>
+        <w:jc w:val="left"/>
         <w:rPr/>
       </w:pPr>
       <w:r>
@@ -2283,12 +2772,11 @@
           <w:numId w:val="9"/>
         </w:numPr>
         <w:tabs>
-          <w:tab w:val="clear" w:pos="709"/>
           <w:tab w:val="left" w:pos="709" w:leader="none"/>
         </w:tabs>
         <w:bidi w:val="0"/>
-        <w:ind w:hanging="283" w:start="709"/>
-        <w:jc w:val="start"/>
+        <w:ind w:hanging="283" w:left="709"/>
+        <w:jc w:val="left"/>
         <w:rPr/>
       </w:pPr>
       <w:r>
@@ -2304,12 +2792,11 @@
           <w:numId w:val="9"/>
         </w:numPr>
         <w:tabs>
-          <w:tab w:val="clear" w:pos="709"/>
           <w:tab w:val="left" w:pos="709" w:leader="none"/>
         </w:tabs>
         <w:bidi w:val="0"/>
-        <w:ind w:hanging="283" w:start="709"/>
-        <w:jc w:val="start"/>
+        <w:ind w:hanging="283" w:left="709"/>
+        <w:jc w:val="left"/>
         <w:rPr/>
       </w:pPr>
       <w:r>
@@ -2321,7 +2808,7 @@
       <w:pPr>
         <w:pStyle w:val="BodyText"/>
         <w:bidi w:val="0"/>
-        <w:jc w:val="start"/>
+        <w:jc w:val="left"/>
         <w:rPr/>
       </w:pPr>
       <w:r>
@@ -2339,12 +2826,11 @@
           <w:numId w:val="10"/>
         </w:numPr>
         <w:tabs>
-          <w:tab w:val="clear" w:pos="709"/>
           <w:tab w:val="left" w:pos="709" w:leader="none"/>
         </w:tabs>
         <w:bidi w:val="0"/>
-        <w:ind w:hanging="283" w:start="709"/>
-        <w:jc w:val="start"/>
+        <w:ind w:hanging="283" w:left="709"/>
+        <w:jc w:val="left"/>
         <w:rPr/>
       </w:pPr>
       <w:r>
@@ -2360,12 +2846,11 @@
           <w:numId w:val="10"/>
         </w:numPr>
         <w:tabs>
-          <w:tab w:val="clear" w:pos="709"/>
           <w:tab w:val="left" w:pos="709" w:leader="none"/>
         </w:tabs>
         <w:bidi w:val="0"/>
-        <w:ind w:hanging="283" w:start="709"/>
-        <w:jc w:val="start"/>
+        <w:ind w:hanging="283" w:left="709"/>
+        <w:jc w:val="left"/>
         <w:rPr/>
       </w:pPr>
       <w:r>
@@ -2377,7 +2862,7 @@
       <w:pPr>
         <w:pStyle w:val="HorizontalLine"/>
         <w:bidi w:val="0"/>
-        <w:jc w:val="start"/>
+        <w:jc w:val="left"/>
         <w:rPr/>
       </w:pPr>
       <w:r>
@@ -2388,7 +2873,7 @@
       <w:pPr>
         <w:pStyle w:val="Heading3"/>
         <w:bidi w:val="0"/>
-        <w:jc w:val="start"/>
+        <w:jc w:val="left"/>
         <w:rPr/>
       </w:pPr>
       <w:r>
@@ -2408,7 +2893,7 @@
       <w:pPr>
         <w:pStyle w:val="BodyText"/>
         <w:bidi w:val="0"/>
-        <w:jc w:val="start"/>
+        <w:jc w:val="left"/>
         <w:rPr/>
       </w:pPr>
       <w:r>
@@ -2426,12 +2911,11 @@
           <w:numId w:val="11"/>
         </w:numPr>
         <w:tabs>
-          <w:tab w:val="clear" w:pos="709"/>
           <w:tab w:val="left" w:pos="709" w:leader="none"/>
         </w:tabs>
         <w:bidi w:val="0"/>
-        <w:ind w:hanging="283" w:start="709"/>
-        <w:jc w:val="start"/>
+        <w:ind w:hanging="283" w:left="709"/>
+        <w:jc w:val="left"/>
         <w:rPr/>
       </w:pPr>
       <w:r>
@@ -2447,12 +2931,11 @@
           <w:numId w:val="11"/>
         </w:numPr>
         <w:tabs>
-          <w:tab w:val="clear" w:pos="709"/>
           <w:tab w:val="left" w:pos="709" w:leader="none"/>
         </w:tabs>
         <w:bidi w:val="0"/>
-        <w:ind w:hanging="283" w:start="709"/>
-        <w:jc w:val="start"/>
+        <w:ind w:hanging="283" w:left="709"/>
+        <w:jc w:val="left"/>
         <w:rPr/>
       </w:pPr>
       <w:r>
@@ -2464,7 +2947,7 @@
       <w:pPr>
         <w:pStyle w:val="BodyText"/>
         <w:bidi w:val="0"/>
-        <w:jc w:val="start"/>
+        <w:jc w:val="left"/>
         <w:rPr/>
       </w:pPr>
       <w:r>
@@ -2482,12 +2965,11 @@
           <w:numId w:val="12"/>
         </w:numPr>
         <w:tabs>
-          <w:tab w:val="clear" w:pos="709"/>
           <w:tab w:val="left" w:pos="709" w:leader="none"/>
         </w:tabs>
         <w:bidi w:val="0"/>
-        <w:ind w:hanging="283" w:start="709"/>
-        <w:jc w:val="start"/>
+        <w:ind w:hanging="283" w:left="709"/>
+        <w:jc w:val="left"/>
         <w:rPr/>
       </w:pPr>
       <w:r>
@@ -2503,12 +2985,11 @@
           <w:numId w:val="12"/>
         </w:numPr>
         <w:tabs>
-          <w:tab w:val="clear" w:pos="709"/>
           <w:tab w:val="left" w:pos="709" w:leader="none"/>
         </w:tabs>
         <w:bidi w:val="0"/>
-        <w:ind w:hanging="283" w:start="709"/>
-        <w:jc w:val="start"/>
+        <w:ind w:hanging="283" w:left="709"/>
+        <w:jc w:val="left"/>
         <w:rPr/>
       </w:pPr>
       <w:r>
@@ -2520,7 +3001,7 @@
       <w:pPr>
         <w:pStyle w:val="HorizontalLine"/>
         <w:bidi w:val="0"/>
-        <w:jc w:val="start"/>
+        <w:jc w:val="left"/>
         <w:rPr/>
       </w:pPr>
       <w:r>
@@ -2531,7 +3012,7 @@
       <w:pPr>
         <w:pStyle w:val="Heading3"/>
         <w:bidi w:val="0"/>
-        <w:jc w:val="start"/>
+        <w:jc w:val="left"/>
         <w:rPr/>
       </w:pPr>
       <w:r>
@@ -2551,7 +3032,7 @@
       <w:pPr>
         <w:pStyle w:val="BodyText"/>
         <w:bidi w:val="0"/>
-        <w:jc w:val="start"/>
+        <w:jc w:val="left"/>
         <w:rPr/>
       </w:pPr>
       <w:r>
@@ -2569,12 +3050,11 @@
           <w:numId w:val="13"/>
         </w:numPr>
         <w:tabs>
-          <w:tab w:val="clear" w:pos="709"/>
           <w:tab w:val="left" w:pos="709" w:leader="none"/>
         </w:tabs>
         <w:bidi w:val="0"/>
-        <w:ind w:hanging="283" w:start="709"/>
-        <w:jc w:val="start"/>
+        <w:ind w:hanging="283" w:left="709"/>
+        <w:jc w:val="left"/>
         <w:rPr/>
       </w:pPr>
       <w:r>
@@ -2590,12 +3070,11 @@
           <w:numId w:val="13"/>
         </w:numPr>
         <w:tabs>
-          <w:tab w:val="clear" w:pos="709"/>
           <w:tab w:val="left" w:pos="709" w:leader="none"/>
         </w:tabs>
         <w:bidi w:val="0"/>
-        <w:ind w:hanging="283" w:start="709"/>
-        <w:jc w:val="start"/>
+        <w:ind w:hanging="283" w:left="709"/>
+        <w:jc w:val="left"/>
         <w:rPr/>
       </w:pPr>
       <w:r>
@@ -2607,7 +3086,7 @@
       <w:pPr>
         <w:pStyle w:val="BodyText"/>
         <w:bidi w:val="0"/>
-        <w:jc w:val="start"/>
+        <w:jc w:val="left"/>
         <w:rPr/>
       </w:pPr>
       <w:r>
@@ -2625,12 +3104,11 @@
           <w:numId w:val="14"/>
         </w:numPr>
         <w:tabs>
-          <w:tab w:val="clear" w:pos="709"/>
           <w:tab w:val="left" w:pos="709" w:leader="none"/>
         </w:tabs>
         <w:bidi w:val="0"/>
-        <w:ind w:hanging="283" w:start="709"/>
-        <w:jc w:val="start"/>
+        <w:ind w:hanging="283" w:left="709"/>
+        <w:jc w:val="left"/>
         <w:rPr/>
       </w:pPr>
       <w:r>
@@ -2646,12 +3124,11 @@
           <w:numId w:val="14"/>
         </w:numPr>
         <w:tabs>
-          <w:tab w:val="clear" w:pos="709"/>
           <w:tab w:val="left" w:pos="709" w:leader="none"/>
         </w:tabs>
         <w:bidi w:val="0"/>
-        <w:ind w:hanging="283" w:start="709"/>
-        <w:jc w:val="start"/>
+        <w:ind w:hanging="283" w:left="709"/>
+        <w:jc w:val="left"/>
         <w:rPr/>
       </w:pPr>
       <w:r>
@@ -2663,7 +3140,7 @@
       <w:pPr>
         <w:pStyle w:val="HorizontalLine"/>
         <w:bidi w:val="0"/>
-        <w:jc w:val="start"/>
+        <w:jc w:val="left"/>
         <w:rPr/>
       </w:pPr>
       <w:r>
@@ -2674,7 +3151,7 @@
       <w:pPr>
         <w:pStyle w:val="Heading3"/>
         <w:bidi w:val="0"/>
-        <w:jc w:val="start"/>
+        <w:jc w:val="left"/>
         <w:rPr/>
       </w:pPr>
       <w:r>
@@ -2694,7 +3171,7 @@
       <w:pPr>
         <w:pStyle w:val="BodyText"/>
         <w:bidi w:val="0"/>
-        <w:jc w:val="start"/>
+        <w:jc w:val="left"/>
         <w:rPr/>
       </w:pPr>
       <w:r>
@@ -2712,12 +3189,11 @@
           <w:numId w:val="15"/>
         </w:numPr>
         <w:tabs>
-          <w:tab w:val="clear" w:pos="709"/>
           <w:tab w:val="left" w:pos="709" w:leader="none"/>
         </w:tabs>
         <w:bidi w:val="0"/>
-        <w:ind w:hanging="283" w:start="709"/>
-        <w:jc w:val="start"/>
+        <w:ind w:hanging="283" w:left="709"/>
+        <w:jc w:val="left"/>
         <w:rPr/>
       </w:pPr>
       <w:r>
@@ -2733,12 +3209,11 @@
           <w:numId w:val="15"/>
         </w:numPr>
         <w:tabs>
-          <w:tab w:val="clear" w:pos="709"/>
           <w:tab w:val="left" w:pos="709" w:leader="none"/>
         </w:tabs>
         <w:bidi w:val="0"/>
-        <w:ind w:hanging="283" w:start="709"/>
-        <w:jc w:val="start"/>
+        <w:ind w:hanging="283" w:left="709"/>
+        <w:jc w:val="left"/>
         <w:rPr/>
       </w:pPr>
       <w:r>
@@ -2754,12 +3229,11 @@
           <w:numId w:val="15"/>
         </w:numPr>
         <w:tabs>
-          <w:tab w:val="clear" w:pos="709"/>
           <w:tab w:val="left" w:pos="709" w:leader="none"/>
         </w:tabs>
         <w:bidi w:val="0"/>
-        <w:ind w:hanging="283" w:start="709"/>
-        <w:jc w:val="start"/>
+        <w:ind w:hanging="283" w:left="709"/>
+        <w:jc w:val="left"/>
         <w:rPr/>
       </w:pPr>
       <w:r>
@@ -2771,7 +3245,7 @@
       <w:pPr>
         <w:pStyle w:val="BodyText"/>
         <w:bidi w:val="0"/>
-        <w:jc w:val="start"/>
+        <w:jc w:val="left"/>
         <w:rPr/>
       </w:pPr>
       <w:r>
@@ -2789,12 +3263,11 @@
           <w:numId w:val="16"/>
         </w:numPr>
         <w:tabs>
-          <w:tab w:val="clear" w:pos="709"/>
           <w:tab w:val="left" w:pos="709" w:leader="none"/>
         </w:tabs>
         <w:bidi w:val="0"/>
-        <w:ind w:hanging="283" w:start="709"/>
-        <w:jc w:val="start"/>
+        <w:ind w:hanging="283" w:left="709"/>
+        <w:jc w:val="left"/>
         <w:rPr/>
       </w:pPr>
       <w:r>
@@ -2818,12 +3291,11 @@
           <w:numId w:val="16"/>
         </w:numPr>
         <w:tabs>
-          <w:tab w:val="clear" w:pos="709"/>
           <w:tab w:val="left" w:pos="709" w:leader="none"/>
         </w:tabs>
         <w:bidi w:val="0"/>
-        <w:ind w:hanging="283" w:start="709"/>
-        <w:jc w:val="start"/>
+        <w:ind w:hanging="283" w:left="709"/>
+        <w:jc w:val="left"/>
         <w:rPr/>
       </w:pPr>
       <w:r>
@@ -2835,7 +3307,7 @@
       <w:pPr>
         <w:pStyle w:val="HorizontalLine"/>
         <w:bidi w:val="0"/>
-        <w:jc w:val="start"/>
+        <w:jc w:val="left"/>
         <w:rPr/>
       </w:pPr>
       <w:r>
@@ -2846,7 +3318,7 @@
       <w:pPr>
         <w:pStyle w:val="Heading1"/>
         <w:bidi w:val="0"/>
-        <w:jc w:val="start"/>
+        <w:jc w:val="left"/>
         <w:rPr/>
       </w:pPr>
       <w:r>
@@ -2858,7 +3330,7 @@
       <w:pPr>
         <w:pStyle w:val="BodyText"/>
         <w:bidi w:val="0"/>
-        <w:jc w:val="start"/>
+        <w:jc w:val="left"/>
         <w:rPr/>
       </w:pPr>
       <w:r>
@@ -2880,7 +3352,7 @@
       <w:pPr>
         <w:pStyle w:val="HorizontalLine"/>
         <w:bidi w:val="0"/>
-        <w:jc w:val="start"/>
+        <w:jc w:val="left"/>
         <w:rPr/>
       </w:pPr>
       <w:r>
@@ -2891,7 +3363,7 @@
       <w:pPr>
         <w:pStyle w:val="Heading2"/>
         <w:bidi w:val="0"/>
-        <w:jc w:val="start"/>
+        <w:jc w:val="left"/>
         <w:rPr/>
       </w:pPr>
       <w:r>
@@ -2906,20 +3378,20 @@
     <w:tbl>
       <w:tblPr>
         <w:tblW w:w="5332" w:type="dxa"/>
-        <w:jc w:val="start"/>
+        <w:jc w:val="left"/>
         <w:tblInd w:w="0" w:type="dxa"/>
         <w:tblLayout w:type="fixed"/>
         <w:tblCellMar>
           <w:top w:w="28" w:type="dxa"/>
-          <w:start w:w="28" w:type="dxa"/>
+          <w:left w:w="28" w:type="dxa"/>
           <w:bottom w:w="28" w:type="dxa"/>
-          <w:end w:w="28" w:type="dxa"/>
+          <w:right w:w="28" w:type="dxa"/>
         </w:tblCellMar>
       </w:tblPr>
       <w:tblGrid>
         <w:gridCol w:w="1111"/>
         <w:gridCol w:w="1864"/>
-        <w:gridCol w:w="1366"/>
+        <w:gridCol w:w="1365"/>
         <w:gridCol w:w="991"/>
       </w:tblGrid>
       <w:tr>
@@ -2972,7 +3444,7 @@
         </w:tc>
         <w:tc>
           <w:tcPr>
-            <w:tcW w:w="1366" w:type="dxa"/>
+            <w:tcW w:w="1365" w:type="dxa"/>
             <w:tcBorders/>
             <w:vAlign w:val="center"/>
           </w:tcPr>
@@ -3025,7 +3497,7 @@
               <w:widowControl w:val="false"/>
               <w:suppressLineNumbers/>
               <w:bidi w:val="0"/>
-              <w:jc w:val="start"/>
+              <w:jc w:val="left"/>
               <w:rPr/>
             </w:pPr>
             <w:r>
@@ -3046,7 +3518,7 @@
               <w:widowControl w:val="false"/>
               <w:suppressLineNumbers/>
               <w:bidi w:val="0"/>
-              <w:jc w:val="start"/>
+              <w:jc w:val="left"/>
               <w:rPr/>
             </w:pPr>
             <w:r>
@@ -3057,7 +3529,7 @@
         </w:tc>
         <w:tc>
           <w:tcPr>
-            <w:tcW w:w="1366" w:type="dxa"/>
+            <w:tcW w:w="1365" w:type="dxa"/>
             <w:tcBorders/>
             <w:vAlign w:val="center"/>
           </w:tcPr>
@@ -3067,7 +3539,7 @@
               <w:widowControl w:val="false"/>
               <w:suppressLineNumbers/>
               <w:bidi w:val="0"/>
-              <w:jc w:val="start"/>
+              <w:jc w:val="left"/>
               <w:rPr/>
             </w:pPr>
             <w:r>
@@ -3088,7 +3560,7 @@
               <w:widowControl w:val="false"/>
               <w:suppressLineNumbers/>
               <w:bidi w:val="0"/>
-              <w:jc w:val="start"/>
+              <w:jc w:val="left"/>
               <w:rPr/>
             </w:pPr>
             <w:r>
@@ -3112,7 +3584,7 @@
               <w:widowControl w:val="false"/>
               <w:suppressLineNumbers/>
               <w:bidi w:val="0"/>
-              <w:jc w:val="start"/>
+              <w:jc w:val="left"/>
               <w:rPr/>
             </w:pPr>
             <w:r>
@@ -3133,7 +3605,7 @@
               <w:widowControl w:val="false"/>
               <w:suppressLineNumbers/>
               <w:bidi w:val="0"/>
-              <w:jc w:val="start"/>
+              <w:jc w:val="left"/>
               <w:rPr/>
             </w:pPr>
             <w:r>
@@ -3144,7 +3616,7 @@
         </w:tc>
         <w:tc>
           <w:tcPr>
-            <w:tcW w:w="1366" w:type="dxa"/>
+            <w:tcW w:w="1365" w:type="dxa"/>
             <w:tcBorders/>
             <w:vAlign w:val="center"/>
           </w:tcPr>
@@ -3154,7 +3626,7 @@
               <w:widowControl w:val="false"/>
               <w:suppressLineNumbers/>
               <w:bidi w:val="0"/>
-              <w:jc w:val="start"/>
+              <w:jc w:val="left"/>
               <w:rPr/>
             </w:pPr>
             <w:r>
@@ -3175,7 +3647,7 @@
               <w:widowControl w:val="false"/>
               <w:suppressLineNumbers/>
               <w:bidi w:val="0"/>
-              <w:jc w:val="start"/>
+              <w:jc w:val="left"/>
               <w:rPr/>
             </w:pPr>
             <w:r>
@@ -3199,7 +3671,7 @@
               <w:widowControl w:val="false"/>
               <w:suppressLineNumbers/>
               <w:bidi w:val="0"/>
-              <w:jc w:val="start"/>
+              <w:jc w:val="left"/>
               <w:rPr/>
             </w:pPr>
             <w:r>
@@ -3220,7 +3692,7 @@
               <w:widowControl w:val="false"/>
               <w:suppressLineNumbers/>
               <w:bidi w:val="0"/>
-              <w:jc w:val="start"/>
+              <w:jc w:val="left"/>
               <w:rPr/>
             </w:pPr>
             <w:r>
@@ -3231,7 +3703,7 @@
         </w:tc>
         <w:tc>
           <w:tcPr>
-            <w:tcW w:w="1366" w:type="dxa"/>
+            <w:tcW w:w="1365" w:type="dxa"/>
             <w:tcBorders/>
             <w:vAlign w:val="center"/>
           </w:tcPr>
@@ -3241,7 +3713,7 @@
               <w:widowControl w:val="false"/>
               <w:suppressLineNumbers/>
               <w:bidi w:val="0"/>
-              <w:jc w:val="start"/>
+              <w:jc w:val="left"/>
               <w:rPr/>
             </w:pPr>
             <w:r>
@@ -3262,7 +3734,7 @@
               <w:widowControl w:val="false"/>
               <w:suppressLineNumbers/>
               <w:bidi w:val="0"/>
-              <w:jc w:val="start"/>
+              <w:jc w:val="left"/>
               <w:rPr/>
             </w:pPr>
             <w:r>
@@ -3286,7 +3758,7 @@
               <w:widowControl w:val="false"/>
               <w:suppressLineNumbers/>
               <w:bidi w:val="0"/>
-              <w:jc w:val="start"/>
+              <w:jc w:val="left"/>
               <w:rPr/>
             </w:pPr>
             <w:r>
@@ -3307,7 +3779,7 @@
               <w:widowControl w:val="false"/>
               <w:suppressLineNumbers/>
               <w:bidi w:val="0"/>
-              <w:jc w:val="start"/>
+              <w:jc w:val="left"/>
               <w:rPr/>
             </w:pPr>
             <w:r>
@@ -3318,7 +3790,7 @@
         </w:tc>
         <w:tc>
           <w:tcPr>
-            <w:tcW w:w="1366" w:type="dxa"/>
+            <w:tcW w:w="1365" w:type="dxa"/>
             <w:tcBorders/>
             <w:vAlign w:val="center"/>
           </w:tcPr>
@@ -3328,7 +3800,7 @@
               <w:widowControl w:val="false"/>
               <w:suppressLineNumbers/>
               <w:bidi w:val="0"/>
-              <w:jc w:val="start"/>
+              <w:jc w:val="left"/>
               <w:rPr/>
             </w:pPr>
             <w:r>
@@ -3349,7 +3821,7 @@
               <w:widowControl w:val="false"/>
               <w:suppressLineNumbers/>
               <w:bidi w:val="0"/>
-              <w:jc w:val="start"/>
+              <w:jc w:val="left"/>
               <w:rPr/>
             </w:pPr>
             <w:r>
@@ -3364,7 +3836,7 @@
       <w:pPr>
         <w:pStyle w:val="HorizontalLine"/>
         <w:bidi w:val="0"/>
-        <w:jc w:val="start"/>
+        <w:jc w:val="left"/>
         <w:rPr/>
       </w:pPr>
       <w:r>
@@ -3375,7 +3847,7 @@
       <w:pPr>
         <w:pStyle w:val="Heading2"/>
         <w:bidi w:val="0"/>
-        <w:jc w:val="start"/>
+        <w:jc w:val="left"/>
         <w:rPr/>
       </w:pPr>
       <w:r>
@@ -3391,7 +3863,7 @@
       <w:pPr>
         <w:pStyle w:val="PreformattedText"/>
         <w:bidi w:val="0"/>
-        <w:jc w:val="start"/>
+        <w:jc w:val="left"/>
         <w:rPr/>
       </w:pPr>
       <w:r>
@@ -3405,7 +3877,7 @@
       <w:pPr>
         <w:pStyle w:val="PreformattedText"/>
         <w:bidi w:val="0"/>
-        <w:jc w:val="start"/>
+        <w:jc w:val="left"/>
         <w:rPr/>
       </w:pPr>
       <w:r>
@@ -3425,7 +3897,7 @@
       <w:pPr>
         <w:pStyle w:val="PreformattedText"/>
         <w:bidi w:val="0"/>
-        <w:jc w:val="start"/>
+        <w:jc w:val="left"/>
         <w:rPr/>
       </w:pPr>
       <w:r>
@@ -3446,7 +3918,7 @@
         <w:pStyle w:val="PreformattedText"/>
         <w:bidi w:val="0"/>
         <w:spacing w:before="0" w:after="283"/>
-        <w:jc w:val="start"/>
+        <w:jc w:val="left"/>
         <w:rPr/>
       </w:pPr>
       <w:r>
@@ -3466,7 +3938,7 @@
       <w:pPr>
         <w:pStyle w:val="HorizontalLine"/>
         <w:bidi w:val="0"/>
-        <w:jc w:val="start"/>
+        <w:jc w:val="left"/>
         <w:rPr/>
       </w:pPr>
       <w:r>
@@ -3477,7 +3949,7 @@
       <w:pPr>
         <w:pStyle w:val="Heading2"/>
         <w:bidi w:val="0"/>
-        <w:jc w:val="start"/>
+        <w:jc w:val="left"/>
         <w:rPr/>
       </w:pPr>
       <w:r>
@@ -3493,7 +3965,7 @@
       <w:pPr>
         <w:pStyle w:val="BlockQuotation"/>
         <w:bidi w:val="0"/>
-        <w:jc w:val="start"/>
+        <w:jc w:val="left"/>
         <w:rPr/>
       </w:pPr>
       <w:r>
@@ -3511,7 +3983,7 @@
       <w:pPr>
         <w:pStyle w:val="PreformattedText"/>
         <w:bidi w:val="0"/>
-        <w:jc w:val="start"/>
+        <w:jc w:val="left"/>
         <w:rPr/>
       </w:pPr>
       <w:r>
@@ -3525,7 +3997,7 @@
       <w:pPr>
         <w:pStyle w:val="PreformattedText"/>
         <w:bidi w:val="0"/>
-        <w:jc w:val="start"/>
+        <w:jc w:val="left"/>
         <w:rPr/>
       </w:pPr>
       <w:r>
@@ -3545,7 +4017,7 @@
       <w:pPr>
         <w:pStyle w:val="PreformattedText"/>
         <w:bidi w:val="0"/>
-        <w:jc w:val="start"/>
+        <w:jc w:val="left"/>
         <w:rPr/>
       </w:pPr>
       <w:r>
@@ -3565,7 +4037,7 @@
       <w:pPr>
         <w:pStyle w:val="PreformattedText"/>
         <w:bidi w:val="0"/>
-        <w:jc w:val="start"/>
+        <w:jc w:val="left"/>
         <w:rPr/>
       </w:pPr>
       <w:r>
@@ -3585,7 +4057,7 @@
       <w:pPr>
         <w:pStyle w:val="PreformattedText"/>
         <w:bidi w:val="0"/>
-        <w:jc w:val="start"/>
+        <w:jc w:val="left"/>
         <w:rPr/>
       </w:pPr>
       <w:r>
@@ -3605,7 +4077,7 @@
       <w:pPr>
         <w:pStyle w:val="PreformattedText"/>
         <w:bidi w:val="0"/>
-        <w:jc w:val="start"/>
+        <w:jc w:val="left"/>
         <w:rPr/>
       </w:pPr>
       <w:r>
@@ -3625,7 +4097,7 @@
       <w:pPr>
         <w:pStyle w:val="PreformattedText"/>
         <w:bidi w:val="0"/>
-        <w:jc w:val="start"/>
+        <w:jc w:val="left"/>
         <w:rPr/>
       </w:pPr>
       <w:r>
@@ -3646,7 +4118,7 @@
         <w:pStyle w:val="PreformattedText"/>
         <w:bidi w:val="0"/>
         <w:spacing w:before="0" w:after="283"/>
-        <w:jc w:val="start"/>
+        <w:jc w:val="left"/>
         <w:rPr/>
       </w:pPr>
       <w:r>
@@ -3666,7 +4138,7 @@
       <w:pPr>
         <w:pStyle w:val="HorizontalLine"/>
         <w:bidi w:val="0"/>
-        <w:jc w:val="start"/>
+        <w:jc w:val="left"/>
         <w:rPr/>
       </w:pPr>
       <w:r>
@@ -3677,7 +4149,7 @@
       <w:pPr>
         <w:pStyle w:val="Heading2"/>
         <w:bidi w:val="0"/>
-        <w:jc w:val="start"/>
+        <w:jc w:val="left"/>
         <w:rPr/>
       </w:pPr>
       <w:r>
@@ -3700,18 +4172,18 @@
     <w:tbl>
       <w:tblPr>
         <w:tblW w:w="3410" w:type="dxa"/>
-        <w:jc w:val="start"/>
+        <w:jc w:val="left"/>
         <w:tblInd w:w="0" w:type="dxa"/>
         <w:tblLayout w:type="fixed"/>
         <w:tblCellMar>
           <w:top w:w="28" w:type="dxa"/>
-          <w:start w:w="28" w:type="dxa"/>
+          <w:left w:w="28" w:type="dxa"/>
           <w:bottom w:w="28" w:type="dxa"/>
-          <w:end w:w="28" w:type="dxa"/>
+          <w:right w:w="28" w:type="dxa"/>
         </w:tblCellMar>
       </w:tblPr>
       <w:tblGrid>
-        <w:gridCol w:w="1579"/>
+        <w:gridCol w:w="1578"/>
         <w:gridCol w:w="1831"/>
       </w:tblGrid>
       <w:tr>
@@ -3720,7 +4192,7 @@
         </w:trPr>
         <w:tc>
           <w:tcPr>
-            <w:tcW w:w="1579" w:type="dxa"/>
+            <w:tcW w:w="1578" w:type="dxa"/>
             <w:tcBorders/>
             <w:vAlign w:val="center"/>
           </w:tcPr>
@@ -3763,7 +4235,7 @@
         <w:trPr/>
         <w:tc>
           <w:tcPr>
-            <w:tcW w:w="1579" w:type="dxa"/>
+            <w:tcW w:w="1578" w:type="dxa"/>
             <w:tcBorders/>
             <w:vAlign w:val="center"/>
           </w:tcPr>
@@ -3773,7 +4245,7 @@
               <w:widowControl w:val="false"/>
               <w:suppressLineNumbers/>
               <w:bidi w:val="0"/>
-              <w:jc w:val="start"/>
+              <w:jc w:val="left"/>
               <w:rPr/>
             </w:pPr>
             <w:r>
@@ -3794,7 +4266,7 @@
               <w:widowControl w:val="false"/>
               <w:suppressLineNumbers/>
               <w:bidi w:val="0"/>
-              <w:jc w:val="start"/>
+              <w:jc w:val="left"/>
               <w:rPr/>
             </w:pPr>
             <w:r>
@@ -3808,7 +4280,7 @@
         <w:trPr/>
         <w:tc>
           <w:tcPr>
-            <w:tcW w:w="1579" w:type="dxa"/>
+            <w:tcW w:w="1578" w:type="dxa"/>
             <w:tcBorders/>
             <w:vAlign w:val="center"/>
           </w:tcPr>
@@ -3818,7 +4290,7 @@
               <w:widowControl w:val="false"/>
               <w:suppressLineNumbers/>
               <w:bidi w:val="0"/>
-              <w:jc w:val="start"/>
+              <w:jc w:val="left"/>
               <w:rPr/>
             </w:pPr>
             <w:r>
@@ -3847,7 +4319,7 @@
               <w:widowControl w:val="false"/>
               <w:suppressLineNumbers/>
               <w:bidi w:val="0"/>
-              <w:jc w:val="start"/>
+              <w:jc w:val="left"/>
               <w:rPr/>
             </w:pPr>
             <w:r>
@@ -3865,7 +4337,7 @@
         <w:trPr/>
         <w:tc>
           <w:tcPr>
-            <w:tcW w:w="1579" w:type="dxa"/>
+            <w:tcW w:w="1578" w:type="dxa"/>
             <w:tcBorders/>
             <w:vAlign w:val="center"/>
           </w:tcPr>
@@ -3875,7 +4347,7 @@
               <w:widowControl w:val="false"/>
               <w:suppressLineNumbers/>
               <w:bidi w:val="0"/>
-              <w:jc w:val="start"/>
+              <w:jc w:val="left"/>
               <w:rPr/>
             </w:pPr>
             <w:r>
@@ -3896,7 +4368,7 @@
               <w:widowControl w:val="false"/>
               <w:suppressLineNumbers/>
               <w:bidi w:val="0"/>
-              <w:jc w:val="start"/>
+              <w:jc w:val="left"/>
               <w:rPr/>
             </w:pPr>
             <w:r>
@@ -3910,7 +4382,7 @@
         <w:trPr/>
         <w:tc>
           <w:tcPr>
-            <w:tcW w:w="1579" w:type="dxa"/>
+            <w:tcW w:w="1578" w:type="dxa"/>
             <w:tcBorders/>
             <w:vAlign w:val="center"/>
           </w:tcPr>
@@ -3920,7 +4392,7 @@
               <w:widowControl w:val="false"/>
               <w:suppressLineNumbers/>
               <w:bidi w:val="0"/>
-              <w:jc w:val="start"/>
+              <w:jc w:val="left"/>
               <w:rPr/>
             </w:pPr>
             <w:r>
@@ -3941,7 +4413,7 @@
               <w:widowControl w:val="false"/>
               <w:suppressLineNumbers/>
               <w:bidi w:val="0"/>
-              <w:jc w:val="start"/>
+              <w:jc w:val="left"/>
               <w:rPr/>
             </w:pPr>
             <w:r>
@@ -3956,7 +4428,7 @@
       <w:pPr>
         <w:pStyle w:val="HorizontalLine"/>
         <w:bidi w:val="0"/>
-        <w:jc w:val="start"/>
+        <w:jc w:val="left"/>
         <w:rPr/>
       </w:pPr>
       <w:r>
@@ -3967,7 +4439,7 @@
       <w:pPr>
         <w:pStyle w:val="Heading1"/>
         <w:bidi w:val="0"/>
-        <w:jc w:val="start"/>
+        <w:jc w:val="left"/>
         <w:rPr/>
       </w:pPr>
       <w:r>
@@ -3979,7 +4451,7 @@
       <w:pPr>
         <w:pStyle w:val="BodyText"/>
         <w:bidi w:val="0"/>
-        <w:jc w:val="start"/>
+        <w:jc w:val="left"/>
         <w:rPr/>
       </w:pPr>
       <w:r>
@@ -3999,7 +4471,7 @@
       <w:pPr>
         <w:pStyle w:val="BodyText"/>
         <w:bidi w:val="0"/>
-        <w:jc w:val="start"/>
+        <w:jc w:val="left"/>
         <w:rPr/>
       </w:pPr>
       <w:r>
@@ -4092,7 +4564,7 @@
       <w:pPr>
         <w:pStyle w:val="BodyText"/>
         <w:bidi w:val="0"/>
-        <w:jc w:val="start"/>
+        <w:jc w:val="left"/>
         <w:rPr/>
       </w:pPr>
       <w:r>
@@ -4104,7 +4576,7 @@
       <w:pPr>
         <w:pStyle w:val="HorizontalLine"/>
         <w:bidi w:val="0"/>
-        <w:jc w:val="start"/>
+        <w:jc w:val="left"/>
         <w:rPr/>
       </w:pPr>
       <w:r>
@@ -4115,7 +4587,7 @@
       <w:pPr>
         <w:pStyle w:val="Heading1"/>
         <w:bidi w:val="0"/>
-        <w:jc w:val="start"/>
+        <w:jc w:val="left"/>
         <w:rPr/>
       </w:pPr>
       <w:r>
@@ -4127,7 +4599,7 @@
       <w:pPr>
         <w:pStyle w:val="BlockQuotation"/>
         <w:bidi w:val="0"/>
-        <w:jc w:val="start"/>
+        <w:jc w:val="left"/>
         <w:rPr/>
       </w:pPr>
       <w:r>
@@ -4153,7 +4625,7 @@
       <w:pPr>
         <w:pStyle w:val="BodyText"/>
         <w:bidi w:val="0"/>
-        <w:jc w:val="start"/>
+        <w:jc w:val="left"/>
         <w:rPr/>
       </w:pPr>
       <w:r>
@@ -4169,12 +4641,11 @@
           <w:numId w:val="17"/>
         </w:numPr>
         <w:tabs>
-          <w:tab w:val="clear" w:pos="709"/>
           <w:tab w:val="left" w:pos="709" w:leader="none"/>
         </w:tabs>
         <w:bidi w:val="0"/>
-        <w:ind w:hanging="283" w:start="709"/>
-        <w:jc w:val="start"/>
+        <w:ind w:hanging="283" w:left="709"/>
+        <w:jc w:val="left"/>
         <w:rPr/>
       </w:pPr>
       <w:r>
@@ -4190,12 +4661,11 @@
           <w:numId w:val="17"/>
         </w:numPr>
         <w:tabs>
-          <w:tab w:val="clear" w:pos="709"/>
           <w:tab w:val="left" w:pos="709" w:leader="none"/>
         </w:tabs>
         <w:bidi w:val="0"/>
-        <w:ind w:hanging="283" w:start="709"/>
-        <w:jc w:val="start"/>
+        <w:ind w:hanging="283" w:left="709"/>
+        <w:jc w:val="left"/>
         <w:rPr/>
       </w:pPr>
       <w:r>
@@ -4215,12 +4685,11 @@
           <w:numId w:val="17"/>
         </w:numPr>
         <w:tabs>
-          <w:tab w:val="clear" w:pos="709"/>
           <w:tab w:val="left" w:pos="709" w:leader="none"/>
         </w:tabs>
         <w:bidi w:val="0"/>
-        <w:ind w:hanging="283" w:start="709"/>
-        <w:jc w:val="start"/>
+        <w:ind w:hanging="283" w:left="709"/>
+        <w:jc w:val="left"/>
         <w:rPr/>
       </w:pPr>
       <w:r>
@@ -4232,18 +4701,18 @@
       <w:pPr>
         <w:pStyle w:val="HorizontalLine"/>
         <w:bidi w:val="0"/>
-        <w:jc w:val="start"/>
-        <w:rPr/>
-      </w:pPr>
-      <w:r>
-        <w:rPr/>
-      </w:r>
-    </w:p>
-    <w:p>
-      <w:pPr>
-        <w:pStyle w:val="BodyText"/>
-        <w:bidi w:val="0"/>
-        <w:jc w:val="start"/>
+        <w:jc w:val="left"/>
+        <w:rPr/>
+      </w:pPr>
+      <w:r>
+        <w:rPr/>
+      </w:r>
+    </w:p>
+    <w:p>
+      <w:pPr>
+        <w:pStyle w:val="BodyText"/>
+        <w:bidi w:val="0"/>
+        <w:jc w:val="left"/>
         <w:rPr/>
       </w:pPr>
       <w:r>
@@ -4275,12 +4744,11 @@
           <w:numId w:val="18"/>
         </w:numPr>
         <w:tabs>
-          <w:tab w:val="clear" w:pos="709"/>
           <w:tab w:val="left" w:pos="709" w:leader="none"/>
         </w:tabs>
         <w:bidi w:val="0"/>
-        <w:ind w:hanging="283" w:start="709"/>
-        <w:jc w:val="start"/>
+        <w:ind w:hanging="283" w:left="709"/>
+        <w:jc w:val="left"/>
         <w:rPr/>
       </w:pPr>
       <w:r>
@@ -4304,12 +4772,11 @@
           <w:numId w:val="18"/>
         </w:numPr>
         <w:tabs>
-          <w:tab w:val="clear" w:pos="709"/>
           <w:tab w:val="left" w:pos="709" w:leader="none"/>
         </w:tabs>
         <w:bidi w:val="0"/>
-        <w:ind w:hanging="283" w:start="709"/>
-        <w:jc w:val="start"/>
+        <w:ind w:hanging="283" w:left="709"/>
+        <w:jc w:val="left"/>
         <w:rPr/>
       </w:pPr>
       <w:r>
@@ -4341,12 +4808,11 @@
           <w:numId w:val="18"/>
         </w:numPr>
         <w:tabs>
-          <w:tab w:val="clear" w:pos="709"/>
           <w:tab w:val="left" w:pos="709" w:leader="none"/>
         </w:tabs>
         <w:bidi w:val="0"/>
-        <w:ind w:hanging="283" w:start="709"/>
-        <w:jc w:val="start"/>
+        <w:ind w:hanging="283" w:left="709"/>
+        <w:jc w:val="left"/>
         <w:rPr/>
       </w:pPr>
       <w:r>
@@ -4366,7 +4832,7 @@
       <w:pPr>
         <w:pStyle w:val="BodyText"/>
         <w:bidi w:val="0"/>
-        <w:jc w:val="start"/>
+        <w:jc w:val="left"/>
         <w:rPr/>
       </w:pPr>
       <w:r>
@@ -4388,7 +4854,7 @@
       <w:pPr>
         <w:pStyle w:val="Normal"/>
         <w:bidi w:val="0"/>
-        <w:jc w:val="start"/>
+        <w:jc w:val="left"/>
         <w:rPr/>
       </w:pPr>
       <w:r>
@@ -4399,7 +4865,7 @@
       <w:pPr>
         <w:pStyle w:val="Normal"/>
         <w:bidi w:val="0"/>
-        <w:jc w:val="start"/>
+        <w:jc w:val="left"/>
         <w:rPr/>
       </w:pPr>
       <w:r>
@@ -4415,7 +4881,7 @@
       <w:pPr>
         <w:pStyle w:val="Normal"/>
         <w:bidi w:val="0"/>
-        <w:jc w:val="start"/>
+        <w:jc w:val="left"/>
         <w:rPr/>
       </w:pPr>
       <w:r>
@@ -4427,7 +4893,7 @@
       <w:pPr>
         <w:pStyle w:val="Normal"/>
         <w:bidi w:val="0"/>
-        <w:jc w:val="start"/>
+        <w:jc w:val="left"/>
         <w:rPr/>
       </w:pPr>
       <w:r>
@@ -4443,7 +4909,7 @@
       <w:pPr>
         <w:pStyle w:val="Normal"/>
         <w:bidi w:val="0"/>
-        <w:jc w:val="start"/>
+        <w:jc w:val="left"/>
         <w:rPr/>
       </w:pPr>
       <w:r>
@@ -4459,7 +4925,7 @@
       <w:pPr>
         <w:pStyle w:val="Normal"/>
         <w:bidi w:val="0"/>
-        <w:jc w:val="start"/>
+        <w:jc w:val="left"/>
         <w:rPr/>
       </w:pPr>
       <w:r>
@@ -4475,7 +4941,7 @@
       <w:pPr>
         <w:pStyle w:val="Normal"/>
         <w:bidi w:val="0"/>
-        <w:jc w:val="start"/>
+        <w:jc w:val="left"/>
         <w:rPr/>
       </w:pPr>
       <w:r>
@@ -4491,7 +4957,7 @@
       <w:pPr>
         <w:pStyle w:val="Normal"/>
         <w:bidi w:val="0"/>
-        <w:jc w:val="start"/>
+        <w:jc w:val="left"/>
         <w:rPr/>
       </w:pPr>
       <w:r>
@@ -4507,7 +4973,7 @@
       <w:pPr>
         <w:pStyle w:val="Normal"/>
         <w:bidi w:val="0"/>
-        <w:jc w:val="start"/>
+        <w:jc w:val="left"/>
         <w:rPr/>
       </w:pPr>
       <w:r>
@@ -4523,7 +4989,7 @@
       <w:pPr>
         <w:pStyle w:val="Normal"/>
         <w:bidi w:val="0"/>
-        <w:jc w:val="start"/>
+        <w:jc w:val="left"/>
         <w:rPr/>
       </w:pPr>
       <w:r>
@@ -4539,7 +5005,7 @@
       <w:pPr>
         <w:pStyle w:val="Normal"/>
         <w:bidi w:val="0"/>
-        <w:jc w:val="start"/>
+        <w:jc w:val="left"/>
         <w:rPr/>
       </w:pPr>
       <w:r>
@@ -4550,7 +5016,7 @@
       <w:pPr>
         <w:pStyle w:val="Normal"/>
         <w:bidi w:val="0"/>
-        <w:jc w:val="start"/>
+        <w:jc w:val="left"/>
         <w:rPr/>
       </w:pPr>
       <w:r>
@@ -4561,7 +5027,7 @@
       <w:pPr>
         <w:pStyle w:val="Normal"/>
         <w:bidi w:val="0"/>
-        <w:jc w:val="start"/>
+        <w:jc w:val="left"/>
         <w:rPr/>
       </w:pPr>
       <w:r>
@@ -4572,7 +5038,7 @@
       <w:pPr>
         <w:pStyle w:val="Normal"/>
         <w:bidi w:val="0"/>
-        <w:jc w:val="start"/>
+        <w:jc w:val="left"/>
         <w:rPr/>
       </w:pPr>
       <w:r>
@@ -4584,7 +5050,7 @@
         <w:pStyle w:val="BodyText"/>
         <w:bidi w:val="0"/>
         <w:spacing w:lineRule="auto" w:line="276" w:before="0" w:after="140"/>
-        <w:jc w:val="start"/>
+        <w:jc w:val="left"/>
         <w:rPr/>
       </w:pPr>
       <w:r>
@@ -4600,7 +5066,7 @@
         </w:pBdr>
         <w:bidi w:val="0"/>
         <w:spacing w:before="0" w:after="283"/>
-        <w:jc w:val="start"/>
+        <w:jc w:val="left"/>
         <w:rPr/>
       </w:pPr>
       <w:r>
@@ -4611,7 +5077,7 @@
       <w:pPr>
         <w:pStyle w:val="Heading1"/>
         <w:bidi w:val="0"/>
-        <w:jc w:val="start"/>
+        <w:jc w:val="left"/>
         <w:rPr/>
       </w:pPr>
       <w:r>
@@ -4639,7 +5105,7 @@
       <w:pPr>
         <w:pStyle w:val="Heading2"/>
         <w:bidi w:val="0"/>
-        <w:jc w:val="start"/>
+        <w:jc w:val="left"/>
         <w:rPr/>
       </w:pPr>
       <w:r>
@@ -4659,12 +5125,11 @@
           <w:numId w:val="19"/>
         </w:numPr>
         <w:tabs>
-          <w:tab w:val="clear" w:pos="709"/>
           <w:tab w:val="left" w:pos="709" w:leader="none"/>
         </w:tabs>
         <w:bidi w:val="0"/>
-        <w:ind w:hanging="283" w:start="709"/>
-        <w:jc w:val="start"/>
+        <w:ind w:hanging="283" w:left="709"/>
+        <w:jc w:val="left"/>
         <w:rPr/>
       </w:pPr>
       <w:r>
@@ -4680,12 +5145,11 @@
           <w:numId w:val="19"/>
         </w:numPr>
         <w:tabs>
-          <w:tab w:val="clear" w:pos="709"/>
           <w:tab w:val="left" w:pos="709" w:leader="none"/>
         </w:tabs>
         <w:bidi w:val="0"/>
-        <w:ind w:hanging="283" w:start="709"/>
-        <w:jc w:val="start"/>
+        <w:ind w:hanging="283" w:left="709"/>
+        <w:jc w:val="left"/>
         <w:rPr/>
       </w:pPr>
       <w:r>
@@ -4701,12 +5165,11 @@
           <w:numId w:val="19"/>
         </w:numPr>
         <w:tabs>
-          <w:tab w:val="clear" w:pos="709"/>
           <w:tab w:val="left" w:pos="709" w:leader="none"/>
         </w:tabs>
         <w:bidi w:val="0"/>
-        <w:ind w:hanging="283" w:start="709"/>
-        <w:jc w:val="start"/>
+        <w:ind w:hanging="283" w:left="709"/>
+        <w:jc w:val="left"/>
         <w:rPr/>
       </w:pPr>
       <w:r>
@@ -4730,12 +5193,11 @@
           <w:numId w:val="19"/>
         </w:numPr>
         <w:tabs>
-          <w:tab w:val="clear" w:pos="709"/>
           <w:tab w:val="left" w:pos="709" w:leader="none"/>
         </w:tabs>
         <w:bidi w:val="0"/>
-        <w:ind w:hanging="283" w:start="709"/>
-        <w:jc w:val="start"/>
+        <w:ind w:hanging="283" w:left="709"/>
+        <w:jc w:val="left"/>
         <w:rPr/>
       </w:pPr>
       <w:r>
@@ -4747,7 +5209,7 @@
       <w:pPr>
         <w:pStyle w:val="HorizontalLine"/>
         <w:bidi w:val="0"/>
-        <w:jc w:val="start"/>
+        <w:jc w:val="left"/>
         <w:rPr/>
       </w:pPr>
       <w:r>
@@ -4758,7 +5220,7 @@
       <w:pPr>
         <w:pStyle w:val="Heading2"/>
         <w:bidi w:val="0"/>
-        <w:jc w:val="start"/>
+        <w:jc w:val="left"/>
         <w:rPr/>
       </w:pPr>
       <w:r>
@@ -4778,12 +5240,11 @@
           <w:numId w:val="20"/>
         </w:numPr>
         <w:tabs>
-          <w:tab w:val="clear" w:pos="709"/>
           <w:tab w:val="left" w:pos="709" w:leader="none"/>
         </w:tabs>
         <w:bidi w:val="0"/>
-        <w:ind w:hanging="283" w:start="709"/>
-        <w:jc w:val="start"/>
+        <w:ind w:hanging="283" w:left="709"/>
+        <w:jc w:val="left"/>
         <w:rPr/>
       </w:pPr>
       <w:r>
@@ -4813,12 +5274,11 @@
           <w:numId w:val="20"/>
         </w:numPr>
         <w:tabs>
-          <w:tab w:val="clear" w:pos="709"/>
           <w:tab w:val="left" w:pos="709" w:leader="none"/>
         </w:tabs>
         <w:bidi w:val="0"/>
-        <w:ind w:hanging="283" w:start="709"/>
-        <w:jc w:val="start"/>
+        <w:ind w:hanging="283" w:left="709"/>
+        <w:jc w:val="left"/>
         <w:rPr/>
       </w:pPr>
       <w:r>
@@ -4840,12 +5300,11 @@
           <w:numId w:val="20"/>
         </w:numPr>
         <w:tabs>
-          <w:tab w:val="clear" w:pos="709"/>
           <w:tab w:val="left" w:pos="709" w:leader="none"/>
         </w:tabs>
         <w:bidi w:val="0"/>
-        <w:ind w:hanging="283" w:start="709"/>
-        <w:jc w:val="start"/>
+        <w:ind w:hanging="283" w:left="709"/>
+        <w:jc w:val="left"/>
         <w:rPr/>
       </w:pPr>
       <w:r>
@@ -4875,12 +5334,11 @@
           <w:numId w:val="20"/>
         </w:numPr>
         <w:tabs>
-          <w:tab w:val="clear" w:pos="709"/>
           <w:tab w:val="left" w:pos="709" w:leader="none"/>
         </w:tabs>
         <w:bidi w:val="0"/>
-        <w:ind w:hanging="283" w:start="709"/>
-        <w:jc w:val="start"/>
+        <w:ind w:hanging="283" w:left="709"/>
+        <w:jc w:val="left"/>
         <w:rPr/>
       </w:pPr>
       <w:r>
@@ -4922,12 +5380,11 @@
           <w:numId w:val="20"/>
         </w:numPr>
         <w:tabs>
-          <w:tab w:val="clear" w:pos="709"/>
           <w:tab w:val="left" w:pos="709" w:leader="none"/>
         </w:tabs>
         <w:bidi w:val="0"/>
-        <w:ind w:hanging="283" w:start="709"/>
-        <w:jc w:val="start"/>
+        <w:ind w:hanging="283" w:left="709"/>
+        <w:jc w:val="left"/>
         <w:rPr/>
       </w:pPr>
       <w:r>
@@ -4949,12 +5406,11 @@
           <w:numId w:val="20"/>
         </w:numPr>
         <w:tabs>
-          <w:tab w:val="clear" w:pos="709"/>
           <w:tab w:val="left" w:pos="709" w:leader="none"/>
         </w:tabs>
         <w:bidi w:val="0"/>
-        <w:ind w:hanging="283" w:start="709"/>
-        <w:jc w:val="start"/>
+        <w:ind w:hanging="283" w:left="709"/>
+        <w:jc w:val="left"/>
         <w:rPr/>
       </w:pPr>
       <w:r>
@@ -4980,7 +5436,7 @@
       <w:pPr>
         <w:pStyle w:val="HorizontalLine"/>
         <w:bidi w:val="0"/>
-        <w:jc w:val="start"/>
+        <w:jc w:val="left"/>
         <w:rPr/>
       </w:pPr>
       <w:r>
@@ -4991,7 +5447,7 @@
       <w:pPr>
         <w:pStyle w:val="Heading2"/>
         <w:bidi w:val="0"/>
-        <w:jc w:val="start"/>
+        <w:jc w:val="left"/>
         <w:rPr/>
       </w:pPr>
       <w:r>
@@ -5011,12 +5467,11 @@
           <w:numId w:val="21"/>
         </w:numPr>
         <w:tabs>
-          <w:tab w:val="clear" w:pos="709"/>
           <w:tab w:val="left" w:pos="709" w:leader="none"/>
         </w:tabs>
         <w:bidi w:val="0"/>
-        <w:ind w:hanging="283" w:start="709"/>
-        <w:jc w:val="start"/>
+        <w:ind w:hanging="283" w:left="709"/>
+        <w:jc w:val="left"/>
         <w:rPr/>
       </w:pPr>
       <w:r>
@@ -5046,12 +5501,11 @@
           <w:numId w:val="21"/>
         </w:numPr>
         <w:tabs>
-          <w:tab w:val="clear" w:pos="709"/>
           <w:tab w:val="left" w:pos="709" w:leader="none"/>
         </w:tabs>
         <w:bidi w:val="0"/>
-        <w:ind w:hanging="283" w:start="709"/>
-        <w:jc w:val="start"/>
+        <w:ind w:hanging="283" w:left="709"/>
+        <w:jc w:val="left"/>
         <w:rPr/>
       </w:pPr>
       <w:r>
@@ -5089,12 +5543,11 @@
           <w:numId w:val="21"/>
         </w:numPr>
         <w:tabs>
-          <w:tab w:val="clear" w:pos="709"/>
           <w:tab w:val="left" w:pos="709" w:leader="none"/>
         </w:tabs>
         <w:bidi w:val="0"/>
-        <w:ind w:hanging="283" w:start="709"/>
-        <w:jc w:val="start"/>
+        <w:ind w:hanging="283" w:left="709"/>
+        <w:jc w:val="left"/>
         <w:rPr/>
       </w:pPr>
       <w:r>
@@ -5132,12 +5585,11 @@
           <w:numId w:val="21"/>
         </w:numPr>
         <w:tabs>
-          <w:tab w:val="clear" w:pos="709"/>
           <w:tab w:val="left" w:pos="709" w:leader="none"/>
         </w:tabs>
         <w:bidi w:val="0"/>
-        <w:ind w:hanging="283" w:start="709"/>
-        <w:jc w:val="start"/>
+        <w:ind w:hanging="283" w:left="709"/>
+        <w:jc w:val="left"/>
         <w:rPr/>
       </w:pPr>
       <w:r>
@@ -5193,12 +5645,11 @@
           <w:numId w:val="21"/>
         </w:numPr>
         <w:tabs>
-          <w:tab w:val="clear" w:pos="709"/>
           <w:tab w:val="left" w:pos="709" w:leader="none"/>
         </w:tabs>
         <w:bidi w:val="0"/>
-        <w:ind w:hanging="283" w:start="709"/>
-        <w:jc w:val="start"/>
+        <w:ind w:hanging="283" w:left="709"/>
+        <w:jc w:val="left"/>
         <w:rPr/>
       </w:pPr>
       <w:r>
@@ -5220,12 +5671,11 @@
           <w:numId w:val="21"/>
         </w:numPr>
         <w:tabs>
-          <w:tab w:val="clear" w:pos="709"/>
           <w:tab w:val="left" w:pos="709" w:leader="none"/>
         </w:tabs>
         <w:bidi w:val="0"/>
-        <w:ind w:hanging="283" w:start="709"/>
-        <w:jc w:val="start"/>
+        <w:ind w:hanging="283" w:left="709"/>
+        <w:jc w:val="left"/>
         <w:rPr/>
       </w:pPr>
       <w:r>
@@ -5257,7 +5707,7 @@
       <w:pPr>
         <w:pStyle w:val="HorizontalLine"/>
         <w:bidi w:val="0"/>
-        <w:jc w:val="start"/>
+        <w:jc w:val="left"/>
         <w:rPr/>
       </w:pPr>
       <w:r>
@@ -5268,7 +5718,7 @@
       <w:pPr>
         <w:pStyle w:val="Heading2"/>
         <w:bidi w:val="0"/>
-        <w:jc w:val="start"/>
+        <w:jc w:val="left"/>
         <w:rPr/>
       </w:pPr>
       <w:r>
@@ -5292,7 +5742,7 @@
       <w:pPr>
         <w:pStyle w:val="PreformattedText"/>
         <w:bidi w:val="0"/>
-        <w:jc w:val="start"/>
+        <w:jc w:val="left"/>
         <w:rPr/>
       </w:pPr>
       <w:r>
@@ -5306,7 +5756,7 @@
       <w:pPr>
         <w:pStyle w:val="PreformattedText"/>
         <w:bidi w:val="0"/>
-        <w:jc w:val="start"/>
+        <w:jc w:val="left"/>
         <w:rPr/>
       </w:pPr>
       <w:r>
@@ -5326,7 +5776,7 @@
       <w:pPr>
         <w:pStyle w:val="PreformattedText"/>
         <w:bidi w:val="0"/>
-        <w:jc w:val="start"/>
+        <w:jc w:val="left"/>
         <w:rPr/>
       </w:pPr>
       <w:r>
@@ -5346,7 +5796,7 @@
       <w:pPr>
         <w:pStyle w:val="PreformattedText"/>
         <w:bidi w:val="0"/>
-        <w:jc w:val="start"/>
+        <w:jc w:val="left"/>
         <w:rPr/>
       </w:pPr>
       <w:r>
@@ -5366,7 +5816,7 @@
       <w:pPr>
         <w:pStyle w:val="PreformattedText"/>
         <w:bidi w:val="0"/>
-        <w:jc w:val="start"/>
+        <w:jc w:val="left"/>
         <w:rPr/>
       </w:pPr>
       <w:r>
@@ -5380,7 +5830,7 @@
       <w:pPr>
         <w:pStyle w:val="PreformattedText"/>
         <w:bidi w:val="0"/>
-        <w:jc w:val="start"/>
+        <w:jc w:val="left"/>
         <w:rPr/>
       </w:pPr>
       <w:r>
@@ -5400,7 +5850,7 @@
       <w:pPr>
         <w:pStyle w:val="PreformattedText"/>
         <w:bidi w:val="0"/>
-        <w:jc w:val="start"/>
+        <w:jc w:val="left"/>
         <w:rPr/>
       </w:pPr>
       <w:r>
@@ -5420,7 +5870,7 @@
       <w:pPr>
         <w:pStyle w:val="PreformattedText"/>
         <w:bidi w:val="0"/>
-        <w:jc w:val="start"/>
+        <w:jc w:val="left"/>
         <w:rPr/>
       </w:pPr>
       <w:r>
@@ -5434,7 +5884,7 @@
       <w:pPr>
         <w:pStyle w:val="PreformattedText"/>
         <w:bidi w:val="0"/>
-        <w:jc w:val="start"/>
+        <w:jc w:val="left"/>
         <w:rPr/>
       </w:pPr>
       <w:r>
@@ -5455,7 +5905,7 @@
         <w:pStyle w:val="PreformattedText"/>
         <w:bidi w:val="0"/>
         <w:spacing w:before="0" w:after="283"/>
-        <w:jc w:val="start"/>
+        <w:jc w:val="left"/>
         <w:rPr/>
       </w:pPr>
       <w:r>
@@ -5479,12 +5929,11 @@
           <w:numId w:val="22"/>
         </w:numPr>
         <w:tabs>
-          <w:tab w:val="clear" w:pos="709"/>
           <w:tab w:val="left" w:pos="709" w:leader="none"/>
         </w:tabs>
         <w:bidi w:val="0"/>
-        <w:ind w:hanging="283" w:start="709"/>
-        <w:jc w:val="start"/>
+        <w:ind w:hanging="283" w:left="709"/>
+        <w:jc w:val="left"/>
         <w:rPr/>
       </w:pPr>
       <w:r>
@@ -5506,12 +5955,11 @@
           <w:numId w:val="22"/>
         </w:numPr>
         <w:tabs>
-          <w:tab w:val="clear" w:pos="709"/>
           <w:tab w:val="left" w:pos="709" w:leader="none"/>
         </w:tabs>
         <w:bidi w:val="0"/>
-        <w:ind w:hanging="283" w:start="709"/>
-        <w:jc w:val="start"/>
+        <w:ind w:hanging="283" w:left="709"/>
+        <w:jc w:val="left"/>
         <w:rPr/>
       </w:pPr>
       <w:r>
@@ -5533,12 +5981,11 @@
           <w:numId w:val="22"/>
         </w:numPr>
         <w:tabs>
-          <w:tab w:val="clear" w:pos="709"/>
           <w:tab w:val="left" w:pos="709" w:leader="none"/>
         </w:tabs>
         <w:bidi w:val="0"/>
-        <w:ind w:hanging="283" w:start="709"/>
-        <w:jc w:val="start"/>
+        <w:ind w:hanging="283" w:left="709"/>
+        <w:jc w:val="left"/>
         <w:rPr/>
       </w:pPr>
       <w:r>
@@ -5564,8 +6011,8 @@
           <w:tab w:val="left" w:pos="1418" w:leader="none"/>
         </w:tabs>
         <w:bidi w:val="0"/>
-        <w:ind w:hanging="283" w:start="1418"/>
-        <w:jc w:val="start"/>
+        <w:ind w:hanging="283" w:left="1418"/>
+        <w:jc w:val="left"/>
         <w:rPr/>
       </w:pPr>
       <w:r>
@@ -5599,8 +6046,8 @@
           <w:tab w:val="left" w:pos="1418" w:leader="none"/>
         </w:tabs>
         <w:bidi w:val="0"/>
-        <w:ind w:hanging="283" w:start="1418"/>
-        <w:jc w:val="start"/>
+        <w:ind w:hanging="283" w:left="1418"/>
+        <w:jc w:val="left"/>
         <w:rPr/>
       </w:pPr>
       <w:r>
@@ -5634,8 +6081,8 @@
           <w:tab w:val="left" w:pos="1418" w:leader="none"/>
         </w:tabs>
         <w:bidi w:val="0"/>
-        <w:ind w:hanging="283" w:start="1418"/>
-        <w:jc w:val="start"/>
+        <w:ind w:hanging="283" w:left="1418"/>
+        <w:jc w:val="left"/>
         <w:rPr/>
       </w:pPr>
       <w:r>
@@ -5659,8 +6106,8 @@
           <w:tab w:val="left" w:pos="1418" w:leader="none"/>
         </w:tabs>
         <w:bidi w:val="0"/>
-        <w:ind w:hanging="283" w:start="1418"/>
-        <w:jc w:val="start"/>
+        <w:ind w:hanging="283" w:left="1418"/>
+        <w:jc w:val="left"/>
         <w:rPr/>
       </w:pPr>
       <w:r>
@@ -5672,7 +6119,7 @@
       <w:pPr>
         <w:pStyle w:val="HorizontalLine"/>
         <w:bidi w:val="0"/>
-        <w:jc w:val="start"/>
+        <w:jc w:val="left"/>
         <w:rPr/>
       </w:pPr>
       <w:r>
@@ -5683,7 +6130,7 @@
       <w:pPr>
         <w:pStyle w:val="Heading2"/>
         <w:bidi w:val="0"/>
-        <w:jc w:val="start"/>
+        <w:jc w:val="left"/>
         <w:rPr/>
       </w:pPr>
       <w:r>
@@ -5698,19 +6145,19 @@
     <w:tbl>
       <w:tblPr>
         <w:tblW w:w="3738" w:type="dxa"/>
-        <w:jc w:val="start"/>
+        <w:jc w:val="left"/>
         <w:tblInd w:w="0" w:type="dxa"/>
         <w:tblLayout w:type="fixed"/>
         <w:tblCellMar>
           <w:top w:w="28" w:type="dxa"/>
-          <w:start w:w="28" w:type="dxa"/>
+          <w:left w:w="28" w:type="dxa"/>
           <w:bottom w:w="28" w:type="dxa"/>
-          <w:end w:w="28" w:type="dxa"/>
+          <w:right w:w="28" w:type="dxa"/>
         </w:tblCellMar>
       </w:tblPr>
       <w:tblGrid>
-        <w:gridCol w:w="1381"/>
-        <w:gridCol w:w="1366"/>
+        <w:gridCol w:w="1380"/>
+        <w:gridCol w:w="1367"/>
         <w:gridCol w:w="991"/>
       </w:tblGrid>
       <w:tr>
@@ -5719,7 +6166,7 @@
         </w:trPr>
         <w:tc>
           <w:tcPr>
-            <w:tcW w:w="1381" w:type="dxa"/>
+            <w:tcW w:w="1380" w:type="dxa"/>
             <w:tcBorders/>
             <w:vAlign w:val="center"/>
           </w:tcPr>
@@ -5739,7 +6186,7 @@
         </w:tc>
         <w:tc>
           <w:tcPr>
-            <w:tcW w:w="1366" w:type="dxa"/>
+            <w:tcW w:w="1367" w:type="dxa"/>
             <w:tcBorders/>
             <w:vAlign w:val="center"/>
           </w:tcPr>
@@ -5782,7 +6229,7 @@
         <w:trPr/>
         <w:tc>
           <w:tcPr>
-            <w:tcW w:w="1381" w:type="dxa"/>
+            <w:tcW w:w="1380" w:type="dxa"/>
             <w:tcBorders/>
             <w:vAlign w:val="center"/>
           </w:tcPr>
@@ -5792,7 +6239,7 @@
               <w:widowControl w:val="false"/>
               <w:suppressLineNumbers/>
               <w:bidi w:val="0"/>
-              <w:jc w:val="start"/>
+              <w:jc w:val="left"/>
               <w:rPr/>
             </w:pPr>
             <w:r>
@@ -5803,7 +6250,7 @@
         </w:tc>
         <w:tc>
           <w:tcPr>
-            <w:tcW w:w="1366" w:type="dxa"/>
+            <w:tcW w:w="1367" w:type="dxa"/>
             <w:tcBorders/>
             <w:vAlign w:val="center"/>
           </w:tcPr>
@@ -5813,7 +6260,7 @@
               <w:widowControl w:val="false"/>
               <w:suppressLineNumbers/>
               <w:bidi w:val="0"/>
-              <w:jc w:val="start"/>
+              <w:jc w:val="left"/>
               <w:rPr/>
             </w:pPr>
             <w:r>
@@ -5834,7 +6281,7 @@
               <w:widowControl w:val="false"/>
               <w:suppressLineNumbers/>
               <w:bidi w:val="0"/>
-              <w:jc w:val="start"/>
+              <w:jc w:val="left"/>
               <w:rPr/>
             </w:pPr>
             <w:r>
@@ -5848,7 +6295,7 @@
         <w:trPr/>
         <w:tc>
           <w:tcPr>
-            <w:tcW w:w="1381" w:type="dxa"/>
+            <w:tcW w:w="1380" w:type="dxa"/>
             <w:tcBorders/>
             <w:vAlign w:val="center"/>
           </w:tcPr>
@@ -5858,7 +6305,7 @@
               <w:widowControl w:val="false"/>
               <w:suppressLineNumbers/>
               <w:bidi w:val="0"/>
-              <w:jc w:val="start"/>
+              <w:jc w:val="left"/>
               <w:rPr/>
             </w:pPr>
             <w:r>
@@ -5869,7 +6316,7 @@
         </w:tc>
         <w:tc>
           <w:tcPr>
-            <w:tcW w:w="1366" w:type="dxa"/>
+            <w:tcW w:w="1367" w:type="dxa"/>
             <w:tcBorders/>
             <w:vAlign w:val="center"/>
           </w:tcPr>
@@ -5879,7 +6326,7 @@
               <w:widowControl w:val="false"/>
               <w:suppressLineNumbers/>
               <w:bidi w:val="0"/>
-              <w:jc w:val="start"/>
+              <w:jc w:val="left"/>
               <w:rPr/>
             </w:pPr>
             <w:r>
@@ -5900,7 +6347,7 @@
               <w:widowControl w:val="false"/>
               <w:suppressLineNumbers/>
               <w:bidi w:val="0"/>
-              <w:jc w:val="start"/>
+              <w:jc w:val="left"/>
               <w:rPr/>
             </w:pPr>
             <w:r>
@@ -5914,7 +6361,7 @@
         <w:trPr/>
         <w:tc>
           <w:tcPr>
-            <w:tcW w:w="1381" w:type="dxa"/>
+            <w:tcW w:w="1380" w:type="dxa"/>
             <w:tcBorders/>
             <w:vAlign w:val="center"/>
           </w:tcPr>
@@ -5924,7 +6371,7 @@
               <w:widowControl w:val="false"/>
               <w:suppressLineNumbers/>
               <w:bidi w:val="0"/>
-              <w:jc w:val="start"/>
+              <w:jc w:val="left"/>
               <w:rPr/>
             </w:pPr>
             <w:r>
@@ -5935,7 +6382,7 @@
         </w:tc>
         <w:tc>
           <w:tcPr>
-            <w:tcW w:w="1366" w:type="dxa"/>
+            <w:tcW w:w="1367" w:type="dxa"/>
             <w:tcBorders/>
             <w:vAlign w:val="center"/>
           </w:tcPr>
@@ -5945,7 +6392,7 @@
               <w:widowControl w:val="false"/>
               <w:suppressLineNumbers/>
               <w:bidi w:val="0"/>
-              <w:jc w:val="start"/>
+              <w:jc w:val="left"/>
               <w:rPr/>
             </w:pPr>
             <w:r>
@@ -5966,7 +6413,7 @@
               <w:widowControl w:val="false"/>
               <w:suppressLineNumbers/>
               <w:bidi w:val="0"/>
-              <w:jc w:val="start"/>
+              <w:jc w:val="left"/>
               <w:rPr/>
             </w:pPr>
             <w:r>
@@ -5980,7 +6427,7 @@
         <w:trPr/>
         <w:tc>
           <w:tcPr>
-            <w:tcW w:w="1381" w:type="dxa"/>
+            <w:tcW w:w="1380" w:type="dxa"/>
             <w:tcBorders/>
             <w:vAlign w:val="center"/>
           </w:tcPr>
@@ -5990,7 +6437,7 @@
               <w:widowControl w:val="false"/>
               <w:suppressLineNumbers/>
               <w:bidi w:val="0"/>
-              <w:jc w:val="start"/>
+              <w:jc w:val="left"/>
               <w:rPr/>
             </w:pPr>
             <w:r>
@@ -6001,7 +6448,7 @@
         </w:tc>
         <w:tc>
           <w:tcPr>
-            <w:tcW w:w="1366" w:type="dxa"/>
+            <w:tcW w:w="1367" w:type="dxa"/>
             <w:tcBorders/>
             <w:vAlign w:val="center"/>
           </w:tcPr>
@@ -6011,7 +6458,7 @@
               <w:widowControl w:val="false"/>
               <w:suppressLineNumbers/>
               <w:bidi w:val="0"/>
-              <w:jc w:val="start"/>
+              <w:jc w:val="left"/>
               <w:rPr/>
             </w:pPr>
             <w:r>
@@ -6040,7 +6487,7 @@
               <w:widowControl w:val="false"/>
               <w:suppressLineNumbers/>
               <w:bidi w:val="0"/>
-              <w:jc w:val="start"/>
+              <w:jc w:val="left"/>
               <w:rPr/>
             </w:pPr>
             <w:r>
@@ -6055,7 +6502,7 @@
       <w:pPr>
         <w:pStyle w:val="HorizontalLine"/>
         <w:bidi w:val="0"/>
-        <w:jc w:val="start"/>
+        <w:jc w:val="left"/>
         <w:rPr/>
       </w:pPr>
       <w:r>
@@ -6066,7 +6513,7 @@
       <w:pPr>
         <w:pStyle w:val="Heading2"/>
         <w:bidi w:val="0"/>
-        <w:jc w:val="start"/>
+        <w:jc w:val="left"/>
         <w:rPr/>
       </w:pPr>
       <w:r>
@@ -6086,12 +6533,11 @@
           <w:numId w:val="23"/>
         </w:numPr>
         <w:tabs>
-          <w:tab w:val="clear" w:pos="709"/>
           <w:tab w:val="left" w:pos="709" w:leader="none"/>
         </w:tabs>
         <w:bidi w:val="0"/>
-        <w:ind w:hanging="283" w:start="709"/>
-        <w:jc w:val="start"/>
+        <w:ind w:hanging="283" w:left="709"/>
+        <w:jc w:val="left"/>
         <w:rPr/>
       </w:pPr>
       <w:r>
@@ -6115,12 +6561,11 @@
           <w:numId w:val="23"/>
         </w:numPr>
         <w:tabs>
-          <w:tab w:val="clear" w:pos="709"/>
           <w:tab w:val="left" w:pos="709" w:leader="none"/>
         </w:tabs>
         <w:bidi w:val="0"/>
-        <w:ind w:hanging="283" w:start="709"/>
-        <w:jc w:val="start"/>
+        <w:ind w:hanging="283" w:left="709"/>
+        <w:jc w:val="left"/>
         <w:rPr/>
       </w:pPr>
       <w:r>
@@ -6136,12 +6581,11 @@
           <w:numId w:val="23"/>
         </w:numPr>
         <w:tabs>
-          <w:tab w:val="clear" w:pos="709"/>
           <w:tab w:val="left" w:pos="709" w:leader="none"/>
         </w:tabs>
         <w:bidi w:val="0"/>
-        <w:ind w:hanging="283" w:start="709"/>
-        <w:jc w:val="start"/>
+        <w:ind w:hanging="283" w:left="709"/>
+        <w:jc w:val="left"/>
         <w:rPr/>
       </w:pPr>
       <w:r>
@@ -6165,12 +6609,11 @@
           <w:numId w:val="23"/>
         </w:numPr>
         <w:tabs>
-          <w:tab w:val="clear" w:pos="709"/>
           <w:tab w:val="left" w:pos="709" w:leader="none"/>
         </w:tabs>
         <w:bidi w:val="0"/>
-        <w:ind w:hanging="283" w:start="709"/>
-        <w:jc w:val="start"/>
+        <w:ind w:hanging="283" w:left="709"/>
+        <w:jc w:val="left"/>
         <w:rPr/>
       </w:pPr>
       <w:r>
@@ -6186,12 +6629,11 @@
           <w:numId w:val="23"/>
         </w:numPr>
         <w:tabs>
-          <w:tab w:val="clear" w:pos="709"/>
           <w:tab w:val="left" w:pos="709" w:leader="none"/>
         </w:tabs>
         <w:bidi w:val="0"/>
-        <w:ind w:hanging="283" w:start="709"/>
-        <w:jc w:val="start"/>
+        <w:ind w:hanging="283" w:left="709"/>
+        <w:jc w:val="left"/>
         <w:rPr/>
       </w:pPr>
       <w:r>
@@ -6207,12 +6649,11 @@
           <w:numId w:val="23"/>
         </w:numPr>
         <w:tabs>
-          <w:tab w:val="clear" w:pos="709"/>
           <w:tab w:val="left" w:pos="709" w:leader="none"/>
         </w:tabs>
         <w:bidi w:val="0"/>
-        <w:ind w:hanging="283" w:start="709"/>
-        <w:jc w:val="start"/>
+        <w:ind w:hanging="283" w:left="709"/>
+        <w:jc w:val="left"/>
         <w:rPr/>
       </w:pPr>
       <w:r>
@@ -6228,12 +6669,11 @@
           <w:numId w:val="23"/>
         </w:numPr>
         <w:tabs>
-          <w:tab w:val="clear" w:pos="709"/>
           <w:tab w:val="left" w:pos="709" w:leader="none"/>
         </w:tabs>
         <w:bidi w:val="0"/>
-        <w:ind w:hanging="283" w:start="709"/>
-        <w:jc w:val="start"/>
+        <w:ind w:hanging="283" w:left="709"/>
+        <w:jc w:val="left"/>
         <w:rPr/>
       </w:pPr>
       <w:r>
@@ -6245,7 +6685,7 @@
       <w:pPr>
         <w:pStyle w:val="HorizontalLine"/>
         <w:bidi w:val="0"/>
-        <w:jc w:val="start"/>
+        <w:jc w:val="left"/>
         <w:rPr/>
       </w:pPr>
       <w:r>
@@ -6256,7 +6696,7 @@
       <w:pPr>
         <w:pStyle w:val="Heading1"/>
         <w:bidi w:val="0"/>
-        <w:jc w:val="start"/>
+        <w:jc w:val="left"/>
         <w:rPr/>
       </w:pPr>
       <w:r>
@@ -6276,7 +6716,7 @@
       <w:pPr>
         <w:pStyle w:val="Heading2"/>
         <w:bidi w:val="0"/>
-        <w:jc w:val="start"/>
+        <w:jc w:val="left"/>
         <w:rPr/>
       </w:pPr>
       <w:r>
@@ -6296,12 +6736,11 @@
           <w:numId w:val="24"/>
         </w:numPr>
         <w:tabs>
-          <w:tab w:val="clear" w:pos="709"/>
           <w:tab w:val="left" w:pos="709" w:leader="none"/>
         </w:tabs>
         <w:bidi w:val="0"/>
-        <w:ind w:hanging="283" w:start="709"/>
-        <w:jc w:val="start"/>
+        <w:ind w:hanging="283" w:left="709"/>
+        <w:jc w:val="left"/>
         <w:rPr/>
       </w:pPr>
       <w:r>
@@ -6317,12 +6756,11 @@
           <w:numId w:val="24"/>
         </w:numPr>
         <w:tabs>
-          <w:tab w:val="clear" w:pos="709"/>
           <w:tab w:val="left" w:pos="709" w:leader="none"/>
         </w:tabs>
         <w:bidi w:val="0"/>
-        <w:ind w:hanging="283" w:start="709"/>
-        <w:jc w:val="start"/>
+        <w:ind w:hanging="283" w:left="709"/>
+        <w:jc w:val="left"/>
         <w:rPr/>
       </w:pPr>
       <w:r>
@@ -6338,12 +6776,11 @@
           <w:numId w:val="24"/>
         </w:numPr>
         <w:tabs>
-          <w:tab w:val="clear" w:pos="709"/>
           <w:tab w:val="left" w:pos="709" w:leader="none"/>
         </w:tabs>
         <w:bidi w:val="0"/>
-        <w:ind w:hanging="283" w:start="709"/>
-        <w:jc w:val="start"/>
+        <w:ind w:hanging="283" w:left="709"/>
+        <w:jc w:val="left"/>
         <w:rPr/>
       </w:pPr>
       <w:r>
@@ -6355,7 +6792,7 @@
       <w:pPr>
         <w:pStyle w:val="HorizontalLine"/>
         <w:bidi w:val="0"/>
-        <w:jc w:val="start"/>
+        <w:jc w:val="left"/>
         <w:rPr/>
       </w:pPr>
       <w:r>
@@ -6366,7 +6803,7 @@
       <w:pPr>
         <w:pStyle w:val="Heading2"/>
         <w:bidi w:val="0"/>
-        <w:jc w:val="start"/>
+        <w:jc w:val="left"/>
         <w:rPr/>
       </w:pPr>
       <w:r>
@@ -6386,12 +6823,11 @@
           <w:numId w:val="25"/>
         </w:numPr>
         <w:tabs>
-          <w:tab w:val="clear" w:pos="709"/>
           <w:tab w:val="left" w:pos="709" w:leader="none"/>
         </w:tabs>
         <w:bidi w:val="0"/>
-        <w:ind w:hanging="283" w:start="709"/>
-        <w:jc w:val="start"/>
+        <w:ind w:hanging="283" w:left="709"/>
+        <w:jc w:val="left"/>
         <w:rPr/>
       </w:pPr>
       <w:r>
@@ -6421,12 +6857,11 @@
           <w:numId w:val="25"/>
         </w:numPr>
         <w:tabs>
-          <w:tab w:val="clear" w:pos="709"/>
           <w:tab w:val="left" w:pos="709" w:leader="none"/>
         </w:tabs>
         <w:bidi w:val="0"/>
-        <w:ind w:hanging="283" w:start="709"/>
-        <w:jc w:val="start"/>
+        <w:ind w:hanging="283" w:left="709"/>
+        <w:jc w:val="left"/>
         <w:rPr/>
       </w:pPr>
       <w:r>
@@ -6464,12 +6899,11 @@
           <w:numId w:val="25"/>
         </w:numPr>
         <w:tabs>
-          <w:tab w:val="clear" w:pos="709"/>
           <w:tab w:val="left" w:pos="709" w:leader="none"/>
         </w:tabs>
         <w:bidi w:val="0"/>
-        <w:ind w:hanging="283" w:start="709"/>
-        <w:jc w:val="start"/>
+        <w:ind w:hanging="283" w:left="709"/>
+        <w:jc w:val="left"/>
         <w:rPr/>
       </w:pPr>
       <w:r>
@@ -6507,12 +6941,11 @@
           <w:numId w:val="25"/>
         </w:numPr>
         <w:tabs>
-          <w:tab w:val="clear" w:pos="709"/>
           <w:tab w:val="left" w:pos="709" w:leader="none"/>
         </w:tabs>
         <w:bidi w:val="0"/>
-        <w:ind w:hanging="283" w:start="709"/>
-        <w:jc w:val="start"/>
+        <w:ind w:hanging="283" w:left="709"/>
+        <w:jc w:val="left"/>
         <w:rPr/>
       </w:pPr>
       <w:r>
@@ -6550,12 +6983,11 @@
           <w:numId w:val="25"/>
         </w:numPr>
         <w:tabs>
-          <w:tab w:val="clear" w:pos="709"/>
           <w:tab w:val="left" w:pos="709" w:leader="none"/>
         </w:tabs>
         <w:bidi w:val="0"/>
-        <w:ind w:hanging="283" w:start="709"/>
-        <w:jc w:val="start"/>
+        <w:ind w:hanging="283" w:left="709"/>
+        <w:jc w:val="left"/>
         <w:rPr/>
       </w:pPr>
       <w:r>
@@ -6577,12 +7009,11 @@
           <w:numId w:val="25"/>
         </w:numPr>
         <w:tabs>
-          <w:tab w:val="clear" w:pos="709"/>
           <w:tab w:val="left" w:pos="709" w:leader="none"/>
         </w:tabs>
         <w:bidi w:val="0"/>
-        <w:ind w:hanging="283" w:start="709"/>
-        <w:jc w:val="start"/>
+        <w:ind w:hanging="283" w:left="709"/>
+        <w:jc w:val="left"/>
         <w:rPr/>
       </w:pPr>
       <w:r>
@@ -6600,7 +7031,7 @@
       <w:pPr>
         <w:pStyle w:val="HorizontalLine"/>
         <w:bidi w:val="0"/>
-        <w:jc w:val="start"/>
+        <w:jc w:val="left"/>
         <w:rPr/>
       </w:pPr>
       <w:r>
@@ -6611,7 +7042,7 @@
       <w:pPr>
         <w:pStyle w:val="Heading2"/>
         <w:bidi w:val="0"/>
-        <w:jc w:val="start"/>
+        <w:jc w:val="left"/>
         <w:rPr/>
       </w:pPr>
       <w:r>
@@ -6631,12 +7062,11 @@
           <w:numId w:val="26"/>
         </w:numPr>
         <w:tabs>
-          <w:tab w:val="clear" w:pos="709"/>
           <w:tab w:val="left" w:pos="709" w:leader="none"/>
         </w:tabs>
         <w:bidi w:val="0"/>
-        <w:ind w:hanging="283" w:start="709"/>
-        <w:jc w:val="start"/>
+        <w:ind w:hanging="283" w:left="709"/>
+        <w:jc w:val="left"/>
         <w:rPr/>
       </w:pPr>
       <w:r>
@@ -6658,12 +7088,11 @@
           <w:numId w:val="26"/>
         </w:numPr>
         <w:tabs>
-          <w:tab w:val="clear" w:pos="709"/>
           <w:tab w:val="left" w:pos="709" w:leader="none"/>
         </w:tabs>
         <w:bidi w:val="0"/>
-        <w:ind w:hanging="283" w:start="709"/>
-        <w:jc w:val="start"/>
+        <w:ind w:hanging="283" w:left="709"/>
+        <w:jc w:val="left"/>
         <w:rPr/>
       </w:pPr>
       <w:r>
@@ -6707,12 +7136,11 @@
           <w:numId w:val="26"/>
         </w:numPr>
         <w:tabs>
-          <w:tab w:val="clear" w:pos="709"/>
           <w:tab w:val="left" w:pos="709" w:leader="none"/>
         </w:tabs>
         <w:bidi w:val="0"/>
-        <w:ind w:hanging="283" w:start="709"/>
-        <w:jc w:val="start"/>
+        <w:ind w:hanging="283" w:left="709"/>
+        <w:jc w:val="left"/>
         <w:rPr/>
       </w:pPr>
       <w:r>
@@ -6740,12 +7168,11 @@
           <w:numId w:val="26"/>
         </w:numPr>
         <w:tabs>
-          <w:tab w:val="clear" w:pos="709"/>
           <w:tab w:val="left" w:pos="709" w:leader="none"/>
         </w:tabs>
         <w:bidi w:val="0"/>
-        <w:ind w:hanging="283" w:start="709"/>
-        <w:jc w:val="start"/>
+        <w:ind w:hanging="283" w:left="709"/>
+        <w:jc w:val="left"/>
         <w:rPr/>
       </w:pPr>
       <w:r>
@@ -6771,8 +7198,8 @@
           <w:tab w:val="left" w:pos="1418" w:leader="none"/>
         </w:tabs>
         <w:bidi w:val="0"/>
-        <w:ind w:hanging="283" w:start="1418"/>
-        <w:jc w:val="start"/>
+        <w:ind w:hanging="283" w:left="1418"/>
+        <w:jc w:val="left"/>
         <w:rPr/>
       </w:pPr>
       <w:r>
@@ -6792,8 +7219,8 @@
           <w:tab w:val="left" w:pos="1418" w:leader="none"/>
         </w:tabs>
         <w:bidi w:val="0"/>
-        <w:ind w:hanging="283" w:start="1418"/>
-        <w:jc w:val="start"/>
+        <w:ind w:hanging="283" w:left="1418"/>
+        <w:jc w:val="left"/>
         <w:rPr/>
       </w:pPr>
       <w:r>
@@ -6813,8 +7240,8 @@
           <w:tab w:val="left" w:pos="1418" w:leader="none"/>
         </w:tabs>
         <w:bidi w:val="0"/>
-        <w:ind w:hanging="283" w:start="1418"/>
-        <w:jc w:val="start"/>
+        <w:ind w:hanging="283" w:left="1418"/>
+        <w:jc w:val="left"/>
         <w:rPr/>
       </w:pPr>
       <w:r>
@@ -6834,8 +7261,8 @@
           <w:tab w:val="left" w:pos="1418" w:leader="none"/>
         </w:tabs>
         <w:bidi w:val="0"/>
-        <w:ind w:hanging="283" w:start="1418"/>
-        <w:jc w:val="start"/>
+        <w:ind w:hanging="283" w:left="1418"/>
+        <w:jc w:val="left"/>
         <w:rPr/>
       </w:pPr>
       <w:r>
@@ -6851,12 +7278,11 @@
           <w:numId w:val="26"/>
         </w:numPr>
         <w:tabs>
-          <w:tab w:val="clear" w:pos="709"/>
           <w:tab w:val="left" w:pos="709" w:leader="none"/>
         </w:tabs>
         <w:bidi w:val="0"/>
-        <w:ind w:hanging="283" w:start="709"/>
-        <w:jc w:val="start"/>
+        <w:ind w:hanging="283" w:left="709"/>
+        <w:jc w:val="left"/>
         <w:rPr/>
       </w:pPr>
       <w:r>
@@ -6882,8 +7308,8 @@
           <w:tab w:val="left" w:pos="1418" w:leader="none"/>
         </w:tabs>
         <w:bidi w:val="0"/>
-        <w:ind w:hanging="283" w:start="1418"/>
-        <w:jc w:val="start"/>
+        <w:ind w:hanging="283" w:left="1418"/>
+        <w:jc w:val="left"/>
         <w:rPr/>
       </w:pPr>
       <w:r>
@@ -6903,8 +7329,8 @@
           <w:tab w:val="left" w:pos="1418" w:leader="none"/>
         </w:tabs>
         <w:bidi w:val="0"/>
-        <w:ind w:hanging="283" w:start="1418"/>
-        <w:jc w:val="start"/>
+        <w:ind w:hanging="283" w:left="1418"/>
+        <w:jc w:val="left"/>
         <w:rPr/>
       </w:pPr>
       <w:r>
@@ -6932,12 +7358,11 @@
           <w:numId w:val="26"/>
         </w:numPr>
         <w:tabs>
-          <w:tab w:val="clear" w:pos="709"/>
           <w:tab w:val="left" w:pos="709" w:leader="none"/>
         </w:tabs>
         <w:bidi w:val="0"/>
-        <w:ind w:hanging="283" w:start="709"/>
-        <w:jc w:val="start"/>
+        <w:ind w:hanging="283" w:left="709"/>
+        <w:jc w:val="left"/>
         <w:rPr/>
       </w:pPr>
       <w:r>
@@ -6975,12 +7400,11 @@
           <w:numId w:val="26"/>
         </w:numPr>
         <w:tabs>
-          <w:tab w:val="clear" w:pos="709"/>
           <w:tab w:val="left" w:pos="709" w:leader="none"/>
         </w:tabs>
         <w:bidi w:val="0"/>
-        <w:ind w:hanging="283" w:start="709"/>
-        <w:jc w:val="start"/>
+        <w:ind w:hanging="283" w:left="709"/>
+        <w:jc w:val="left"/>
         <w:rPr/>
       </w:pPr>
       <w:r>
@@ -6998,7 +7422,7 @@
       <w:pPr>
         <w:pStyle w:val="HorizontalLine"/>
         <w:bidi w:val="0"/>
-        <w:jc w:val="start"/>
+        <w:jc w:val="left"/>
         <w:rPr/>
       </w:pPr>
       <w:r>
@@ -7009,7 +7433,7 @@
       <w:pPr>
         <w:pStyle w:val="Heading2"/>
         <w:bidi w:val="0"/>
-        <w:jc w:val="start"/>
+        <w:jc w:val="left"/>
         <w:rPr/>
       </w:pPr>
       <w:r>
@@ -7025,7 +7449,7 @@
       <w:pPr>
         <w:pStyle w:val="PreformattedText"/>
         <w:bidi w:val="0"/>
-        <w:jc w:val="start"/>
+        <w:jc w:val="left"/>
         <w:rPr/>
       </w:pPr>
       <w:r>
@@ -7039,7 +7463,7 @@
       <w:pPr>
         <w:pStyle w:val="PreformattedText"/>
         <w:bidi w:val="0"/>
-        <w:jc w:val="start"/>
+        <w:jc w:val="left"/>
         <w:rPr/>
       </w:pPr>
       <w:r>
@@ -7071,7 +7495,7 @@
       <w:pPr>
         <w:pStyle w:val="PreformattedText"/>
         <w:bidi w:val="0"/>
-        <w:jc w:val="start"/>
+        <w:jc w:val="left"/>
         <w:rPr/>
       </w:pPr>
       <w:r>
@@ -7103,7 +7527,7 @@
       <w:pPr>
         <w:pStyle w:val="PreformattedText"/>
         <w:bidi w:val="0"/>
-        <w:jc w:val="start"/>
+        <w:jc w:val="left"/>
         <w:rPr/>
       </w:pPr>
       <w:r>
@@ -7136,7 +7560,7 @@
         <w:pStyle w:val="PreformattedText"/>
         <w:bidi w:val="0"/>
         <w:spacing w:before="0" w:after="283"/>
-        <w:jc w:val="start"/>
+        <w:jc w:val="left"/>
         <w:rPr/>
       </w:pPr>
       <w:r>
@@ -7172,12 +7596,11 @@
           <w:numId w:val="27"/>
         </w:numPr>
         <w:tabs>
-          <w:tab w:val="clear" w:pos="709"/>
           <w:tab w:val="left" w:pos="709" w:leader="none"/>
         </w:tabs>
         <w:bidi w:val="0"/>
-        <w:ind w:hanging="283" w:start="709"/>
-        <w:jc w:val="start"/>
+        <w:ind w:hanging="283" w:left="709"/>
+        <w:jc w:val="left"/>
         <w:rPr/>
       </w:pPr>
       <w:r>
@@ -7199,12 +7622,11 @@
           <w:numId w:val="27"/>
         </w:numPr>
         <w:tabs>
-          <w:tab w:val="clear" w:pos="709"/>
           <w:tab w:val="left" w:pos="709" w:leader="none"/>
         </w:tabs>
         <w:bidi w:val="0"/>
-        <w:ind w:hanging="283" w:start="709"/>
-        <w:jc w:val="start"/>
+        <w:ind w:hanging="283" w:left="709"/>
+        <w:jc w:val="left"/>
         <w:rPr/>
       </w:pPr>
       <w:r>
@@ -7234,12 +7656,11 @@
           <w:numId w:val="27"/>
         </w:numPr>
         <w:tabs>
-          <w:tab w:val="clear" w:pos="709"/>
           <w:tab w:val="left" w:pos="709" w:leader="none"/>
         </w:tabs>
         <w:bidi w:val="0"/>
-        <w:ind w:hanging="283" w:start="709"/>
-        <w:jc w:val="start"/>
+        <w:ind w:hanging="283" w:left="709"/>
+        <w:jc w:val="left"/>
         <w:rPr/>
       </w:pPr>
       <w:r>
@@ -7265,7 +7686,7 @@
       <w:pPr>
         <w:pStyle w:val="HorizontalLine"/>
         <w:bidi w:val="0"/>
-        <w:jc w:val="start"/>
+        <w:jc w:val="left"/>
         <w:rPr/>
       </w:pPr>
       <w:r>
@@ -7276,7 +7697,7 @@
       <w:pPr>
         <w:pStyle w:val="Heading2"/>
         <w:bidi w:val="0"/>
-        <w:jc w:val="start"/>
+        <w:jc w:val="left"/>
         <w:rPr/>
       </w:pPr>
       <w:r>
@@ -7296,12 +7717,11 @@
           <w:numId w:val="28"/>
         </w:numPr>
         <w:tabs>
-          <w:tab w:val="clear" w:pos="709"/>
           <w:tab w:val="left" w:pos="709" w:leader="none"/>
         </w:tabs>
         <w:bidi w:val="0"/>
-        <w:ind w:hanging="283" w:start="709"/>
-        <w:jc w:val="start"/>
+        <w:ind w:hanging="283" w:left="709"/>
+        <w:jc w:val="left"/>
         <w:rPr/>
       </w:pPr>
       <w:r>
@@ -7325,12 +7745,11 @@
           <w:numId w:val="28"/>
         </w:numPr>
         <w:tabs>
-          <w:tab w:val="clear" w:pos="709"/>
           <w:tab w:val="left" w:pos="709" w:leader="none"/>
         </w:tabs>
         <w:bidi w:val="0"/>
-        <w:ind w:hanging="283" w:start="709"/>
-        <w:jc w:val="start"/>
+        <w:ind w:hanging="283" w:left="709"/>
+        <w:jc w:val="left"/>
         <w:rPr/>
       </w:pPr>
       <w:r>
@@ -7354,12 +7773,11 @@
           <w:numId w:val="28"/>
         </w:numPr>
         <w:tabs>
-          <w:tab w:val="clear" w:pos="709"/>
           <w:tab w:val="left" w:pos="709" w:leader="none"/>
         </w:tabs>
         <w:bidi w:val="0"/>
-        <w:ind w:hanging="283" w:start="709"/>
-        <w:jc w:val="start"/>
+        <w:ind w:hanging="283" w:left="709"/>
+        <w:jc w:val="left"/>
         <w:rPr/>
       </w:pPr>
       <w:r>
@@ -7391,12 +7809,11 @@
           <w:numId w:val="28"/>
         </w:numPr>
         <w:tabs>
-          <w:tab w:val="clear" w:pos="709"/>
           <w:tab w:val="left" w:pos="709" w:leader="none"/>
         </w:tabs>
         <w:bidi w:val="0"/>
-        <w:ind w:hanging="283" w:start="709"/>
-        <w:jc w:val="start"/>
+        <w:ind w:hanging="283" w:left="709"/>
+        <w:jc w:val="left"/>
         <w:rPr/>
       </w:pPr>
       <w:r>
@@ -7412,12 +7829,11 @@
           <w:numId w:val="28"/>
         </w:numPr>
         <w:tabs>
-          <w:tab w:val="clear" w:pos="709"/>
           <w:tab w:val="left" w:pos="709" w:leader="none"/>
         </w:tabs>
         <w:bidi w:val="0"/>
-        <w:ind w:hanging="283" w:start="709"/>
-        <w:jc w:val="start"/>
+        <w:ind w:hanging="283" w:left="709"/>
+        <w:jc w:val="left"/>
         <w:rPr/>
       </w:pPr>
       <w:r>
@@ -7433,12 +7849,11 @@
           <w:numId w:val="28"/>
         </w:numPr>
         <w:tabs>
-          <w:tab w:val="clear" w:pos="709"/>
           <w:tab w:val="left" w:pos="709" w:leader="none"/>
         </w:tabs>
         <w:bidi w:val="0"/>
-        <w:ind w:hanging="283" w:start="709"/>
-        <w:jc w:val="start"/>
+        <w:ind w:hanging="283" w:left="709"/>
+        <w:jc w:val="left"/>
         <w:rPr/>
       </w:pPr>
       <w:r>
@@ -7454,12 +7869,11 @@
           <w:numId w:val="28"/>
         </w:numPr>
         <w:tabs>
-          <w:tab w:val="clear" w:pos="709"/>
           <w:tab w:val="left" w:pos="709" w:leader="none"/>
         </w:tabs>
         <w:bidi w:val="0"/>
-        <w:ind w:hanging="283" w:start="709"/>
-        <w:jc w:val="start"/>
+        <w:ind w:hanging="283" w:left="709"/>
+        <w:jc w:val="left"/>
         <w:rPr/>
       </w:pPr>
       <w:r>
@@ -7475,12 +7889,11 @@
           <w:numId w:val="28"/>
         </w:numPr>
         <w:tabs>
-          <w:tab w:val="clear" w:pos="709"/>
           <w:tab w:val="left" w:pos="709" w:leader="none"/>
         </w:tabs>
         <w:bidi w:val="0"/>
-        <w:ind w:hanging="283" w:start="709"/>
-        <w:jc w:val="start"/>
+        <w:ind w:hanging="283" w:left="709"/>
+        <w:jc w:val="left"/>
         <w:rPr/>
       </w:pPr>
       <w:r>
@@ -7492,18 +7905,18 @@
       <w:pPr>
         <w:pStyle w:val="HorizontalLine"/>
         <w:bidi w:val="0"/>
-        <w:jc w:val="start"/>
-        <w:rPr/>
-      </w:pPr>
-      <w:r>
-        <w:rPr/>
-      </w:r>
-    </w:p>
-    <w:p>
-      <w:pPr>
-        <w:pStyle w:val="BodyText"/>
-        <w:bidi w:val="0"/>
-        <w:jc w:val="start"/>
+        <w:jc w:val="left"/>
+        <w:rPr/>
+      </w:pPr>
+      <w:r>
+        <w:rPr/>
+      </w:r>
+    </w:p>
+    <w:p>
+      <w:pPr>
+        <w:pStyle w:val="BodyText"/>
+        <w:bidi w:val="0"/>
+        <w:jc w:val="left"/>
         <w:rPr/>
       </w:pPr>
       <w:r>
@@ -7525,7 +7938,7 @@
       <w:pPr>
         <w:pStyle w:val="BodyText"/>
         <w:bidi w:val="0"/>
-        <w:jc w:val="start"/>
+        <w:jc w:val="left"/>
         <w:rPr/>
       </w:pPr>
       <w:r>
@@ -7541,12 +7954,11 @@
           <w:numId w:val="29"/>
         </w:numPr>
         <w:tabs>
-          <w:tab w:val="clear" w:pos="709"/>
           <w:tab w:val="left" w:pos="709" w:leader="none"/>
         </w:tabs>
         <w:bidi w:val="0"/>
-        <w:ind w:hanging="283" w:start="709"/>
-        <w:jc w:val="start"/>
+        <w:ind w:hanging="283" w:left="709"/>
+        <w:jc w:val="left"/>
         <w:rPr/>
       </w:pPr>
       <w:r>
@@ -7562,12 +7974,11 @@
           <w:numId w:val="29"/>
         </w:numPr>
         <w:tabs>
-          <w:tab w:val="clear" w:pos="709"/>
           <w:tab w:val="left" w:pos="709" w:leader="none"/>
         </w:tabs>
         <w:bidi w:val="0"/>
-        <w:ind w:hanging="283" w:start="709"/>
-        <w:jc w:val="start"/>
+        <w:ind w:hanging="283" w:left="709"/>
+        <w:jc w:val="left"/>
         <w:rPr/>
       </w:pPr>
       <w:r>
@@ -7583,12 +7994,11 @@
           <w:numId w:val="29"/>
         </w:numPr>
         <w:tabs>
-          <w:tab w:val="clear" w:pos="709"/>
           <w:tab w:val="left" w:pos="709" w:leader="none"/>
         </w:tabs>
         <w:bidi w:val="0"/>
-        <w:ind w:hanging="283" w:start="709"/>
-        <w:jc w:val="start"/>
+        <w:ind w:hanging="283" w:left="709"/>
+        <w:jc w:val="left"/>
         <w:rPr/>
       </w:pPr>
       <w:r>
@@ -7608,12 +8018,11 @@
           <w:numId w:val="29"/>
         </w:numPr>
         <w:tabs>
-          <w:tab w:val="clear" w:pos="709"/>
           <w:tab w:val="left" w:pos="709" w:leader="none"/>
         </w:tabs>
         <w:bidi w:val="0"/>
-        <w:ind w:hanging="283" w:start="709"/>
-        <w:jc w:val="start"/>
+        <w:ind w:hanging="283" w:left="709"/>
+        <w:jc w:val="left"/>
         <w:rPr/>
       </w:pPr>
       <w:r>
@@ -7625,18 +8034,18 @@
       <w:pPr>
         <w:pStyle w:val="HorizontalLine"/>
         <w:bidi w:val="0"/>
-        <w:jc w:val="start"/>
-        <w:rPr/>
-      </w:pPr>
-      <w:r>
-        <w:rPr/>
-      </w:r>
-    </w:p>
-    <w:p>
-      <w:pPr>
-        <w:pStyle w:val="BodyText"/>
-        <w:bidi w:val="0"/>
-        <w:jc w:val="start"/>
+        <w:jc w:val="left"/>
+        <w:rPr/>
+      </w:pPr>
+      <w:r>
+        <w:rPr/>
+      </w:r>
+    </w:p>
+    <w:p>
+      <w:pPr>
+        <w:pStyle w:val="BodyText"/>
+        <w:bidi w:val="0"/>
+        <w:jc w:val="left"/>
         <w:rPr/>
       </w:pPr>
       <w:r>
@@ -7647,7 +8056,7 @@
       <w:pPr>
         <w:pStyle w:val="Normal"/>
         <w:bidi w:val="0"/>
-        <w:jc w:val="start"/>
+        <w:jc w:val="left"/>
         <w:rPr/>
       </w:pPr>
       <w:r>
@@ -7661,6 +8070,7 @@
       <w:pgNumType w:fmt="decimal"/>
       <w:formProt w:val="false"/>
       <w:textDirection w:val="lrTb"/>
+      <w:docGrid w:type="default" w:linePitch="100" w:charSpace="0"/>
     </w:sectPr>
   </w:body>
 </w:document>
@@ -7673,12 +8083,12 @@
       <w:start w:val="1"/>
       <w:numFmt w:val="bullet"/>
       <w:lvlText w:val=""/>
-      <w:lvlJc w:val="start"/>
+      <w:lvlJc w:val="left"/>
       <w:pPr>
         <w:tabs>
           <w:tab w:val="num" w:pos="709"/>
         </w:tabs>
-        <w:ind w:start="709" w:hanging="283"/>
+        <w:ind w:left="709" w:hanging="283"/>
       </w:pPr>
       <w:rPr>
         <w:rFonts w:ascii="Symbol" w:hAnsi="Symbol" w:cs="Symbol" w:hint="default"/>
@@ -7688,12 +8098,12 @@
       <w:start w:val="1"/>
       <w:numFmt w:val="bullet"/>
       <w:lvlText w:val=""/>
-      <w:lvlJc w:val="start"/>
+      <w:lvlJc w:val="left"/>
       <w:pPr>
         <w:tabs>
           <w:tab w:val="num" w:pos="1418"/>
         </w:tabs>
-        <w:ind w:start="1418" w:hanging="283"/>
+        <w:ind w:left="1418" w:hanging="283"/>
       </w:pPr>
       <w:rPr>
         <w:rFonts w:ascii="Symbol" w:hAnsi="Symbol" w:cs="Symbol" w:hint="default"/>
@@ -7703,12 +8113,12 @@
       <w:start w:val="1"/>
       <w:numFmt w:val="bullet"/>
       <w:lvlText w:val=""/>
-      <w:lvlJc w:val="start"/>
+      <w:lvlJc w:val="left"/>
       <w:pPr>
         <w:tabs>
           <w:tab w:val="num" w:pos="2127"/>
         </w:tabs>
-        <w:ind w:start="2127" w:hanging="283"/>
+        <w:ind w:left="2127" w:hanging="283"/>
       </w:pPr>
       <w:rPr>
         <w:rFonts w:ascii="Symbol" w:hAnsi="Symbol" w:cs="Symbol" w:hint="default"/>
@@ -7718,12 +8128,12 @@
       <w:start w:val="1"/>
       <w:numFmt w:val="bullet"/>
       <w:lvlText w:val=""/>
-      <w:lvlJc w:val="start"/>
+      <w:lvlJc w:val="left"/>
       <w:pPr>
         <w:tabs>
           <w:tab w:val="num" w:pos="2836"/>
         </w:tabs>
-        <w:ind w:start="2836" w:hanging="283"/>
+        <w:ind w:left="2836" w:hanging="283"/>
       </w:pPr>
       <w:rPr>
         <w:rFonts w:ascii="Symbol" w:hAnsi="Symbol" w:cs="Symbol" w:hint="default"/>
@@ -7733,12 +8143,12 @@
       <w:start w:val="1"/>
       <w:numFmt w:val="bullet"/>
       <w:lvlText w:val=""/>
-      <w:lvlJc w:val="start"/>
+      <w:lvlJc w:val="left"/>
       <w:pPr>
         <w:tabs>
           <w:tab w:val="num" w:pos="3545"/>
         </w:tabs>
-        <w:ind w:start="3545" w:hanging="283"/>
+        <w:ind w:left="3545" w:hanging="283"/>
       </w:pPr>
       <w:rPr>
         <w:rFonts w:ascii="Symbol" w:hAnsi="Symbol" w:cs="Symbol" w:hint="default"/>
@@ -7748,12 +8158,12 @@
       <w:start w:val="1"/>
       <w:numFmt w:val="bullet"/>
       <w:lvlText w:val=""/>
-      <w:lvlJc w:val="start"/>
+      <w:lvlJc w:val="left"/>
       <w:pPr>
         <w:tabs>
           <w:tab w:val="num" w:pos="4254"/>
         </w:tabs>
-        <w:ind w:start="4254" w:hanging="283"/>
+        <w:ind w:left="4254" w:hanging="283"/>
       </w:pPr>
       <w:rPr>
         <w:rFonts w:ascii="Symbol" w:hAnsi="Symbol" w:cs="Symbol" w:hint="default"/>
@@ -7763,12 +8173,12 @@
       <w:start w:val="1"/>
       <w:numFmt w:val="bullet"/>
       <w:lvlText w:val=""/>
-      <w:lvlJc w:val="start"/>
+      <w:lvlJc w:val="left"/>
       <w:pPr>
         <w:tabs>
           <w:tab w:val="num" w:pos="4963"/>
         </w:tabs>
-        <w:ind w:start="4963" w:hanging="283"/>
+        <w:ind w:left="4963" w:hanging="283"/>
       </w:pPr>
       <w:rPr>
         <w:rFonts w:ascii="Symbol" w:hAnsi="Symbol" w:cs="Symbol" w:hint="default"/>
@@ -7778,12 +8188,12 @@
       <w:start w:val="1"/>
       <w:numFmt w:val="bullet"/>
       <w:lvlText w:val=""/>
-      <w:lvlJc w:val="start"/>
+      <w:lvlJc w:val="left"/>
       <w:pPr>
         <w:tabs>
           <w:tab w:val="num" w:pos="5672"/>
         </w:tabs>
-        <w:ind w:start="5672" w:hanging="283"/>
+        <w:ind w:left="5672" w:hanging="283"/>
       </w:pPr>
       <w:rPr>
         <w:rFonts w:ascii="Symbol" w:hAnsi="Symbol" w:cs="Symbol" w:hint="default"/>
@@ -7793,12 +8203,12 @@
       <w:start w:val="1"/>
       <w:numFmt w:val="bullet"/>
       <w:lvlText w:val=""/>
-      <w:lvlJc w:val="start"/>
+      <w:lvlJc w:val="left"/>
       <w:pPr>
         <w:tabs>
           <w:tab w:val="num" w:pos="6381"/>
         </w:tabs>
-        <w:ind w:start="6381" w:hanging="283"/>
+        <w:ind w:left="6381" w:hanging="283"/>
       </w:pPr>
       <w:rPr>
         <w:rFonts w:ascii="Symbol" w:hAnsi="Symbol" w:cs="Symbol" w:hint="default"/>
@@ -7810,12 +8220,12 @@
       <w:start w:val="1"/>
       <w:numFmt w:val="bullet"/>
       <w:lvlText w:val=""/>
-      <w:lvlJc w:val="start"/>
+      <w:lvlJc w:val="left"/>
       <w:pPr>
         <w:tabs>
           <w:tab w:val="num" w:pos="709"/>
         </w:tabs>
-        <w:ind w:start="709" w:hanging="283"/>
+        <w:ind w:left="709" w:hanging="283"/>
       </w:pPr>
       <w:rPr>
         <w:rFonts w:ascii="Symbol" w:hAnsi="Symbol" w:cs="Symbol" w:hint="default"/>
@@ -7825,12 +8235,12 @@
       <w:start w:val="1"/>
       <w:numFmt w:val="bullet"/>
       <w:lvlText w:val=""/>
-      <w:lvlJc w:val="start"/>
+      <w:lvlJc w:val="left"/>
       <w:pPr>
         <w:tabs>
           <w:tab w:val="num" w:pos="1418"/>
         </w:tabs>
-        <w:ind w:start="1418" w:hanging="283"/>
+        <w:ind w:left="1418" w:hanging="283"/>
       </w:pPr>
       <w:rPr>
         <w:rFonts w:ascii="Symbol" w:hAnsi="Symbol" w:cs="Symbol" w:hint="default"/>
@@ -7840,12 +8250,12 @@
       <w:start w:val="1"/>
       <w:numFmt w:val="bullet"/>
       <w:lvlText w:val=""/>
-      <w:lvlJc w:val="start"/>
+      <w:lvlJc w:val="left"/>
       <w:pPr>
         <w:tabs>
           <w:tab w:val="num" w:pos="2127"/>
         </w:tabs>
-        <w:ind w:start="2127" w:hanging="283"/>
+        <w:ind w:left="2127" w:hanging="283"/>
       </w:pPr>
       <w:rPr>
         <w:rFonts w:ascii="Symbol" w:hAnsi="Symbol" w:cs="Symbol" w:hint="default"/>
@@ -7855,12 +8265,12 @@
       <w:start w:val="1"/>
       <w:numFmt w:val="bullet"/>
       <w:lvlText w:val=""/>
-      <w:lvlJc w:val="start"/>
+      <w:lvlJc w:val="left"/>
       <w:pPr>
         <w:tabs>
           <w:tab w:val="num" w:pos="2836"/>
         </w:tabs>
-        <w:ind w:start="2836" w:hanging="283"/>
+        <w:ind w:left="2836" w:hanging="283"/>
       </w:pPr>
       <w:rPr>
         <w:rFonts w:ascii="Symbol" w:hAnsi="Symbol" w:cs="Symbol" w:hint="default"/>
@@ -7870,12 +8280,12 @@
       <w:start w:val="1"/>
       <w:numFmt w:val="bullet"/>
       <w:lvlText w:val=""/>
-      <w:lvlJc w:val="start"/>
+      <w:lvlJc w:val="left"/>
       <w:pPr>
         <w:tabs>
           <w:tab w:val="num" w:pos="3545"/>
         </w:tabs>
-        <w:ind w:start="3545" w:hanging="283"/>
+        <w:ind w:left="3545" w:hanging="283"/>
       </w:pPr>
       <w:rPr>
         <w:rFonts w:ascii="Symbol" w:hAnsi="Symbol" w:cs="Symbol" w:hint="default"/>
@@ -7885,12 +8295,12 @@
       <w:start w:val="1"/>
       <w:numFmt w:val="bullet"/>
       <w:lvlText w:val=""/>
-      <w:lvlJc w:val="start"/>
+      <w:lvlJc w:val="left"/>
       <w:pPr>
         <w:tabs>
           <w:tab w:val="num" w:pos="4254"/>
         </w:tabs>
-        <w:ind w:start="4254" w:hanging="283"/>
+        <w:ind w:left="4254" w:hanging="283"/>
       </w:pPr>
       <w:rPr>
         <w:rFonts w:ascii="Symbol" w:hAnsi="Symbol" w:cs="Symbol" w:hint="default"/>
@@ -7900,12 +8310,12 @@
       <w:start w:val="1"/>
       <w:numFmt w:val="bullet"/>
       <w:lvlText w:val=""/>
-      <w:lvlJc w:val="start"/>
+      <w:lvlJc w:val="left"/>
       <w:pPr>
         <w:tabs>
           <w:tab w:val="num" w:pos="4963"/>
         </w:tabs>
-        <w:ind w:start="4963" w:hanging="283"/>
+        <w:ind w:left="4963" w:hanging="283"/>
       </w:pPr>
       <w:rPr>
         <w:rFonts w:ascii="Symbol" w:hAnsi="Symbol" w:cs="Symbol" w:hint="default"/>
@@ -7915,12 +8325,12 @@
       <w:start w:val="1"/>
       <w:numFmt w:val="bullet"/>
       <w:lvlText w:val=""/>
-      <w:lvlJc w:val="start"/>
+      <w:lvlJc w:val="left"/>
       <w:pPr>
         <w:tabs>
           <w:tab w:val="num" w:pos="5672"/>
         </w:tabs>
-        <w:ind w:start="5672" w:hanging="283"/>
+        <w:ind w:left="5672" w:hanging="283"/>
       </w:pPr>
       <w:rPr>
         <w:rFonts w:ascii="Symbol" w:hAnsi="Symbol" w:cs="Symbol" w:hint="default"/>
@@ -7930,12 +8340,12 @@
       <w:start w:val="1"/>
       <w:numFmt w:val="bullet"/>
       <w:lvlText w:val=""/>
-      <w:lvlJc w:val="start"/>
+      <w:lvlJc w:val="left"/>
       <w:pPr>
         <w:tabs>
           <w:tab w:val="num" w:pos="6381"/>
         </w:tabs>
-        <w:ind w:start="6381" w:hanging="283"/>
+        <w:ind w:left="6381" w:hanging="283"/>
       </w:pPr>
       <w:rPr>
         <w:rFonts w:ascii="Symbol" w:hAnsi="Symbol" w:cs="Symbol" w:hint="default"/>
@@ -7947,12 +8357,12 @@
       <w:start w:val="1"/>
       <w:numFmt w:val="bullet"/>
       <w:lvlText w:val=""/>
-      <w:lvlJc w:val="start"/>
+      <w:lvlJc w:val="left"/>
       <w:pPr>
         <w:tabs>
           <w:tab w:val="num" w:pos="709"/>
         </w:tabs>
-        <w:ind w:start="709" w:hanging="283"/>
+        <w:ind w:left="709" w:hanging="283"/>
       </w:pPr>
       <w:rPr>
         <w:rFonts w:ascii="Symbol" w:hAnsi="Symbol" w:cs="Symbol" w:hint="default"/>
@@ -7962,12 +8372,12 @@
       <w:start w:val="1"/>
       <w:numFmt w:val="bullet"/>
       <w:lvlText w:val=""/>
-      <w:lvlJc w:val="start"/>
+      <w:lvlJc w:val="left"/>
       <w:pPr>
         <w:tabs>
           <w:tab w:val="num" w:pos="1418"/>
         </w:tabs>
-        <w:ind w:start="1418" w:hanging="283"/>
+        <w:ind w:left="1418" w:hanging="283"/>
       </w:pPr>
       <w:rPr>
         <w:rFonts w:ascii="Symbol" w:hAnsi="Symbol" w:cs="Symbol" w:hint="default"/>
@@ -7977,12 +8387,12 @@
       <w:start w:val="1"/>
       <w:numFmt w:val="bullet"/>
       <w:lvlText w:val=""/>
-      <w:lvlJc w:val="start"/>
+      <w:lvlJc w:val="left"/>
       <w:pPr>
         <w:tabs>
           <w:tab w:val="num" w:pos="2127"/>
         </w:tabs>
-        <w:ind w:start="2127" w:hanging="283"/>
+        <w:ind w:left="2127" w:hanging="283"/>
       </w:pPr>
       <w:rPr>
         <w:rFonts w:ascii="Symbol" w:hAnsi="Symbol" w:cs="Symbol" w:hint="default"/>
@@ -7992,12 +8402,12 @@
       <w:start w:val="1"/>
       <w:numFmt w:val="bullet"/>
       <w:lvlText w:val=""/>
-      <w:lvlJc w:val="start"/>
+      <w:lvlJc w:val="left"/>
       <w:pPr>
         <w:tabs>
           <w:tab w:val="num" w:pos="2836"/>
         </w:tabs>
-        <w:ind w:start="2836" w:hanging="283"/>
+        <w:ind w:left="2836" w:hanging="283"/>
       </w:pPr>
       <w:rPr>
         <w:rFonts w:ascii="Symbol" w:hAnsi="Symbol" w:cs="Symbol" w:hint="default"/>
@@ -8007,12 +8417,12 @@
       <w:start w:val="1"/>
       <w:numFmt w:val="bullet"/>
       <w:lvlText w:val=""/>
-      <w:lvlJc w:val="start"/>
+      <w:lvlJc w:val="left"/>
       <w:pPr>
         <w:tabs>
           <w:tab w:val="num" w:pos="3545"/>
         </w:tabs>
-        <w:ind w:start="3545" w:hanging="283"/>
+        <w:ind w:left="3545" w:hanging="283"/>
       </w:pPr>
       <w:rPr>
         <w:rFonts w:ascii="Symbol" w:hAnsi="Symbol" w:cs="Symbol" w:hint="default"/>
@@ -8022,12 +8432,12 @@
       <w:start w:val="1"/>
       <w:numFmt w:val="bullet"/>
       <w:lvlText w:val=""/>
-      <w:lvlJc w:val="start"/>
+      <w:lvlJc w:val="left"/>
       <w:pPr>
         <w:tabs>
           <w:tab w:val="num" w:pos="4254"/>
         </w:tabs>
-        <w:ind w:start="4254" w:hanging="283"/>
+        <w:ind w:left="4254" w:hanging="283"/>
       </w:pPr>
       <w:rPr>
         <w:rFonts w:ascii="Symbol" w:hAnsi="Symbol" w:cs="Symbol" w:hint="default"/>
@@ -8037,12 +8447,12 @@
       <w:start w:val="1"/>
       <w:numFmt w:val="bullet"/>
       <w:lvlText w:val=""/>
-      <w:lvlJc w:val="start"/>
+      <w:lvlJc w:val="left"/>
       <w:pPr>
         <w:tabs>
           <w:tab w:val="num" w:pos="4963"/>
         </w:tabs>
-        <w:ind w:start="4963" w:hanging="283"/>
+        <w:ind w:left="4963" w:hanging="283"/>
       </w:pPr>
       <w:rPr>
         <w:rFonts w:ascii="Symbol" w:hAnsi="Symbol" w:cs="Symbol" w:hint="default"/>
@@ -8052,12 +8462,12 @@
       <w:start w:val="1"/>
       <w:numFmt w:val="bullet"/>
       <w:lvlText w:val=""/>
-      <w:lvlJc w:val="start"/>
+      <w:lvlJc w:val="left"/>
       <w:pPr>
         <w:tabs>
           <w:tab w:val="num" w:pos="5672"/>
         </w:tabs>
-        <w:ind w:start="5672" w:hanging="283"/>
+        <w:ind w:left="5672" w:hanging="283"/>
       </w:pPr>
       <w:rPr>
         <w:rFonts w:ascii="Symbol" w:hAnsi="Symbol" w:cs="Symbol" w:hint="default"/>
@@ -8067,12 +8477,12 @@
       <w:start w:val="1"/>
       <w:numFmt w:val="bullet"/>
       <w:lvlText w:val=""/>
-      <w:lvlJc w:val="start"/>
+      <w:lvlJc w:val="left"/>
       <w:pPr>
         <w:tabs>
           <w:tab w:val="num" w:pos="6381"/>
         </w:tabs>
-        <w:ind w:start="6381" w:hanging="283"/>
+        <w:ind w:left="6381" w:hanging="283"/>
       </w:pPr>
       <w:rPr>
         <w:rFonts w:ascii="Symbol" w:hAnsi="Symbol" w:cs="Symbol" w:hint="default"/>
@@ -8084,12 +8494,12 @@
       <w:start w:val="1"/>
       <w:numFmt w:val="bullet"/>
       <w:lvlText w:val=""/>
-      <w:lvlJc w:val="start"/>
+      <w:lvlJc w:val="left"/>
       <w:pPr>
         <w:tabs>
           <w:tab w:val="num" w:pos="709"/>
         </w:tabs>
-        <w:ind w:start="709" w:hanging="283"/>
+        <w:ind w:left="709" w:hanging="283"/>
       </w:pPr>
       <w:rPr>
         <w:rFonts w:ascii="Symbol" w:hAnsi="Symbol" w:cs="Symbol" w:hint="default"/>
@@ -8099,12 +8509,12 @@
       <w:start w:val="1"/>
       <w:numFmt w:val="bullet"/>
       <w:lvlText w:val=""/>
-      <w:lvlJc w:val="start"/>
+      <w:lvlJc w:val="left"/>
       <w:pPr>
         <w:tabs>
           <w:tab w:val="num" w:pos="1418"/>
         </w:tabs>
-        <w:ind w:start="1418" w:hanging="283"/>
+        <w:ind w:left="1418" w:hanging="283"/>
       </w:pPr>
       <w:rPr>
         <w:rFonts w:ascii="Symbol" w:hAnsi="Symbol" w:cs="Symbol" w:hint="default"/>
@@ -8114,12 +8524,12 @@
       <w:start w:val="1"/>
       <w:numFmt w:val="bullet"/>
       <w:lvlText w:val=""/>
-      <w:lvlJc w:val="start"/>
+      <w:lvlJc w:val="left"/>
       <w:pPr>
         <w:tabs>
           <w:tab w:val="num" w:pos="2127"/>
         </w:tabs>
-        <w:ind w:start="2127" w:hanging="283"/>
+        <w:ind w:left="2127" w:hanging="283"/>
       </w:pPr>
       <w:rPr>
         <w:rFonts w:ascii="Symbol" w:hAnsi="Symbol" w:cs="Symbol" w:hint="default"/>
@@ -8129,12 +8539,12 @@
       <w:start w:val="1"/>
       <w:numFmt w:val="bullet"/>
       <w:lvlText w:val=""/>
-      <w:lvlJc w:val="start"/>
+      <w:lvlJc w:val="left"/>
       <w:pPr>
         <w:tabs>
           <w:tab w:val="num" w:pos="2836"/>
         </w:tabs>
-        <w:ind w:start="2836" w:hanging="283"/>
+        <w:ind w:left="2836" w:hanging="283"/>
       </w:pPr>
       <w:rPr>
         <w:rFonts w:ascii="Symbol" w:hAnsi="Symbol" w:cs="Symbol" w:hint="default"/>
@@ -8144,12 +8554,12 @@
       <w:start w:val="1"/>
       <w:numFmt w:val="bullet"/>
       <w:lvlText w:val=""/>
-      <w:lvlJc w:val="start"/>
+      <w:lvlJc w:val="left"/>
       <w:pPr>
         <w:tabs>
           <w:tab w:val="num" w:pos="3545"/>
         </w:tabs>
-        <w:ind w:start="3545" w:hanging="283"/>
+        <w:ind w:left="3545" w:hanging="283"/>
       </w:pPr>
       <w:rPr>
         <w:rFonts w:ascii="Symbol" w:hAnsi="Symbol" w:cs="Symbol" w:hint="default"/>
@@ -8159,12 +8569,12 @@
       <w:start w:val="1"/>
       <w:numFmt w:val="bullet"/>
       <w:lvlText w:val=""/>
-      <w:lvlJc w:val="start"/>
+      <w:lvlJc w:val="left"/>
       <w:pPr>
         <w:tabs>
           <w:tab w:val="num" w:pos="4254"/>
         </w:tabs>
-        <w:ind w:start="4254" w:hanging="283"/>
+        <w:ind w:left="4254" w:hanging="283"/>
       </w:pPr>
       <w:rPr>
         <w:rFonts w:ascii="Symbol" w:hAnsi="Symbol" w:cs="Symbol" w:hint="default"/>
@@ -8174,12 +8584,12 @@
       <w:start w:val="1"/>
       <w:numFmt w:val="bullet"/>
       <w:lvlText w:val=""/>
-      <w:lvlJc w:val="start"/>
+      <w:lvlJc w:val="left"/>
       <w:pPr>
         <w:tabs>
           <w:tab w:val="num" w:pos="4963"/>
         </w:tabs>
-        <w:ind w:start="4963" w:hanging="283"/>
+        <w:ind w:left="4963" w:hanging="283"/>
       </w:pPr>
       <w:rPr>
         <w:rFonts w:ascii="Symbol" w:hAnsi="Symbol" w:cs="Symbol" w:hint="default"/>
@@ -8189,12 +8599,12 @@
       <w:start w:val="1"/>
       <w:numFmt w:val="bullet"/>
       <w:lvlText w:val=""/>
-      <w:lvlJc w:val="start"/>
+      <w:lvlJc w:val="left"/>
       <w:pPr>
         <w:tabs>
           <w:tab w:val="num" w:pos="5672"/>
         </w:tabs>
-        <w:ind w:start="5672" w:hanging="283"/>
+        <w:ind w:left="5672" w:hanging="283"/>
       </w:pPr>
       <w:rPr>
         <w:rFonts w:ascii="Symbol" w:hAnsi="Symbol" w:cs="Symbol" w:hint="default"/>
@@ -8204,12 +8614,12 @@
       <w:start w:val="1"/>
       <w:numFmt w:val="bullet"/>
       <w:lvlText w:val=""/>
-      <w:lvlJc w:val="start"/>
+      <w:lvlJc w:val="left"/>
       <w:pPr>
         <w:tabs>
           <w:tab w:val="num" w:pos="6381"/>
         </w:tabs>
-        <w:ind w:start="6381" w:hanging="283"/>
+        <w:ind w:left="6381" w:hanging="283"/>
       </w:pPr>
       <w:rPr>
         <w:rFonts w:ascii="Symbol" w:hAnsi="Symbol" w:cs="Symbol" w:hint="default"/>
@@ -8221,12 +8631,12 @@
       <w:start w:val="1"/>
       <w:numFmt w:val="bullet"/>
       <w:lvlText w:val=""/>
-      <w:lvlJc w:val="start"/>
+      <w:lvlJc w:val="left"/>
       <w:pPr>
         <w:tabs>
           <w:tab w:val="num" w:pos="709"/>
         </w:tabs>
-        <w:ind w:start="709" w:hanging="283"/>
+        <w:ind w:left="709" w:hanging="283"/>
       </w:pPr>
       <w:rPr>
         <w:rFonts w:ascii="Symbol" w:hAnsi="Symbol" w:cs="Symbol" w:hint="default"/>
@@ -8236,12 +8646,12 @@
       <w:start w:val="1"/>
       <w:numFmt w:val="bullet"/>
       <w:lvlText w:val=""/>
-      <w:lvlJc w:val="start"/>
+      <w:lvlJc w:val="left"/>
       <w:pPr>
         <w:tabs>
           <w:tab w:val="num" w:pos="1418"/>
         </w:tabs>
-        <w:ind w:start="1418" w:hanging="283"/>
+        <w:ind w:left="1418" w:hanging="283"/>
       </w:pPr>
       <w:rPr>
         <w:rFonts w:ascii="Symbol" w:hAnsi="Symbol" w:cs="Symbol" w:hint="default"/>
@@ -8251,12 +8661,12 @@
       <w:start w:val="1"/>
       <w:numFmt w:val="bullet"/>
       <w:lvlText w:val=""/>
-      <w:lvlJc w:val="start"/>
+      <w:lvlJc w:val="left"/>
       <w:pPr>
         <w:tabs>
           <w:tab w:val="num" w:pos="2127"/>
         </w:tabs>
-        <w:ind w:start="2127" w:hanging="283"/>
+        <w:ind w:left="2127" w:hanging="283"/>
       </w:pPr>
       <w:rPr>
         <w:rFonts w:ascii="Symbol" w:hAnsi="Symbol" w:cs="Symbol" w:hint="default"/>
@@ -8266,12 +8676,12 @@
       <w:start w:val="1"/>
       <w:numFmt w:val="bullet"/>
       <w:lvlText w:val=""/>
-      <w:lvlJc w:val="start"/>
+      <w:lvlJc w:val="left"/>
       <w:pPr>
         <w:tabs>
           <w:tab w:val="num" w:pos="2836"/>
         </w:tabs>
-        <w:ind w:start="2836" w:hanging="283"/>
+        <w:ind w:left="2836" w:hanging="283"/>
       </w:pPr>
       <w:rPr>
         <w:rFonts w:ascii="Symbol" w:hAnsi="Symbol" w:cs="Symbol" w:hint="default"/>
@@ -8281,12 +8691,12 @@
       <w:start w:val="1"/>
       <w:numFmt w:val="bullet"/>
       <w:lvlText w:val=""/>
-      <w:lvlJc w:val="start"/>
+      <w:lvlJc w:val="left"/>
       <w:pPr>
         <w:tabs>
           <w:tab w:val="num" w:pos="3545"/>
         </w:tabs>
-        <w:ind w:start="3545" w:hanging="283"/>
+        <w:ind w:left="3545" w:hanging="283"/>
       </w:pPr>
       <w:rPr>
         <w:rFonts w:ascii="Symbol" w:hAnsi="Symbol" w:cs="Symbol" w:hint="default"/>
@@ -8296,12 +8706,12 @@
       <w:start w:val="1"/>
       <w:numFmt w:val="bullet"/>
       <w:lvlText w:val=""/>
-      <w:lvlJc w:val="start"/>
+      <w:lvlJc w:val="left"/>
       <w:pPr>
         <w:tabs>
           <w:tab w:val="num" w:pos="4254"/>
         </w:tabs>
-        <w:ind w:start="4254" w:hanging="283"/>
+        <w:ind w:left="4254" w:hanging="283"/>
       </w:pPr>
       <w:rPr>
         <w:rFonts w:ascii="Symbol" w:hAnsi="Symbol" w:cs="Symbol" w:hint="default"/>
@@ -8311,12 +8721,12 @@
       <w:start w:val="1"/>
       <w:numFmt w:val="bullet"/>
       <w:lvlText w:val=""/>
-      <w:lvlJc w:val="start"/>
+      <w:lvlJc w:val="left"/>
       <w:pPr>
         <w:tabs>
           <w:tab w:val="num" w:pos="4963"/>
         </w:tabs>
-        <w:ind w:start="4963" w:hanging="283"/>
+        <w:ind w:left="4963" w:hanging="283"/>
       </w:pPr>
       <w:rPr>
         <w:rFonts w:ascii="Symbol" w:hAnsi="Symbol" w:cs="Symbol" w:hint="default"/>
@@ -8326,12 +8736,12 @@
       <w:start w:val="1"/>
       <w:numFmt w:val="bullet"/>
       <w:lvlText w:val=""/>
-      <w:lvlJc w:val="start"/>
+      <w:lvlJc w:val="left"/>
       <w:pPr>
         <w:tabs>
           <w:tab w:val="num" w:pos="5672"/>
         </w:tabs>
-        <w:ind w:start="5672" w:hanging="283"/>
+        <w:ind w:left="5672" w:hanging="283"/>
       </w:pPr>
       <w:rPr>
         <w:rFonts w:ascii="Symbol" w:hAnsi="Symbol" w:cs="Symbol" w:hint="default"/>
@@ -8341,12 +8751,12 @@
       <w:start w:val="1"/>
       <w:numFmt w:val="bullet"/>
       <w:lvlText w:val=""/>
-      <w:lvlJc w:val="start"/>
+      <w:lvlJc w:val="left"/>
       <w:pPr>
         <w:tabs>
           <w:tab w:val="num" w:pos="6381"/>
         </w:tabs>
-        <w:ind w:start="6381" w:hanging="283"/>
+        <w:ind w:left="6381" w:hanging="283"/>
       </w:pPr>
       <w:rPr>
         <w:rFonts w:ascii="Symbol" w:hAnsi="Symbol" w:cs="Symbol" w:hint="default"/>
@@ -8358,12 +8768,12 @@
       <w:start w:val="1"/>
       <w:numFmt w:val="bullet"/>
       <w:lvlText w:val=""/>
-      <w:lvlJc w:val="start"/>
+      <w:lvlJc w:val="left"/>
       <w:pPr>
         <w:tabs>
           <w:tab w:val="num" w:pos="709"/>
         </w:tabs>
-        <w:ind w:start="709" w:hanging="283"/>
+        <w:ind w:left="709" w:hanging="283"/>
       </w:pPr>
       <w:rPr>
         <w:rFonts w:ascii="Symbol" w:hAnsi="Symbol" w:cs="Symbol" w:hint="default"/>
@@ -8373,12 +8783,12 @@
       <w:start w:val="1"/>
       <w:numFmt w:val="bullet"/>
       <w:lvlText w:val=""/>
-      <w:lvlJc w:val="start"/>
+      <w:lvlJc w:val="left"/>
       <w:pPr>
         <w:tabs>
           <w:tab w:val="num" w:pos="1418"/>
         </w:tabs>
-        <w:ind w:start="1418" w:hanging="283"/>
+        <w:ind w:left="1418" w:hanging="283"/>
       </w:pPr>
       <w:rPr>
         <w:rFonts w:ascii="Symbol" w:hAnsi="Symbol" w:cs="Symbol" w:hint="default"/>
@@ -8388,12 +8798,12 @@
       <w:start w:val="1"/>
       <w:numFmt w:val="bullet"/>
       <w:lvlText w:val=""/>
-      <w:lvlJc w:val="start"/>
+      <w:lvlJc w:val="left"/>
       <w:pPr>
         <w:tabs>
           <w:tab w:val="num" w:pos="2127"/>
         </w:tabs>
-        <w:ind w:start="2127" w:hanging="283"/>
+        <w:ind w:left="2127" w:hanging="283"/>
       </w:pPr>
       <w:rPr>
         <w:rFonts w:ascii="Symbol" w:hAnsi="Symbol" w:cs="Symbol" w:hint="default"/>
@@ -8403,12 +8813,12 @@
       <w:start w:val="1"/>
       <w:numFmt w:val="bullet"/>
       <w:lvlText w:val=""/>
-      <w:lvlJc w:val="start"/>
+      <w:lvlJc w:val="left"/>
       <w:pPr>
         <w:tabs>
           <w:tab w:val="num" w:pos="2836"/>
         </w:tabs>
-        <w:ind w:start="2836" w:hanging="283"/>
+        <w:ind w:left="2836" w:hanging="283"/>
       </w:pPr>
       <w:rPr>
         <w:rFonts w:ascii="Symbol" w:hAnsi="Symbol" w:cs="Symbol" w:hint="default"/>
@@ -8418,12 +8828,12 @@
       <w:start w:val="1"/>
       <w:numFmt w:val="bullet"/>
       <w:lvlText w:val=""/>
-      <w:lvlJc w:val="start"/>
+      <w:lvlJc w:val="left"/>
       <w:pPr>
         <w:tabs>
           <w:tab w:val="num" w:pos="3545"/>
         </w:tabs>
-        <w:ind w:start="3545" w:hanging="283"/>
+        <w:ind w:left="3545" w:hanging="283"/>
       </w:pPr>
       <w:rPr>
         <w:rFonts w:ascii="Symbol" w:hAnsi="Symbol" w:cs="Symbol" w:hint="default"/>
@@ -8433,12 +8843,12 @@
       <w:start w:val="1"/>
       <w:numFmt w:val="bullet"/>
       <w:lvlText w:val=""/>
-      <w:lvlJc w:val="start"/>
+      <w:lvlJc w:val="left"/>
       <w:pPr>
         <w:tabs>
           <w:tab w:val="num" w:pos="4254"/>
         </w:tabs>
-        <w:ind w:start="4254" w:hanging="283"/>
+        <w:ind w:left="4254" w:hanging="283"/>
       </w:pPr>
       <w:rPr>
         <w:rFonts w:ascii="Symbol" w:hAnsi="Symbol" w:cs="Symbol" w:hint="default"/>
@@ -8448,12 +8858,12 @@
       <w:start w:val="1"/>
       <w:numFmt w:val="bullet"/>
       <w:lvlText w:val=""/>
-      <w:lvlJc w:val="start"/>
+      <w:lvlJc w:val="left"/>
       <w:pPr>
         <w:tabs>
           <w:tab w:val="num" w:pos="4963"/>
         </w:tabs>
-        <w:ind w:start="4963" w:hanging="283"/>
+        <w:ind w:left="4963" w:hanging="283"/>
       </w:pPr>
       <w:rPr>
         <w:rFonts w:ascii="Symbol" w:hAnsi="Symbol" w:cs="Symbol" w:hint="default"/>
@@ -8463,12 +8873,12 @@
       <w:start w:val="1"/>
       <w:numFmt w:val="bullet"/>
       <w:lvlText w:val=""/>
-      <w:lvlJc w:val="start"/>
+      <w:lvlJc w:val="left"/>
       <w:pPr>
         <w:tabs>
           <w:tab w:val="num" w:pos="5672"/>
         </w:tabs>
-        <w:ind w:start="5672" w:hanging="283"/>
+        <w:ind w:left="5672" w:hanging="283"/>
       </w:pPr>
       <w:rPr>
         <w:rFonts w:ascii="Symbol" w:hAnsi="Symbol" w:cs="Symbol" w:hint="default"/>
@@ -8478,12 +8888,12 @@
       <w:start w:val="1"/>
       <w:numFmt w:val="bullet"/>
       <w:lvlText w:val=""/>
-      <w:lvlJc w:val="start"/>
+      <w:lvlJc w:val="left"/>
       <w:pPr>
         <w:tabs>
           <w:tab w:val="num" w:pos="6381"/>
         </w:tabs>
-        <w:ind w:start="6381" w:hanging="283"/>
+        <w:ind w:left="6381" w:hanging="283"/>
       </w:pPr>
       <w:rPr>
         <w:rFonts w:ascii="Symbol" w:hAnsi="Symbol" w:cs="Symbol" w:hint="default"/>
@@ -8495,12 +8905,12 @@
       <w:start w:val="1"/>
       <w:numFmt w:val="bullet"/>
       <w:lvlText w:val=""/>
-      <w:lvlJc w:val="start"/>
+      <w:lvlJc w:val="left"/>
       <w:pPr>
         <w:tabs>
           <w:tab w:val="num" w:pos="709"/>
         </w:tabs>
-        <w:ind w:start="709" w:hanging="283"/>
+        <w:ind w:left="709" w:hanging="283"/>
       </w:pPr>
       <w:rPr>
         <w:rFonts w:ascii="Symbol" w:hAnsi="Symbol" w:cs="Symbol" w:hint="default"/>
@@ -8510,12 +8920,12 @@
       <w:start w:val="1"/>
       <w:numFmt w:val="bullet"/>
       <w:lvlText w:val=""/>
-      <w:lvlJc w:val="start"/>
+      <w:lvlJc w:val="left"/>
       <w:pPr>
         <w:tabs>
           <w:tab w:val="num" w:pos="1418"/>
         </w:tabs>
-        <w:ind w:start="1418" w:hanging="283"/>
+        <w:ind w:left="1418" w:hanging="283"/>
       </w:pPr>
       <w:rPr>
         <w:rFonts w:ascii="Symbol" w:hAnsi="Symbol" w:cs="Symbol" w:hint="default"/>
@@ -8525,12 +8935,12 @@
       <w:start w:val="1"/>
       <w:numFmt w:val="bullet"/>
       <w:lvlText w:val=""/>
-      <w:lvlJc w:val="start"/>
+      <w:lvlJc w:val="left"/>
       <w:pPr>
         <w:tabs>
           <w:tab w:val="num" w:pos="2127"/>
         </w:tabs>
-        <w:ind w:start="2127" w:hanging="283"/>
+        <w:ind w:left="2127" w:hanging="283"/>
       </w:pPr>
       <w:rPr>
         <w:rFonts w:ascii="Symbol" w:hAnsi="Symbol" w:cs="Symbol" w:hint="default"/>
@@ -8540,12 +8950,12 @@
       <w:start w:val="1"/>
       <w:numFmt w:val="bullet"/>
       <w:lvlText w:val=""/>
-      <w:lvlJc w:val="start"/>
+      <w:lvlJc w:val="left"/>
       <w:pPr>
         <w:tabs>
           <w:tab w:val="num" w:pos="2836"/>
         </w:tabs>
-        <w:ind w:start="2836" w:hanging="283"/>
+        <w:ind w:left="2836" w:hanging="283"/>
       </w:pPr>
       <w:rPr>
         <w:rFonts w:ascii="Symbol" w:hAnsi="Symbol" w:cs="Symbol" w:hint="default"/>
@@ -8555,12 +8965,12 @@
       <w:start w:val="1"/>
       <w:numFmt w:val="bullet"/>
       <w:lvlText w:val=""/>
-      <w:lvlJc w:val="start"/>
+      <w:lvlJc w:val="left"/>
       <w:pPr>
         <w:tabs>
           <w:tab w:val="num" w:pos="3545"/>
         </w:tabs>
-        <w:ind w:start="3545" w:hanging="283"/>
+        <w:ind w:left="3545" w:hanging="283"/>
       </w:pPr>
       <w:rPr>
         <w:rFonts w:ascii="Symbol" w:hAnsi="Symbol" w:cs="Symbol" w:hint="default"/>
@@ -8570,12 +8980,12 @@
       <w:start w:val="1"/>
       <w:numFmt w:val="bullet"/>
       <w:lvlText w:val=""/>
-      <w:lvlJc w:val="start"/>
+      <w:lvlJc w:val="left"/>
       <w:pPr>
         <w:tabs>
           <w:tab w:val="num" w:pos="4254"/>
         </w:tabs>
-        <w:ind w:start="4254" w:hanging="283"/>
+        <w:ind w:left="4254" w:hanging="283"/>
       </w:pPr>
       <w:rPr>
         <w:rFonts w:ascii="Symbol" w:hAnsi="Symbol" w:cs="Symbol" w:hint="default"/>
@@ -8585,12 +8995,12 @@
       <w:start w:val="1"/>
       <w:numFmt w:val="bullet"/>
       <w:lvlText w:val=""/>
-      <w:lvlJc w:val="start"/>
+      <w:lvlJc w:val="left"/>
       <w:pPr>
         <w:tabs>
           <w:tab w:val="num" w:pos="4963"/>
         </w:tabs>
-        <w:ind w:start="4963" w:hanging="283"/>
+        <w:ind w:left="4963" w:hanging="283"/>
       </w:pPr>
       <w:rPr>
         <w:rFonts w:ascii="Symbol" w:hAnsi="Symbol" w:cs="Symbol" w:hint="default"/>
@@ -8600,12 +9010,12 @@
       <w:start w:val="1"/>
       <w:numFmt w:val="bullet"/>
       <w:lvlText w:val=""/>
-      <w:lvlJc w:val="start"/>
+      <w:lvlJc w:val="left"/>
       <w:pPr>
         <w:tabs>
           <w:tab w:val="num" w:pos="5672"/>
         </w:tabs>
-        <w:ind w:start="5672" w:hanging="283"/>
+        <w:ind w:left="5672" w:hanging="283"/>
       </w:pPr>
       <w:rPr>
         <w:rFonts w:ascii="Symbol" w:hAnsi="Symbol" w:cs="Symbol" w:hint="default"/>
@@ -8615,12 +9025,12 @@
       <w:start w:val="1"/>
       <w:numFmt w:val="bullet"/>
       <w:lvlText w:val=""/>
-      <w:lvlJc w:val="start"/>
+      <w:lvlJc w:val="left"/>
       <w:pPr>
         <w:tabs>
           <w:tab w:val="num" w:pos="6381"/>
         </w:tabs>
-        <w:ind w:start="6381" w:hanging="283"/>
+        <w:ind w:left="6381" w:hanging="283"/>
       </w:pPr>
       <w:rPr>
         <w:rFonts w:ascii="Symbol" w:hAnsi="Symbol" w:cs="Symbol" w:hint="default"/>
@@ -8632,12 +9042,12 @@
       <w:start w:val="1"/>
       <w:numFmt w:val="bullet"/>
       <w:lvlText w:val=""/>
-      <w:lvlJc w:val="start"/>
+      <w:lvlJc w:val="left"/>
       <w:pPr>
         <w:tabs>
           <w:tab w:val="num" w:pos="709"/>
         </w:tabs>
-        <w:ind w:start="709" w:hanging="283"/>
+        <w:ind w:left="709" w:hanging="283"/>
       </w:pPr>
       <w:rPr>
         <w:rFonts w:ascii="Symbol" w:hAnsi="Symbol" w:cs="Symbol" w:hint="default"/>
@@ -8647,12 +9057,12 @@
       <w:start w:val="1"/>
       <w:numFmt w:val="bullet"/>
       <w:lvlText w:val=""/>
-      <w:lvlJc w:val="start"/>
+      <w:lvlJc w:val="left"/>
       <w:pPr>
         <w:tabs>
           <w:tab w:val="num" w:pos="1418"/>
         </w:tabs>
-        <w:ind w:start="1418" w:hanging="283"/>
+        <w:ind w:left="1418" w:hanging="283"/>
       </w:pPr>
       <w:rPr>
         <w:rFonts w:ascii="Symbol" w:hAnsi="Symbol" w:cs="Symbol" w:hint="default"/>
@@ -8662,12 +9072,12 @@
       <w:start w:val="1"/>
       <w:numFmt w:val="bullet"/>
       <w:lvlText w:val=""/>
-      <w:lvlJc w:val="start"/>
+      <w:lvlJc w:val="left"/>
       <w:pPr>
         <w:tabs>
           <w:tab w:val="num" w:pos="2127"/>
         </w:tabs>
-        <w:ind w:start="2127" w:hanging="283"/>
+        <w:ind w:left="2127" w:hanging="283"/>
       </w:pPr>
       <w:rPr>
         <w:rFonts w:ascii="Symbol" w:hAnsi="Symbol" w:cs="Symbol" w:hint="default"/>
@@ -8677,12 +9087,12 @@
       <w:start w:val="1"/>
       <w:numFmt w:val="bullet"/>
       <w:lvlText w:val=""/>
-      <w:lvlJc w:val="start"/>
+      <w:lvlJc w:val="left"/>
       <w:pPr>
         <w:tabs>
           <w:tab w:val="num" w:pos="2836"/>
         </w:tabs>
-        <w:ind w:start="2836" w:hanging="283"/>
+        <w:ind w:left="2836" w:hanging="283"/>
       </w:pPr>
       <w:rPr>
         <w:rFonts w:ascii="Symbol" w:hAnsi="Symbol" w:cs="Symbol" w:hint="default"/>
@@ -8692,12 +9102,12 @@
       <w:start w:val="1"/>
       <w:numFmt w:val="bullet"/>
       <w:lvlText w:val=""/>
-      <w:lvlJc w:val="start"/>
+      <w:lvlJc w:val="left"/>
       <w:pPr>
         <w:tabs>
           <w:tab w:val="num" w:pos="3545"/>
         </w:tabs>
-        <w:ind w:start="3545" w:hanging="283"/>
+        <w:ind w:left="3545" w:hanging="283"/>
       </w:pPr>
       <w:rPr>
         <w:rFonts w:ascii="Symbol" w:hAnsi="Symbol" w:cs="Symbol" w:hint="default"/>
@@ -8707,12 +9117,12 @@
       <w:start w:val="1"/>
       <w:numFmt w:val="bullet"/>
       <w:lvlText w:val=""/>
-      <w:lvlJc w:val="start"/>
+      <w:lvlJc w:val="left"/>
       <w:pPr>
         <w:tabs>
           <w:tab w:val="num" w:pos="4254"/>
         </w:tabs>
-        <w:ind w:start="4254" w:hanging="283"/>
+        <w:ind w:left="4254" w:hanging="283"/>
       </w:pPr>
       <w:rPr>
         <w:rFonts w:ascii="Symbol" w:hAnsi="Symbol" w:cs="Symbol" w:hint="default"/>
@@ -8722,12 +9132,12 @@
       <w:start w:val="1"/>
       <w:numFmt w:val="bullet"/>
       <w:lvlText w:val=""/>
-      <w:lvlJc w:val="start"/>
+      <w:lvlJc w:val="left"/>
       <w:pPr>
         <w:tabs>
           <w:tab w:val="num" w:pos="4963"/>
         </w:tabs>
-        <w:ind w:start="4963" w:hanging="283"/>
+        <w:ind w:left="4963" w:hanging="283"/>
       </w:pPr>
       <w:rPr>
         <w:rFonts w:ascii="Symbol" w:hAnsi="Symbol" w:cs="Symbol" w:hint="default"/>
@@ -8737,12 +9147,12 @@
       <w:start w:val="1"/>
       <w:numFmt w:val="bullet"/>
       <w:lvlText w:val=""/>
-      <w:lvlJc w:val="start"/>
+      <w:lvlJc w:val="left"/>
       <w:pPr>
         <w:tabs>
           <w:tab w:val="num" w:pos="5672"/>
         </w:tabs>
-        <w:ind w:start="5672" w:hanging="283"/>
+        <w:ind w:left="5672" w:hanging="283"/>
       </w:pPr>
       <w:rPr>
         <w:rFonts w:ascii="Symbol" w:hAnsi="Symbol" w:cs="Symbol" w:hint="default"/>
@@ -8752,12 +9162,12 @@
       <w:start w:val="1"/>
       <w:numFmt w:val="bullet"/>
       <w:lvlText w:val=""/>
-      <w:lvlJc w:val="start"/>
+      <w:lvlJc w:val="left"/>
       <w:pPr>
         <w:tabs>
           <w:tab w:val="num" w:pos="6381"/>
         </w:tabs>
-        <w:ind w:start="6381" w:hanging="283"/>
+        <w:ind w:left="6381" w:hanging="283"/>
       </w:pPr>
       <w:rPr>
         <w:rFonts w:ascii="Symbol" w:hAnsi="Symbol" w:cs="Symbol" w:hint="default"/>
@@ -8769,12 +9179,12 @@
       <w:start w:val="1"/>
       <w:numFmt w:val="bullet"/>
       <w:lvlText w:val=""/>
-      <w:lvlJc w:val="start"/>
+      <w:lvlJc w:val="left"/>
       <w:pPr>
         <w:tabs>
           <w:tab w:val="num" w:pos="709"/>
         </w:tabs>
-        <w:ind w:start="709" w:hanging="283"/>
+        <w:ind w:left="709" w:hanging="283"/>
       </w:pPr>
       <w:rPr>
         <w:rFonts w:ascii="Symbol" w:hAnsi="Symbol" w:cs="Symbol" w:hint="default"/>
@@ -8784,12 +9194,12 @@
       <w:start w:val="1"/>
       <w:numFmt w:val="bullet"/>
       <w:lvlText w:val=""/>
-      <w:lvlJc w:val="start"/>
+      <w:lvlJc w:val="left"/>
       <w:pPr>
         <w:tabs>
           <w:tab w:val="num" w:pos="1418"/>
         </w:tabs>
-        <w:ind w:start="1418" w:hanging="283"/>
+        <w:ind w:left="1418" w:hanging="283"/>
       </w:pPr>
       <w:rPr>
         <w:rFonts w:ascii="Symbol" w:hAnsi="Symbol" w:cs="Symbol" w:hint="default"/>
@@ -8799,12 +9209,12 @@
       <w:start w:val="1"/>
       <w:numFmt w:val="bullet"/>
       <w:lvlText w:val=""/>
-      <w:lvlJc w:val="start"/>
+      <w:lvlJc w:val="left"/>
       <w:pPr>
         <w:tabs>
           <w:tab w:val="num" w:pos="2127"/>
         </w:tabs>
-        <w:ind w:start="2127" w:hanging="283"/>
+        <w:ind w:left="2127" w:hanging="283"/>
       </w:pPr>
       <w:rPr>
         <w:rFonts w:ascii="Symbol" w:hAnsi="Symbol" w:cs="Symbol" w:hint="default"/>
@@ -8814,12 +9224,12 @@
       <w:start w:val="1"/>
       <w:numFmt w:val="bullet"/>
       <w:lvlText w:val=""/>
-      <w:lvlJc w:val="start"/>
+      <w:lvlJc w:val="left"/>
       <w:pPr>
         <w:tabs>
           <w:tab w:val="num" w:pos="2836"/>
         </w:tabs>
-        <w:ind w:start="2836" w:hanging="283"/>
+        <w:ind w:left="2836" w:hanging="283"/>
       </w:pPr>
       <w:rPr>
         <w:rFonts w:ascii="Symbol" w:hAnsi="Symbol" w:cs="Symbol" w:hint="default"/>
@@ -8829,12 +9239,12 @@
       <w:start w:val="1"/>
       <w:numFmt w:val="bullet"/>
       <w:lvlText w:val=""/>
-      <w:lvlJc w:val="start"/>
+      <w:lvlJc w:val="left"/>
       <w:pPr>
         <w:tabs>
           <w:tab w:val="num" w:pos="3545"/>
         </w:tabs>
-        <w:ind w:start="3545" w:hanging="283"/>
+        <w:ind w:left="3545" w:hanging="283"/>
       </w:pPr>
       <w:rPr>
         <w:rFonts w:ascii="Symbol" w:hAnsi="Symbol" w:cs="Symbol" w:hint="default"/>
@@ -8844,12 +9254,12 @@
       <w:start w:val="1"/>
       <w:numFmt w:val="bullet"/>
       <w:lvlText w:val=""/>
-      <w:lvlJc w:val="start"/>
+      <w:lvlJc w:val="left"/>
       <w:pPr>
         <w:tabs>
           <w:tab w:val="num" w:pos="4254"/>
         </w:tabs>
-        <w:ind w:start="4254" w:hanging="283"/>
+        <w:ind w:left="4254" w:hanging="283"/>
       </w:pPr>
       <w:rPr>
         <w:rFonts w:ascii="Symbol" w:hAnsi="Symbol" w:cs="Symbol" w:hint="default"/>
@@ -8859,12 +9269,12 @@
       <w:start w:val="1"/>
       <w:numFmt w:val="bullet"/>
       <w:lvlText w:val=""/>
-      <w:lvlJc w:val="start"/>
+      <w:lvlJc w:val="left"/>
       <w:pPr>
         <w:tabs>
           <w:tab w:val="num" w:pos="4963"/>
         </w:tabs>
-        <w:ind w:start="4963" w:hanging="283"/>
+        <w:ind w:left="4963" w:hanging="283"/>
       </w:pPr>
       <w:rPr>
         <w:rFonts w:ascii="Symbol" w:hAnsi="Symbol" w:cs="Symbol" w:hint="default"/>
@@ -8874,12 +9284,12 @@
       <w:start w:val="1"/>
       <w:numFmt w:val="bullet"/>
       <w:lvlText w:val=""/>
-      <w:lvlJc w:val="start"/>
+      <w:lvlJc w:val="left"/>
       <w:pPr>
         <w:tabs>
           <w:tab w:val="num" w:pos="5672"/>
         </w:tabs>
-        <w:ind w:start="5672" w:hanging="283"/>
+        <w:ind w:left="5672" w:hanging="283"/>
       </w:pPr>
       <w:rPr>
         <w:rFonts w:ascii="Symbol" w:hAnsi="Symbol" w:cs="Symbol" w:hint="default"/>
@@ -8889,12 +9299,12 @@
       <w:start w:val="1"/>
       <w:numFmt w:val="bullet"/>
       <w:lvlText w:val=""/>
-      <w:lvlJc w:val="start"/>
+      <w:lvlJc w:val="left"/>
       <w:pPr>
         <w:tabs>
           <w:tab w:val="num" w:pos="6381"/>
         </w:tabs>
-        <w:ind w:start="6381" w:hanging="283"/>
+        <w:ind w:left="6381" w:hanging="283"/>
       </w:pPr>
       <w:rPr>
         <w:rFonts w:ascii="Symbol" w:hAnsi="Symbol" w:cs="Symbol" w:hint="default"/>
@@ -8906,12 +9316,12 @@
       <w:start w:val="1"/>
       <w:numFmt w:val="bullet"/>
       <w:lvlText w:val=""/>
-      <w:lvlJc w:val="start"/>
+      <w:lvlJc w:val="left"/>
       <w:pPr>
         <w:tabs>
           <w:tab w:val="num" w:pos="709"/>
         </w:tabs>
-        <w:ind w:start="709" w:hanging="283"/>
+        <w:ind w:left="709" w:hanging="283"/>
       </w:pPr>
       <w:rPr>
         <w:rFonts w:ascii="Symbol" w:hAnsi="Symbol" w:cs="Symbol" w:hint="default"/>
@@ -8921,12 +9331,12 @@
       <w:start w:val="1"/>
       <w:numFmt w:val="bullet"/>
       <w:lvlText w:val=""/>
-      <w:lvlJc w:val="start"/>
+      <w:lvlJc w:val="left"/>
       <w:pPr>
         <w:tabs>
           <w:tab w:val="num" w:pos="1418"/>
         </w:tabs>
-        <w:ind w:start="1418" w:hanging="283"/>
+        <w:ind w:left="1418" w:hanging="283"/>
       </w:pPr>
       <w:rPr>
         <w:rFonts w:ascii="Symbol" w:hAnsi="Symbol" w:cs="Symbol" w:hint="default"/>
@@ -8936,12 +9346,12 @@
       <w:start w:val="1"/>
       <w:numFmt w:val="bullet"/>
       <w:lvlText w:val=""/>
-      <w:lvlJc w:val="start"/>
+      <w:lvlJc w:val="left"/>
       <w:pPr>
         <w:tabs>
           <w:tab w:val="num" w:pos="2127"/>
         </w:tabs>
-        <w:ind w:start="2127" w:hanging="283"/>
+        <w:ind w:left="2127" w:hanging="283"/>
       </w:pPr>
       <w:rPr>
         <w:rFonts w:ascii="Symbol" w:hAnsi="Symbol" w:cs="Symbol" w:hint="default"/>
@@ -8951,12 +9361,12 @@
       <w:start w:val="1"/>
       <w:numFmt w:val="bullet"/>
       <w:lvlText w:val=""/>
-      <w:lvlJc w:val="start"/>
+      <w:lvlJc w:val="left"/>
       <w:pPr>
         <w:tabs>
           <w:tab w:val="num" w:pos="2836"/>
         </w:tabs>
-        <w:ind w:start="2836" w:hanging="283"/>
+        <w:ind w:left="2836" w:hanging="283"/>
       </w:pPr>
       <w:rPr>
         <w:rFonts w:ascii="Symbol" w:hAnsi="Symbol" w:cs="Symbol" w:hint="default"/>
@@ -8966,12 +9376,12 @@
       <w:start w:val="1"/>
       <w:numFmt w:val="bullet"/>
       <w:lvlText w:val=""/>
-      <w:lvlJc w:val="start"/>
+      <w:lvlJc w:val="left"/>
       <w:pPr>
         <w:tabs>
           <w:tab w:val="num" w:pos="3545"/>
         </w:tabs>
-        <w:ind w:start="3545" w:hanging="283"/>
+        <w:ind w:left="3545" w:hanging="283"/>
       </w:pPr>
       <w:rPr>
         <w:rFonts w:ascii="Symbol" w:hAnsi="Symbol" w:cs="Symbol" w:hint="default"/>
@@ -8981,12 +9391,12 @@
       <w:start w:val="1"/>
       <w:numFmt w:val="bullet"/>
       <w:lvlText w:val=""/>
-      <w:lvlJc w:val="start"/>
+      <w:lvlJc w:val="left"/>
       <w:pPr>
         <w:tabs>
           <w:tab w:val="num" w:pos="4254"/>
         </w:tabs>
-        <w:ind w:start="4254" w:hanging="283"/>
+        <w:ind w:left="4254" w:hanging="283"/>
       </w:pPr>
       <w:rPr>
         <w:rFonts w:ascii="Symbol" w:hAnsi="Symbol" w:cs="Symbol" w:hint="default"/>
@@ -8996,12 +9406,12 @@
       <w:start w:val="1"/>
       <w:numFmt w:val="bullet"/>
       <w:lvlText w:val=""/>
-      <w:lvlJc w:val="start"/>
+      <w:lvlJc w:val="left"/>
       <w:pPr>
         <w:tabs>
           <w:tab w:val="num" w:pos="4963"/>
         </w:tabs>
-        <w:ind w:start="4963" w:hanging="283"/>
+        <w:ind w:left="4963" w:hanging="283"/>
       </w:pPr>
       <w:rPr>
         <w:rFonts w:ascii="Symbol" w:hAnsi="Symbol" w:cs="Symbol" w:hint="default"/>
@@ -9011,12 +9421,12 @@
       <w:start w:val="1"/>
       <w:numFmt w:val="bullet"/>
       <w:lvlText w:val=""/>
-      <w:lvlJc w:val="start"/>
+      <w:lvlJc w:val="left"/>
       <w:pPr>
         <w:tabs>
           <w:tab w:val="num" w:pos="5672"/>
         </w:tabs>
-        <w:ind w:start="5672" w:hanging="283"/>
+        <w:ind w:left="5672" w:hanging="283"/>
       </w:pPr>
       <w:rPr>
         <w:rFonts w:ascii="Symbol" w:hAnsi="Symbol" w:cs="Symbol" w:hint="default"/>
@@ -9026,12 +9436,12 @@
       <w:start w:val="1"/>
       <w:numFmt w:val="bullet"/>
       <w:lvlText w:val=""/>
-      <w:lvlJc w:val="start"/>
+      <w:lvlJc w:val="left"/>
       <w:pPr>
         <w:tabs>
           <w:tab w:val="num" w:pos="6381"/>
         </w:tabs>
-        <w:ind w:start="6381" w:hanging="283"/>
+        <w:ind w:left="6381" w:hanging="283"/>
       </w:pPr>
       <w:rPr>
         <w:rFonts w:ascii="Symbol" w:hAnsi="Symbol" w:cs="Symbol" w:hint="default"/>
@@ -9043,12 +9453,12 @@
       <w:start w:val="1"/>
       <w:numFmt w:val="bullet"/>
       <w:lvlText w:val=""/>
-      <w:lvlJc w:val="start"/>
+      <w:lvlJc w:val="left"/>
       <w:pPr>
         <w:tabs>
           <w:tab w:val="num" w:pos="709"/>
         </w:tabs>
-        <w:ind w:start="709" w:hanging="283"/>
+        <w:ind w:left="709" w:hanging="283"/>
       </w:pPr>
       <w:rPr>
         <w:rFonts w:ascii="Symbol" w:hAnsi="Symbol" w:cs="Symbol" w:hint="default"/>
@@ -9058,12 +9468,12 @@
       <w:start w:val="1"/>
       <w:numFmt w:val="bullet"/>
       <w:lvlText w:val=""/>
-      <w:lvlJc w:val="start"/>
+      <w:lvlJc w:val="left"/>
       <w:pPr>
         <w:tabs>
           <w:tab w:val="num" w:pos="1418"/>
         </w:tabs>
-        <w:ind w:start="1418" w:hanging="283"/>
+        <w:ind w:left="1418" w:hanging="283"/>
       </w:pPr>
       <w:rPr>
         <w:rFonts w:ascii="Symbol" w:hAnsi="Symbol" w:cs="Symbol" w:hint="default"/>
@@ -9073,12 +9483,12 @@
       <w:start w:val="1"/>
       <w:numFmt w:val="bullet"/>
       <w:lvlText w:val=""/>
-      <w:lvlJc w:val="start"/>
+      <w:lvlJc w:val="left"/>
       <w:pPr>
         <w:tabs>
           <w:tab w:val="num" w:pos="2127"/>
         </w:tabs>
-        <w:ind w:start="2127" w:hanging="283"/>
+        <w:ind w:left="2127" w:hanging="283"/>
       </w:pPr>
       <w:rPr>
         <w:rFonts w:ascii="Symbol" w:hAnsi="Symbol" w:cs="Symbol" w:hint="default"/>
@@ -9088,12 +9498,12 @@
       <w:start w:val="1"/>
       <w:numFmt w:val="bullet"/>
       <w:lvlText w:val=""/>
-      <w:lvlJc w:val="start"/>
+      <w:lvlJc w:val="left"/>
       <w:pPr>
         <w:tabs>
           <w:tab w:val="num" w:pos="2836"/>
         </w:tabs>
-        <w:ind w:start="2836" w:hanging="283"/>
+        <w:ind w:left="2836" w:hanging="283"/>
       </w:pPr>
       <w:rPr>
         <w:rFonts w:ascii="Symbol" w:hAnsi="Symbol" w:cs="Symbol" w:hint="default"/>
@@ -9103,12 +9513,12 @@
       <w:start w:val="1"/>
       <w:numFmt w:val="bullet"/>
       <w:lvlText w:val=""/>
-      <w:lvlJc w:val="start"/>
+      <w:lvlJc w:val="left"/>
       <w:pPr>
         <w:tabs>
           <w:tab w:val="num" w:pos="3545"/>
         </w:tabs>
-        <w:ind w:start="3545" w:hanging="283"/>
+        <w:ind w:left="3545" w:hanging="283"/>
       </w:pPr>
       <w:rPr>
         <w:rFonts w:ascii="Symbol" w:hAnsi="Symbol" w:cs="Symbol" w:hint="default"/>
@@ -9118,12 +9528,12 @@
       <w:start w:val="1"/>
       <w:numFmt w:val="bullet"/>
       <w:lvlText w:val=""/>
-      <w:lvlJc w:val="start"/>
+      <w:lvlJc w:val="left"/>
       <w:pPr>
         <w:tabs>
           <w:tab w:val="num" w:pos="4254"/>
         </w:tabs>
-        <w:ind w:start="4254" w:hanging="283"/>
+        <w:ind w:left="4254" w:hanging="283"/>
       </w:pPr>
       <w:rPr>
         <w:rFonts w:ascii="Symbol" w:hAnsi="Symbol" w:cs="Symbol" w:hint="default"/>
@@ -9133,12 +9543,12 @@
       <w:start w:val="1"/>
       <w:numFmt w:val="bullet"/>
       <w:lvlText w:val=""/>
-      <w:lvlJc w:val="start"/>
+      <w:lvlJc w:val="left"/>
       <w:pPr>
         <w:tabs>
           <w:tab w:val="num" w:pos="4963"/>
         </w:tabs>
-        <w:ind w:start="4963" w:hanging="283"/>
+        <w:ind w:left="4963" w:hanging="283"/>
       </w:pPr>
       <w:rPr>
         <w:rFonts w:ascii="Symbol" w:hAnsi="Symbol" w:cs="Symbol" w:hint="default"/>
@@ -9148,12 +9558,12 @@
       <w:start w:val="1"/>
       <w:numFmt w:val="bullet"/>
       <w:lvlText w:val=""/>
-      <w:lvlJc w:val="start"/>
+      <w:lvlJc w:val="left"/>
       <w:pPr>
         <w:tabs>
           <w:tab w:val="num" w:pos="5672"/>
         </w:tabs>
-        <w:ind w:start="5672" w:hanging="283"/>
+        <w:ind w:left="5672" w:hanging="283"/>
       </w:pPr>
       <w:rPr>
         <w:rFonts w:ascii="Symbol" w:hAnsi="Symbol" w:cs="Symbol" w:hint="default"/>
@@ -9163,12 +9573,12 @@
       <w:start w:val="1"/>
       <w:numFmt w:val="bullet"/>
       <w:lvlText w:val=""/>
-      <w:lvlJc w:val="start"/>
+      <w:lvlJc w:val="left"/>
       <w:pPr>
         <w:tabs>
           <w:tab w:val="num" w:pos="6381"/>
         </w:tabs>
-        <w:ind w:start="6381" w:hanging="283"/>
+        <w:ind w:left="6381" w:hanging="283"/>
       </w:pPr>
       <w:rPr>
         <w:rFonts w:ascii="Symbol" w:hAnsi="Symbol" w:cs="Symbol" w:hint="default"/>
@@ -9180,12 +9590,12 @@
       <w:start w:val="1"/>
       <w:numFmt w:val="bullet"/>
       <w:lvlText w:val=""/>
-      <w:lvlJc w:val="start"/>
+      <w:lvlJc w:val="left"/>
       <w:pPr>
         <w:tabs>
           <w:tab w:val="num" w:pos="709"/>
         </w:tabs>
-        <w:ind w:start="709" w:hanging="283"/>
+        <w:ind w:left="709" w:hanging="283"/>
       </w:pPr>
       <w:rPr>
         <w:rFonts w:ascii="Symbol" w:hAnsi="Symbol" w:cs="Symbol" w:hint="default"/>
@@ -9195,12 +9605,12 @@
       <w:start w:val="1"/>
       <w:numFmt w:val="bullet"/>
       <w:lvlText w:val=""/>
-      <w:lvlJc w:val="start"/>
+      <w:lvlJc w:val="left"/>
       <w:pPr>
         <w:tabs>
           <w:tab w:val="num" w:pos="1418"/>
         </w:tabs>
-        <w:ind w:start="1418" w:hanging="283"/>
+        <w:ind w:left="1418" w:hanging="283"/>
       </w:pPr>
       <w:rPr>
         <w:rFonts w:ascii="Symbol" w:hAnsi="Symbol" w:cs="Symbol" w:hint="default"/>
@@ -9210,12 +9620,12 @@
       <w:start w:val="1"/>
       <w:numFmt w:val="bullet"/>
       <w:lvlText w:val=""/>
-      <w:lvlJc w:val="start"/>
+      <w:lvlJc w:val="left"/>
       <w:pPr>
         <w:tabs>
           <w:tab w:val="num" w:pos="2127"/>
         </w:tabs>
-        <w:ind w:start="2127" w:hanging="283"/>
+        <w:ind w:left="2127" w:hanging="283"/>
       </w:pPr>
       <w:rPr>
         <w:rFonts w:ascii="Symbol" w:hAnsi="Symbol" w:cs="Symbol" w:hint="default"/>
@@ -9225,12 +9635,12 @@
       <w:start w:val="1"/>
       <w:numFmt w:val="bullet"/>
       <w:lvlText w:val=""/>
-      <w:lvlJc w:val="start"/>
+      <w:lvlJc w:val="left"/>
       <w:pPr>
         <w:tabs>
           <w:tab w:val="num" w:pos="2836"/>
         </w:tabs>
-        <w:ind w:start="2836" w:hanging="283"/>
+        <w:ind w:left="2836" w:hanging="283"/>
       </w:pPr>
       <w:rPr>
         <w:rFonts w:ascii="Symbol" w:hAnsi="Symbol" w:cs="Symbol" w:hint="default"/>
@@ -9240,12 +9650,12 @@
       <w:start w:val="1"/>
       <w:numFmt w:val="bullet"/>
       <w:lvlText w:val=""/>
-      <w:lvlJc w:val="start"/>
+      <w:lvlJc w:val="left"/>
       <w:pPr>
         <w:tabs>
           <w:tab w:val="num" w:pos="3545"/>
         </w:tabs>
-        <w:ind w:start="3545" w:hanging="283"/>
+        <w:ind w:left="3545" w:hanging="283"/>
       </w:pPr>
       <w:rPr>
         <w:rFonts w:ascii="Symbol" w:hAnsi="Symbol" w:cs="Symbol" w:hint="default"/>
@@ -9255,12 +9665,12 @@
       <w:start w:val="1"/>
       <w:numFmt w:val="bullet"/>
       <w:lvlText w:val=""/>
-      <w:lvlJc w:val="start"/>
+      <w:lvlJc w:val="left"/>
       <w:pPr>
         <w:tabs>
           <w:tab w:val="num" w:pos="4254"/>
         </w:tabs>
-        <w:ind w:start="4254" w:hanging="283"/>
+        <w:ind w:left="4254" w:hanging="283"/>
       </w:pPr>
       <w:rPr>
         <w:rFonts w:ascii="Symbol" w:hAnsi="Symbol" w:cs="Symbol" w:hint="default"/>
@@ -9270,12 +9680,12 @@
       <w:start w:val="1"/>
       <w:numFmt w:val="bullet"/>
       <w:lvlText w:val=""/>
-      <w:lvlJc w:val="start"/>
+      <w:lvlJc w:val="left"/>
       <w:pPr>
         <w:tabs>
           <w:tab w:val="num" w:pos="4963"/>
         </w:tabs>
-        <w:ind w:start="4963" w:hanging="283"/>
+        <w:ind w:left="4963" w:hanging="283"/>
       </w:pPr>
       <w:rPr>
         <w:rFonts w:ascii="Symbol" w:hAnsi="Symbol" w:cs="Symbol" w:hint="default"/>
@@ -9285,12 +9695,12 @@
       <w:start w:val="1"/>
       <w:numFmt w:val="bullet"/>
       <w:lvlText w:val=""/>
-      <w:lvlJc w:val="start"/>
+      <w:lvlJc w:val="left"/>
       <w:pPr>
         <w:tabs>
           <w:tab w:val="num" w:pos="5672"/>
         </w:tabs>
-        <w:ind w:start="5672" w:hanging="283"/>
+        <w:ind w:left="5672" w:hanging="283"/>
       </w:pPr>
       <w:rPr>
         <w:rFonts w:ascii="Symbol" w:hAnsi="Symbol" w:cs="Symbol" w:hint="default"/>
@@ -9300,12 +9710,12 @@
       <w:start w:val="1"/>
       <w:numFmt w:val="bullet"/>
       <w:lvlText w:val=""/>
-      <w:lvlJc w:val="start"/>
+      <w:lvlJc w:val="left"/>
       <w:pPr>
         <w:tabs>
           <w:tab w:val="num" w:pos="6381"/>
         </w:tabs>
-        <w:ind w:start="6381" w:hanging="283"/>
+        <w:ind w:left="6381" w:hanging="283"/>
       </w:pPr>
       <w:rPr>
         <w:rFonts w:ascii="Symbol" w:hAnsi="Symbol" w:cs="Symbol" w:hint="default"/>
@@ -9317,12 +9727,12 @@
       <w:start w:val="1"/>
       <w:numFmt w:val="bullet"/>
       <w:lvlText w:val=""/>
-      <w:lvlJc w:val="start"/>
+      <w:lvlJc w:val="left"/>
       <w:pPr>
         <w:tabs>
           <w:tab w:val="num" w:pos="709"/>
         </w:tabs>
-        <w:ind w:start="709" w:hanging="283"/>
+        <w:ind w:left="709" w:hanging="283"/>
       </w:pPr>
       <w:rPr>
         <w:rFonts w:ascii="Symbol" w:hAnsi="Symbol" w:cs="Symbol" w:hint="default"/>
@@ -9332,12 +9742,12 @@
       <w:start w:val="1"/>
       <w:numFmt w:val="bullet"/>
       <w:lvlText w:val=""/>
-      <w:lvlJc w:val="start"/>
+      <w:lvlJc w:val="left"/>
       <w:pPr>
         <w:tabs>
           <w:tab w:val="num" w:pos="1418"/>
         </w:tabs>
-        <w:ind w:start="1418" w:hanging="283"/>
+        <w:ind w:left="1418" w:hanging="283"/>
       </w:pPr>
       <w:rPr>
         <w:rFonts w:ascii="Symbol" w:hAnsi="Symbol" w:cs="Symbol" w:hint="default"/>
@@ -9347,12 +9757,12 @@
       <w:start w:val="1"/>
       <w:numFmt w:val="bullet"/>
       <w:lvlText w:val=""/>
-      <w:lvlJc w:val="start"/>
+      <w:lvlJc w:val="left"/>
       <w:pPr>
         <w:tabs>
           <w:tab w:val="num" w:pos="2127"/>
         </w:tabs>
-        <w:ind w:start="2127" w:hanging="283"/>
+        <w:ind w:left="2127" w:hanging="283"/>
       </w:pPr>
       <w:rPr>
         <w:rFonts w:ascii="Symbol" w:hAnsi="Symbol" w:cs="Symbol" w:hint="default"/>
@@ -9362,12 +9772,12 @@
       <w:start w:val="1"/>
       <w:numFmt w:val="bullet"/>
       <w:lvlText w:val=""/>
-      <w:lvlJc w:val="start"/>
+      <w:lvlJc w:val="left"/>
       <w:pPr>
         <w:tabs>
           <w:tab w:val="num" w:pos="2836"/>
         </w:tabs>
-        <w:ind w:start="2836" w:hanging="283"/>
+        <w:ind w:left="2836" w:hanging="283"/>
       </w:pPr>
       <w:rPr>
         <w:rFonts w:ascii="Symbol" w:hAnsi="Symbol" w:cs="Symbol" w:hint="default"/>
@@ -9377,12 +9787,12 @@
       <w:start w:val="1"/>
       <w:numFmt w:val="bullet"/>
       <w:lvlText w:val=""/>
-      <w:lvlJc w:val="start"/>
+      <w:lvlJc w:val="left"/>
       <w:pPr>
         <w:tabs>
           <w:tab w:val="num" w:pos="3545"/>
         </w:tabs>
-        <w:ind w:start="3545" w:hanging="283"/>
+        <w:ind w:left="3545" w:hanging="283"/>
       </w:pPr>
       <w:rPr>
         <w:rFonts w:ascii="Symbol" w:hAnsi="Symbol" w:cs="Symbol" w:hint="default"/>
@@ -9392,12 +9802,12 @@
       <w:start w:val="1"/>
       <w:numFmt w:val="bullet"/>
       <w:lvlText w:val=""/>
-      <w:lvlJc w:val="start"/>
+      <w:lvlJc w:val="left"/>
       <w:pPr>
         <w:tabs>
           <w:tab w:val="num" w:pos="4254"/>
         </w:tabs>
-        <w:ind w:start="4254" w:hanging="283"/>
+        <w:ind w:left="4254" w:hanging="283"/>
       </w:pPr>
       <w:rPr>
         <w:rFonts w:ascii="Symbol" w:hAnsi="Symbol" w:cs="Symbol" w:hint="default"/>
@@ -9407,12 +9817,12 @@
       <w:start w:val="1"/>
       <w:numFmt w:val="bullet"/>
       <w:lvlText w:val=""/>
-      <w:lvlJc w:val="start"/>
+      <w:lvlJc w:val="left"/>
       <w:pPr>
         <w:tabs>
           <w:tab w:val="num" w:pos="4963"/>
         </w:tabs>
-        <w:ind w:start="4963" w:hanging="283"/>
+        <w:ind w:left="4963" w:hanging="283"/>
       </w:pPr>
       <w:rPr>
         <w:rFonts w:ascii="Symbol" w:hAnsi="Symbol" w:cs="Symbol" w:hint="default"/>
@@ -9422,12 +9832,12 @@
       <w:start w:val="1"/>
       <w:numFmt w:val="bullet"/>
       <w:lvlText w:val=""/>
-      <w:lvlJc w:val="start"/>
+      <w:lvlJc w:val="left"/>
       <w:pPr>
         <w:tabs>
           <w:tab w:val="num" w:pos="5672"/>
         </w:tabs>
-        <w:ind w:start="5672" w:hanging="283"/>
+        <w:ind w:left="5672" w:hanging="283"/>
       </w:pPr>
       <w:rPr>
         <w:rFonts w:ascii="Symbol" w:hAnsi="Symbol" w:cs="Symbol" w:hint="default"/>
@@ -9437,12 +9847,12 @@
       <w:start w:val="1"/>
       <w:numFmt w:val="bullet"/>
       <w:lvlText w:val=""/>
-      <w:lvlJc w:val="start"/>
+      <w:lvlJc w:val="left"/>
       <w:pPr>
         <w:tabs>
           <w:tab w:val="num" w:pos="6381"/>
         </w:tabs>
-        <w:ind w:start="6381" w:hanging="283"/>
+        <w:ind w:left="6381" w:hanging="283"/>
       </w:pPr>
       <w:rPr>
         <w:rFonts w:ascii="Symbol" w:hAnsi="Symbol" w:cs="Symbol" w:hint="default"/>
@@ -9454,12 +9864,12 @@
       <w:start w:val="1"/>
       <w:numFmt w:val="bullet"/>
       <w:lvlText w:val=""/>
-      <w:lvlJc w:val="start"/>
+      <w:lvlJc w:val="left"/>
       <w:pPr>
         <w:tabs>
           <w:tab w:val="num" w:pos="709"/>
         </w:tabs>
-        <w:ind w:start="709" w:hanging="283"/>
+        <w:ind w:left="709" w:hanging="283"/>
       </w:pPr>
       <w:rPr>
         <w:rFonts w:ascii="Symbol" w:hAnsi="Symbol" w:cs="Symbol" w:hint="default"/>
@@ -9469,12 +9879,12 @@
       <w:start w:val="1"/>
       <w:numFmt w:val="bullet"/>
       <w:lvlText w:val=""/>
-      <w:lvlJc w:val="start"/>
+      <w:lvlJc w:val="left"/>
       <w:pPr>
         <w:tabs>
           <w:tab w:val="num" w:pos="1418"/>
         </w:tabs>
-        <w:ind w:start="1418" w:hanging="283"/>
+        <w:ind w:left="1418" w:hanging="283"/>
       </w:pPr>
       <w:rPr>
         <w:rFonts w:ascii="Symbol" w:hAnsi="Symbol" w:cs="Symbol" w:hint="default"/>
@@ -9484,12 +9894,12 @@
       <w:start w:val="1"/>
       <w:numFmt w:val="bullet"/>
       <w:lvlText w:val=""/>
-      <w:lvlJc w:val="start"/>
+      <w:lvlJc w:val="left"/>
       <w:pPr>
         <w:tabs>
           <w:tab w:val="num" w:pos="2127"/>
         </w:tabs>
-        <w:ind w:start="2127" w:hanging="283"/>
+        <w:ind w:left="2127" w:hanging="283"/>
       </w:pPr>
       <w:rPr>
         <w:rFonts w:ascii="Symbol" w:hAnsi="Symbol" w:cs="Symbol" w:hint="default"/>
@@ -9499,12 +9909,12 @@
       <w:start w:val="1"/>
       <w:numFmt w:val="bullet"/>
       <w:lvlText w:val=""/>
-      <w:lvlJc w:val="start"/>
+      <w:lvlJc w:val="left"/>
       <w:pPr>
         <w:tabs>
           <w:tab w:val="num" w:pos="2836"/>
         </w:tabs>
-        <w:ind w:start="2836" w:hanging="283"/>
+        <w:ind w:left="2836" w:hanging="283"/>
       </w:pPr>
       <w:rPr>
         <w:rFonts w:ascii="Symbol" w:hAnsi="Symbol" w:cs="Symbol" w:hint="default"/>
@@ -9514,12 +9924,12 @@
       <w:start w:val="1"/>
       <w:numFmt w:val="bullet"/>
       <w:lvlText w:val=""/>
-      <w:lvlJc w:val="start"/>
+      <w:lvlJc w:val="left"/>
       <w:pPr>
         <w:tabs>
           <w:tab w:val="num" w:pos="3545"/>
         </w:tabs>
-        <w:ind w:start="3545" w:hanging="283"/>
+        <w:ind w:left="3545" w:hanging="283"/>
       </w:pPr>
       <w:rPr>
         <w:rFonts w:ascii="Symbol" w:hAnsi="Symbol" w:cs="Symbol" w:hint="default"/>
@@ -9529,12 +9939,12 @@
       <w:start w:val="1"/>
       <w:numFmt w:val="bullet"/>
       <w:lvlText w:val=""/>
-      <w:lvlJc w:val="start"/>
+      <w:lvlJc w:val="left"/>
       <w:pPr>
         <w:tabs>
           <w:tab w:val="num" w:pos="4254"/>
         </w:tabs>
-        <w:ind w:start="4254" w:hanging="283"/>
+        <w:ind w:left="4254" w:hanging="283"/>
       </w:pPr>
       <w:rPr>
         <w:rFonts w:ascii="Symbol" w:hAnsi="Symbol" w:cs="Symbol" w:hint="default"/>
@@ -9544,12 +9954,12 @@
       <w:start w:val="1"/>
       <w:numFmt w:val="bullet"/>
       <w:lvlText w:val=""/>
-      <w:lvlJc w:val="start"/>
+      <w:lvlJc w:val="left"/>
       <w:pPr>
         <w:tabs>
           <w:tab w:val="num" w:pos="4963"/>
         </w:tabs>
-        <w:ind w:start="4963" w:hanging="283"/>
+        <w:ind w:left="4963" w:hanging="283"/>
       </w:pPr>
       <w:rPr>
         <w:rFonts w:ascii="Symbol" w:hAnsi="Symbol" w:cs="Symbol" w:hint="default"/>
@@ -9559,12 +9969,12 @@
       <w:start w:val="1"/>
       <w:numFmt w:val="bullet"/>
       <w:lvlText w:val=""/>
-      <w:lvlJc w:val="start"/>
+      <w:lvlJc w:val="left"/>
       <w:pPr>
         <w:tabs>
           <w:tab w:val="num" w:pos="5672"/>
         </w:tabs>
-        <w:ind w:start="5672" w:hanging="283"/>
+        <w:ind w:left="5672" w:hanging="283"/>
       </w:pPr>
       <w:rPr>
         <w:rFonts w:ascii="Symbol" w:hAnsi="Symbol" w:cs="Symbol" w:hint="default"/>
@@ -9574,12 +9984,12 @@
       <w:start w:val="1"/>
       <w:numFmt w:val="bullet"/>
       <w:lvlText w:val=""/>
-      <w:lvlJc w:val="start"/>
+      <w:lvlJc w:val="left"/>
       <w:pPr>
         <w:tabs>
           <w:tab w:val="num" w:pos="6381"/>
         </w:tabs>
-        <w:ind w:start="6381" w:hanging="283"/>
+        <w:ind w:left="6381" w:hanging="283"/>
       </w:pPr>
       <w:rPr>
         <w:rFonts w:ascii="Symbol" w:hAnsi="Symbol" w:cs="Symbol" w:hint="default"/>
@@ -9591,12 +10001,12 @@
       <w:start w:val="1"/>
       <w:numFmt w:val="bullet"/>
       <w:lvlText w:val=""/>
-      <w:lvlJc w:val="start"/>
+      <w:lvlJc w:val="left"/>
       <w:pPr>
         <w:tabs>
           <w:tab w:val="num" w:pos="709"/>
         </w:tabs>
-        <w:ind w:start="709" w:hanging="283"/>
+        <w:ind w:left="709" w:hanging="283"/>
       </w:pPr>
       <w:rPr>
         <w:rFonts w:ascii="Symbol" w:hAnsi="Symbol" w:cs="Symbol" w:hint="default"/>
@@ -9606,12 +10016,12 @@
       <w:start w:val="1"/>
       <w:numFmt w:val="bullet"/>
       <w:lvlText w:val=""/>
-      <w:lvlJc w:val="start"/>
+      <w:lvlJc w:val="left"/>
       <w:pPr>
         <w:tabs>
           <w:tab w:val="num" w:pos="1418"/>
         </w:tabs>
-        <w:ind w:start="1418" w:hanging="283"/>
+        <w:ind w:left="1418" w:hanging="283"/>
       </w:pPr>
       <w:rPr>
         <w:rFonts w:ascii="Symbol" w:hAnsi="Symbol" w:cs="Symbol" w:hint="default"/>
@@ -9621,12 +10031,12 @@
       <w:start w:val="1"/>
       <w:numFmt w:val="bullet"/>
       <w:lvlText w:val=""/>
-      <w:lvlJc w:val="start"/>
+      <w:lvlJc w:val="left"/>
       <w:pPr>
         <w:tabs>
           <w:tab w:val="num" w:pos="2127"/>
         </w:tabs>
-        <w:ind w:start="2127" w:hanging="283"/>
+        <w:ind w:left="2127" w:hanging="283"/>
       </w:pPr>
       <w:rPr>
         <w:rFonts w:ascii="Symbol" w:hAnsi="Symbol" w:cs="Symbol" w:hint="default"/>
@@ -9636,12 +10046,12 @@
       <w:start w:val="1"/>
       <w:numFmt w:val="bullet"/>
       <w:lvlText w:val=""/>
-      <w:lvlJc w:val="start"/>
+      <w:lvlJc w:val="left"/>
       <w:pPr>
         <w:tabs>
           <w:tab w:val="num" w:pos="2836"/>
         </w:tabs>
-        <w:ind w:start="2836" w:hanging="283"/>
+        <w:ind w:left="2836" w:hanging="283"/>
       </w:pPr>
       <w:rPr>
         <w:rFonts w:ascii="Symbol" w:hAnsi="Symbol" w:cs="Symbol" w:hint="default"/>
@@ -9651,12 +10061,12 @@
       <w:start w:val="1"/>
       <w:numFmt w:val="bullet"/>
       <w:lvlText w:val=""/>
-      <w:lvlJc w:val="start"/>
+      <w:lvlJc w:val="left"/>
       <w:pPr>
         <w:tabs>
           <w:tab w:val="num" w:pos="3545"/>
         </w:tabs>
-        <w:ind w:start="3545" w:hanging="283"/>
+        <w:ind w:left="3545" w:hanging="283"/>
       </w:pPr>
       <w:rPr>
         <w:rFonts w:ascii="Symbol" w:hAnsi="Symbol" w:cs="Symbol" w:hint="default"/>
@@ -9666,12 +10076,12 @@
       <w:start w:val="1"/>
       <w:numFmt w:val="bullet"/>
       <w:lvlText w:val=""/>
-      <w:lvlJc w:val="start"/>
+      <w:lvlJc w:val="left"/>
       <w:pPr>
         <w:tabs>
           <w:tab w:val="num" w:pos="4254"/>
         </w:tabs>
-        <w:ind w:start="4254" w:hanging="283"/>
+        <w:ind w:left="4254" w:hanging="283"/>
       </w:pPr>
       <w:rPr>
         <w:rFonts w:ascii="Symbol" w:hAnsi="Symbol" w:cs="Symbol" w:hint="default"/>
@@ -9681,12 +10091,12 @@
       <w:start w:val="1"/>
       <w:numFmt w:val="bullet"/>
       <w:lvlText w:val=""/>
-      <w:lvlJc w:val="start"/>
+      <w:lvlJc w:val="left"/>
       <w:pPr>
         <w:tabs>
           <w:tab w:val="num" w:pos="4963"/>
         </w:tabs>
-        <w:ind w:start="4963" w:hanging="283"/>
+        <w:ind w:left="4963" w:hanging="283"/>
       </w:pPr>
       <w:rPr>
         <w:rFonts w:ascii="Symbol" w:hAnsi="Symbol" w:cs="Symbol" w:hint="default"/>
@@ -9696,12 +10106,12 @@
       <w:start w:val="1"/>
       <w:numFmt w:val="bullet"/>
       <w:lvlText w:val=""/>
-      <w:lvlJc w:val="start"/>
+      <w:lvlJc w:val="left"/>
       <w:pPr>
         <w:tabs>
           <w:tab w:val="num" w:pos="5672"/>
         </w:tabs>
-        <w:ind w:start="5672" w:hanging="283"/>
+        <w:ind w:left="5672" w:hanging="283"/>
       </w:pPr>
       <w:rPr>
         <w:rFonts w:ascii="Symbol" w:hAnsi="Symbol" w:cs="Symbol" w:hint="default"/>
@@ -9711,12 +10121,12 @@
       <w:start w:val="1"/>
       <w:numFmt w:val="bullet"/>
       <w:lvlText w:val=""/>
-      <w:lvlJc w:val="start"/>
+      <w:lvlJc w:val="left"/>
       <w:pPr>
         <w:tabs>
           <w:tab w:val="num" w:pos="6381"/>
         </w:tabs>
-        <w:ind w:start="6381" w:hanging="283"/>
+        <w:ind w:left="6381" w:hanging="283"/>
       </w:pPr>
       <w:rPr>
         <w:rFonts w:ascii="Symbol" w:hAnsi="Symbol" w:cs="Symbol" w:hint="default"/>
@@ -9728,12 +10138,12 @@
       <w:start w:val="1"/>
       <w:numFmt w:val="bullet"/>
       <w:lvlText w:val=""/>
-      <w:lvlJc w:val="start"/>
+      <w:lvlJc w:val="left"/>
       <w:pPr>
         <w:tabs>
           <w:tab w:val="num" w:pos="709"/>
         </w:tabs>
-        <w:ind w:start="709" w:hanging="283"/>
+        <w:ind w:left="709" w:hanging="283"/>
       </w:pPr>
       <w:rPr>
         <w:rFonts w:ascii="Symbol" w:hAnsi="Symbol" w:cs="Symbol" w:hint="default"/>
@@ -9743,12 +10153,12 @@
       <w:start w:val="1"/>
       <w:numFmt w:val="bullet"/>
       <w:lvlText w:val=""/>
-      <w:lvlJc w:val="start"/>
+      <w:lvlJc w:val="left"/>
       <w:pPr>
         <w:tabs>
           <w:tab w:val="num" w:pos="1418"/>
         </w:tabs>
-        <w:ind w:start="1418" w:hanging="283"/>
+        <w:ind w:left="1418" w:hanging="283"/>
       </w:pPr>
       <w:rPr>
         <w:rFonts w:ascii="Symbol" w:hAnsi="Symbol" w:cs="Symbol" w:hint="default"/>
@@ -9758,12 +10168,12 @@
       <w:start w:val="1"/>
       <w:numFmt w:val="bullet"/>
       <w:lvlText w:val=""/>
-      <w:lvlJc w:val="start"/>
+      <w:lvlJc w:val="left"/>
       <w:pPr>
         <w:tabs>
           <w:tab w:val="num" w:pos="2127"/>
         </w:tabs>
-        <w:ind w:start="2127" w:hanging="283"/>
+        <w:ind w:left="2127" w:hanging="283"/>
       </w:pPr>
       <w:rPr>
         <w:rFonts w:ascii="Symbol" w:hAnsi="Symbol" w:cs="Symbol" w:hint="default"/>
@@ -9773,12 +10183,12 @@
       <w:start w:val="1"/>
       <w:numFmt w:val="bullet"/>
       <w:lvlText w:val=""/>
-      <w:lvlJc w:val="start"/>
+      <w:lvlJc w:val="left"/>
       <w:pPr>
         <w:tabs>
           <w:tab w:val="num" w:pos="2836"/>
         </w:tabs>
-        <w:ind w:start="2836" w:hanging="283"/>
+        <w:ind w:left="2836" w:hanging="283"/>
       </w:pPr>
       <w:rPr>
         <w:rFonts w:ascii="Symbol" w:hAnsi="Symbol" w:cs="Symbol" w:hint="default"/>
@@ -9788,12 +10198,12 @@
       <w:start w:val="1"/>
       <w:numFmt w:val="bullet"/>
       <w:lvlText w:val=""/>
-      <w:lvlJc w:val="start"/>
+      <w:lvlJc w:val="left"/>
       <w:pPr>
         <w:tabs>
           <w:tab w:val="num" w:pos="3545"/>
         </w:tabs>
-        <w:ind w:start="3545" w:hanging="283"/>
+        <w:ind w:left="3545" w:hanging="283"/>
       </w:pPr>
       <w:rPr>
         <w:rFonts w:ascii="Symbol" w:hAnsi="Symbol" w:cs="Symbol" w:hint="default"/>
@@ -9803,12 +10213,12 @@
       <w:start w:val="1"/>
       <w:numFmt w:val="bullet"/>
       <w:lvlText w:val=""/>
-      <w:lvlJc w:val="start"/>
+      <w:lvlJc w:val="left"/>
       <w:pPr>
         <w:tabs>
           <w:tab w:val="num" w:pos="4254"/>
         </w:tabs>
-        <w:ind w:start="4254" w:hanging="283"/>
+        <w:ind w:left="4254" w:hanging="283"/>
       </w:pPr>
       <w:rPr>
         <w:rFonts w:ascii="Symbol" w:hAnsi="Symbol" w:cs="Symbol" w:hint="default"/>
@@ -9818,12 +10228,12 @@
       <w:start w:val="1"/>
       <w:numFmt w:val="bullet"/>
       <w:lvlText w:val=""/>
-      <w:lvlJc w:val="start"/>
+      <w:lvlJc w:val="left"/>
       <w:pPr>
         <w:tabs>
           <w:tab w:val="num" w:pos="4963"/>
         </w:tabs>
-        <w:ind w:start="4963" w:hanging="283"/>
+        <w:ind w:left="4963" w:hanging="283"/>
       </w:pPr>
       <w:rPr>
         <w:rFonts w:ascii="Symbol" w:hAnsi="Symbol" w:cs="Symbol" w:hint="default"/>
@@ -9833,12 +10243,12 @@
       <w:start w:val="1"/>
       <w:numFmt w:val="bullet"/>
       <w:lvlText w:val=""/>
-      <w:lvlJc w:val="start"/>
+      <w:lvlJc w:val="left"/>
       <w:pPr>
         <w:tabs>
           <w:tab w:val="num" w:pos="5672"/>
         </w:tabs>
-        <w:ind w:start="5672" w:hanging="283"/>
+        <w:ind w:left="5672" w:hanging="283"/>
       </w:pPr>
       <w:rPr>
         <w:rFonts w:ascii="Symbol" w:hAnsi="Symbol" w:cs="Symbol" w:hint="default"/>
@@ -9848,12 +10258,12 @@
       <w:start w:val="1"/>
       <w:numFmt w:val="bullet"/>
       <w:lvlText w:val=""/>
-      <w:lvlJc w:val="start"/>
+      <w:lvlJc w:val="left"/>
       <w:pPr>
         <w:tabs>
           <w:tab w:val="num" w:pos="6381"/>
         </w:tabs>
-        <w:ind w:start="6381" w:hanging="283"/>
+        <w:ind w:left="6381" w:hanging="283"/>
       </w:pPr>
       <w:rPr>
         <w:rFonts w:ascii="Symbol" w:hAnsi="Symbol" w:cs="Symbol" w:hint="default"/>
@@ -9865,12 +10275,12 @@
       <w:start w:val="1"/>
       <w:numFmt w:val="bullet"/>
       <w:lvlText w:val=""/>
-      <w:lvlJc w:val="start"/>
+      <w:lvlJc w:val="left"/>
       <w:pPr>
         <w:tabs>
           <w:tab w:val="num" w:pos="709"/>
         </w:tabs>
-        <w:ind w:start="709" w:hanging="283"/>
+        <w:ind w:left="709" w:hanging="283"/>
       </w:pPr>
       <w:rPr>
         <w:rFonts w:ascii="Symbol" w:hAnsi="Symbol" w:cs="Symbol" w:hint="default"/>
@@ -9880,12 +10290,12 @@
       <w:start w:val="1"/>
       <w:numFmt w:val="bullet"/>
       <w:lvlText w:val=""/>
-      <w:lvlJc w:val="start"/>
+      <w:lvlJc w:val="left"/>
       <w:pPr>
         <w:tabs>
           <w:tab w:val="num" w:pos="1418"/>
         </w:tabs>
-        <w:ind w:start="1418" w:hanging="283"/>
+        <w:ind w:left="1418" w:hanging="283"/>
       </w:pPr>
       <w:rPr>
         <w:rFonts w:ascii="Symbol" w:hAnsi="Symbol" w:cs="Symbol" w:hint="default"/>
@@ -9895,12 +10305,12 @@
       <w:start w:val="1"/>
       <w:numFmt w:val="bullet"/>
       <w:lvlText w:val=""/>
-      <w:lvlJc w:val="start"/>
+      <w:lvlJc w:val="left"/>
       <w:pPr>
         <w:tabs>
           <w:tab w:val="num" w:pos="2127"/>
         </w:tabs>
-        <w:ind w:start="2127" w:hanging="283"/>
+        <w:ind w:left="2127" w:hanging="283"/>
       </w:pPr>
       <w:rPr>
         <w:rFonts w:ascii="Symbol" w:hAnsi="Symbol" w:cs="Symbol" w:hint="default"/>
@@ -9910,12 +10320,12 @@
       <w:start w:val="1"/>
       <w:numFmt w:val="bullet"/>
       <w:lvlText w:val=""/>
-      <w:lvlJc w:val="start"/>
+      <w:lvlJc w:val="left"/>
       <w:pPr>
         <w:tabs>
           <w:tab w:val="num" w:pos="2836"/>
         </w:tabs>
-        <w:ind w:start="2836" w:hanging="283"/>
+        <w:ind w:left="2836" w:hanging="283"/>
       </w:pPr>
       <w:rPr>
         <w:rFonts w:ascii="Symbol" w:hAnsi="Symbol" w:cs="Symbol" w:hint="default"/>
@@ -9925,12 +10335,12 @@
       <w:start w:val="1"/>
       <w:numFmt w:val="bullet"/>
       <w:lvlText w:val=""/>
-      <w:lvlJc w:val="start"/>
+      <w:lvlJc w:val="left"/>
       <w:pPr>
         <w:tabs>
           <w:tab w:val="num" w:pos="3545"/>
         </w:tabs>
-        <w:ind w:start="3545" w:hanging="283"/>
+        <w:ind w:left="3545" w:hanging="283"/>
       </w:pPr>
       <w:rPr>
         <w:rFonts w:ascii="Symbol" w:hAnsi="Symbol" w:cs="Symbol" w:hint="default"/>
@@ -9940,12 +10350,12 @@
       <w:start w:val="1"/>
       <w:numFmt w:val="bullet"/>
       <w:lvlText w:val=""/>
-      <w:lvlJc w:val="start"/>
+      <w:lvlJc w:val="left"/>
       <w:pPr>
         <w:tabs>
           <w:tab w:val="num" w:pos="4254"/>
         </w:tabs>
-        <w:ind w:start="4254" w:hanging="283"/>
+        <w:ind w:left="4254" w:hanging="283"/>
       </w:pPr>
       <w:rPr>
         <w:rFonts w:ascii="Symbol" w:hAnsi="Symbol" w:cs="Symbol" w:hint="default"/>
@@ -9955,12 +10365,12 @@
       <w:start w:val="1"/>
       <w:numFmt w:val="bullet"/>
       <w:lvlText w:val=""/>
-      <w:lvlJc w:val="start"/>
+      <w:lvlJc w:val="left"/>
       <w:pPr>
         <w:tabs>
           <w:tab w:val="num" w:pos="4963"/>
         </w:tabs>
-        <w:ind w:start="4963" w:hanging="283"/>
+        <w:ind w:left="4963" w:hanging="283"/>
       </w:pPr>
       <w:rPr>
         <w:rFonts w:ascii="Symbol" w:hAnsi="Symbol" w:cs="Symbol" w:hint="default"/>
@@ -9970,12 +10380,12 @@
       <w:start w:val="1"/>
       <w:numFmt w:val="bullet"/>
       <w:lvlText w:val=""/>
-      <w:lvlJc w:val="start"/>
+      <w:lvlJc w:val="left"/>
       <w:pPr>
         <w:tabs>
           <w:tab w:val="num" w:pos="5672"/>
         </w:tabs>
-        <w:ind w:start="5672" w:hanging="283"/>
+        <w:ind w:left="5672" w:hanging="283"/>
       </w:pPr>
       <w:rPr>
         <w:rFonts w:ascii="Symbol" w:hAnsi="Symbol" w:cs="Symbol" w:hint="default"/>
@@ -9985,12 +10395,12 @@
       <w:start w:val="1"/>
       <w:numFmt w:val="bullet"/>
       <w:lvlText w:val=""/>
-      <w:lvlJc w:val="start"/>
+      <w:lvlJc w:val="left"/>
       <w:pPr>
         <w:tabs>
           <w:tab w:val="num" w:pos="6381"/>
         </w:tabs>
-        <w:ind w:start="6381" w:hanging="283"/>
+        <w:ind w:left="6381" w:hanging="283"/>
       </w:pPr>
       <w:rPr>
         <w:rFonts w:ascii="Symbol" w:hAnsi="Symbol" w:cs="Symbol" w:hint="default"/>
@@ -10002,12 +10412,12 @@
       <w:start w:val="1"/>
       <w:numFmt w:val="bullet"/>
       <w:lvlText w:val=""/>
-      <w:lvlJc w:val="start"/>
+      <w:lvlJc w:val="left"/>
       <w:pPr>
         <w:tabs>
           <w:tab w:val="num" w:pos="709"/>
         </w:tabs>
-        <w:ind w:start="709" w:hanging="283"/>
+        <w:ind w:left="709" w:hanging="283"/>
       </w:pPr>
       <w:rPr>
         <w:rFonts w:ascii="Symbol" w:hAnsi="Symbol" w:cs="Symbol" w:hint="default"/>
@@ -10017,12 +10427,12 @@
       <w:start w:val="1"/>
       <w:numFmt w:val="bullet"/>
       <w:lvlText w:val=""/>
-      <w:lvlJc w:val="start"/>
+      <w:lvlJc w:val="left"/>
       <w:pPr>
         <w:tabs>
           <w:tab w:val="num" w:pos="1418"/>
         </w:tabs>
-        <w:ind w:start="1418" w:hanging="283"/>
+        <w:ind w:left="1418" w:hanging="283"/>
       </w:pPr>
       <w:rPr>
         <w:rFonts w:ascii="Symbol" w:hAnsi="Symbol" w:cs="Symbol" w:hint="default"/>
@@ -10032,12 +10442,12 @@
       <w:start w:val="1"/>
       <w:numFmt w:val="bullet"/>
       <w:lvlText w:val=""/>
-      <w:lvlJc w:val="start"/>
+      <w:lvlJc w:val="left"/>
       <w:pPr>
         <w:tabs>
           <w:tab w:val="num" w:pos="2127"/>
         </w:tabs>
-        <w:ind w:start="2127" w:hanging="283"/>
+        <w:ind w:left="2127" w:hanging="283"/>
       </w:pPr>
       <w:rPr>
         <w:rFonts w:ascii="Symbol" w:hAnsi="Symbol" w:cs="Symbol" w:hint="default"/>
@@ -10047,12 +10457,12 @@
       <w:start w:val="1"/>
       <w:numFmt w:val="bullet"/>
       <w:lvlText w:val=""/>
-      <w:lvlJc w:val="start"/>
+      <w:lvlJc w:val="left"/>
       <w:pPr>
         <w:tabs>
           <w:tab w:val="num" w:pos="2836"/>
         </w:tabs>
-        <w:ind w:start="2836" w:hanging="283"/>
+        <w:ind w:left="2836" w:hanging="283"/>
       </w:pPr>
       <w:rPr>
         <w:rFonts w:ascii="Symbol" w:hAnsi="Symbol" w:cs="Symbol" w:hint="default"/>
@@ -10062,12 +10472,12 @@
       <w:start w:val="1"/>
       <w:numFmt w:val="bullet"/>
       <w:lvlText w:val=""/>
-      <w:lvlJc w:val="start"/>
+      <w:lvlJc w:val="left"/>
       <w:pPr>
         <w:tabs>
           <w:tab w:val="num" w:pos="3545"/>
         </w:tabs>
-        <w:ind w:start="3545" w:hanging="283"/>
+        <w:ind w:left="3545" w:hanging="283"/>
       </w:pPr>
       <w:rPr>
         <w:rFonts w:ascii="Symbol" w:hAnsi="Symbol" w:cs="Symbol" w:hint="default"/>
@@ -10077,12 +10487,12 @@
       <w:start w:val="1"/>
       <w:numFmt w:val="bullet"/>
       <w:lvlText w:val=""/>
-      <w:lvlJc w:val="start"/>
+      <w:lvlJc w:val="left"/>
       <w:pPr>
         <w:tabs>
           <w:tab w:val="num" w:pos="4254"/>
         </w:tabs>
-        <w:ind w:start="4254" w:hanging="283"/>
+        <w:ind w:left="4254" w:hanging="283"/>
       </w:pPr>
       <w:rPr>
         <w:rFonts w:ascii="Symbol" w:hAnsi="Symbol" w:cs="Symbol" w:hint="default"/>
@@ -10092,12 +10502,12 @@
       <w:start w:val="1"/>
       <w:numFmt w:val="bullet"/>
       <w:lvlText w:val=""/>
-      <w:lvlJc w:val="start"/>
+      <w:lvlJc w:val="left"/>
       <w:pPr>
         <w:tabs>
           <w:tab w:val="num" w:pos="4963"/>
         </w:tabs>
-        <w:ind w:start="4963" w:hanging="283"/>
+        <w:ind w:left="4963" w:hanging="283"/>
       </w:pPr>
       <w:rPr>
         <w:rFonts w:ascii="Symbol" w:hAnsi="Symbol" w:cs="Symbol" w:hint="default"/>
@@ -10107,12 +10517,12 @@
       <w:start w:val="1"/>
       <w:numFmt w:val="bullet"/>
       <w:lvlText w:val=""/>
-      <w:lvlJc w:val="start"/>
+      <w:lvlJc w:val="left"/>
       <w:pPr>
         <w:tabs>
           <w:tab w:val="num" w:pos="5672"/>
         </w:tabs>
-        <w:ind w:start="5672" w:hanging="283"/>
+        <w:ind w:left="5672" w:hanging="283"/>
       </w:pPr>
       <w:rPr>
         <w:rFonts w:ascii="Symbol" w:hAnsi="Symbol" w:cs="Symbol" w:hint="default"/>
@@ -10122,12 +10532,12 @@
       <w:start w:val="1"/>
       <w:numFmt w:val="bullet"/>
       <w:lvlText w:val=""/>
-      <w:lvlJc w:val="start"/>
+      <w:lvlJc w:val="left"/>
       <w:pPr>
         <w:tabs>
           <w:tab w:val="num" w:pos="6381"/>
         </w:tabs>
-        <w:ind w:start="6381" w:hanging="283"/>
+        <w:ind w:left="6381" w:hanging="283"/>
       </w:pPr>
       <w:rPr>
         <w:rFonts w:ascii="Symbol" w:hAnsi="Symbol" w:cs="Symbol" w:hint="default"/>
@@ -10139,12 +10549,12 @@
       <w:start w:val="1"/>
       <w:numFmt w:val="bullet"/>
       <w:lvlText w:val=""/>
-      <w:lvlJc w:val="start"/>
+      <w:lvlJc w:val="left"/>
       <w:pPr>
         <w:tabs>
           <w:tab w:val="num" w:pos="709"/>
         </w:tabs>
-        <w:ind w:start="709" w:hanging="283"/>
+        <w:ind w:left="709" w:hanging="283"/>
       </w:pPr>
       <w:rPr>
         <w:rFonts w:ascii="Symbol" w:hAnsi="Symbol" w:cs="Symbol" w:hint="default"/>
@@ -10154,12 +10564,12 @@
       <w:start w:val="1"/>
       <w:numFmt w:val="bullet"/>
       <w:lvlText w:val=""/>
-      <w:lvlJc w:val="start"/>
+      <w:lvlJc w:val="left"/>
       <w:pPr>
         <w:tabs>
           <w:tab w:val="num" w:pos="1418"/>
         </w:tabs>
-        <w:ind w:start="1418" w:hanging="283"/>
+        <w:ind w:left="1418" w:hanging="283"/>
       </w:pPr>
       <w:rPr>
         <w:rFonts w:ascii="Symbol" w:hAnsi="Symbol" w:cs="Symbol" w:hint="default"/>
@@ -10169,12 +10579,12 @@
       <w:start w:val="1"/>
       <w:numFmt w:val="bullet"/>
       <w:lvlText w:val=""/>
-      <w:lvlJc w:val="start"/>
+      <w:lvlJc w:val="left"/>
       <w:pPr>
         <w:tabs>
           <w:tab w:val="num" w:pos="2127"/>
         </w:tabs>
-        <w:ind w:start="2127" w:hanging="283"/>
+        <w:ind w:left="2127" w:hanging="283"/>
       </w:pPr>
       <w:rPr>
         <w:rFonts w:ascii="Symbol" w:hAnsi="Symbol" w:cs="Symbol" w:hint="default"/>
@@ -10184,12 +10594,12 @@
       <w:start w:val="1"/>
       <w:numFmt w:val="bullet"/>
       <w:lvlText w:val=""/>
-      <w:lvlJc w:val="start"/>
+      <w:lvlJc w:val="left"/>
       <w:pPr>
         <w:tabs>
           <w:tab w:val="num" w:pos="2836"/>
         </w:tabs>
-        <w:ind w:start="2836" w:hanging="283"/>
+        <w:ind w:left="2836" w:hanging="283"/>
       </w:pPr>
       <w:rPr>
         <w:rFonts w:ascii="Symbol" w:hAnsi="Symbol" w:cs="Symbol" w:hint="default"/>
@@ -10199,12 +10609,12 @@
       <w:start w:val="1"/>
       <w:numFmt w:val="bullet"/>
       <w:lvlText w:val=""/>
-      <w:lvlJc w:val="start"/>
+      <w:lvlJc w:val="left"/>
       <w:pPr>
         <w:tabs>
           <w:tab w:val="num" w:pos="3545"/>
         </w:tabs>
-        <w:ind w:start="3545" w:hanging="283"/>
+        <w:ind w:left="3545" w:hanging="283"/>
       </w:pPr>
       <w:rPr>
         <w:rFonts w:ascii="Symbol" w:hAnsi="Symbol" w:cs="Symbol" w:hint="default"/>
@@ -10214,12 +10624,12 @@
       <w:start w:val="1"/>
       <w:numFmt w:val="bullet"/>
       <w:lvlText w:val=""/>
-      <w:lvlJc w:val="start"/>
+      <w:lvlJc w:val="left"/>
       <w:pPr>
         <w:tabs>
           <w:tab w:val="num" w:pos="4254"/>
         </w:tabs>
-        <w:ind w:start="4254" w:hanging="283"/>
+        <w:ind w:left="4254" w:hanging="283"/>
       </w:pPr>
       <w:rPr>
         <w:rFonts w:ascii="Symbol" w:hAnsi="Symbol" w:cs="Symbol" w:hint="default"/>
@@ -10229,12 +10639,12 @@
       <w:start w:val="1"/>
       <w:numFmt w:val="bullet"/>
       <w:lvlText w:val=""/>
-      <w:lvlJc w:val="start"/>
+      <w:lvlJc w:val="left"/>
       <w:pPr>
         <w:tabs>
           <w:tab w:val="num" w:pos="4963"/>
         </w:tabs>
-        <w:ind w:start="4963" w:hanging="283"/>
+        <w:ind w:left="4963" w:hanging="283"/>
       </w:pPr>
       <w:rPr>
         <w:rFonts w:ascii="Symbol" w:hAnsi="Symbol" w:cs="Symbol" w:hint="default"/>
@@ -10244,12 +10654,12 @@
       <w:start w:val="1"/>
       <w:numFmt w:val="bullet"/>
       <w:lvlText w:val=""/>
-      <w:lvlJc w:val="start"/>
+      <w:lvlJc w:val="left"/>
       <w:pPr>
         <w:tabs>
           <w:tab w:val="num" w:pos="5672"/>
         </w:tabs>
-        <w:ind w:start="5672" w:hanging="283"/>
+        <w:ind w:left="5672" w:hanging="283"/>
       </w:pPr>
       <w:rPr>
         <w:rFonts w:ascii="Symbol" w:hAnsi="Symbol" w:cs="Symbol" w:hint="default"/>
@@ -10259,12 +10669,12 @@
       <w:start w:val="1"/>
       <w:numFmt w:val="bullet"/>
       <w:lvlText w:val=""/>
-      <w:lvlJc w:val="start"/>
+      <w:lvlJc w:val="left"/>
       <w:pPr>
         <w:tabs>
           <w:tab w:val="num" w:pos="6381"/>
         </w:tabs>
-        <w:ind w:start="6381" w:hanging="283"/>
+        <w:ind w:left="6381" w:hanging="283"/>
       </w:pPr>
       <w:rPr>
         <w:rFonts w:ascii="Symbol" w:hAnsi="Symbol" w:cs="Symbol" w:hint="default"/>
@@ -10276,12 +10686,12 @@
       <w:start w:val="1"/>
       <w:numFmt w:val="decimal"/>
       <w:lvlText w:val="%1."/>
-      <w:lvlJc w:val="start"/>
+      <w:lvlJc w:val="left"/>
       <w:pPr>
         <w:tabs>
           <w:tab w:val="num" w:pos="709"/>
         </w:tabs>
-        <w:ind w:start="709" w:hanging="283"/>
+        <w:ind w:left="709" w:hanging="283"/>
       </w:pPr>
       <w:rPr/>
     </w:lvl>
@@ -10289,12 +10699,12 @@
       <w:start w:val="1"/>
       <w:numFmt w:val="decimal"/>
       <w:lvlText w:val="%2."/>
-      <w:lvlJc w:val="start"/>
+      <w:lvlJc w:val="left"/>
       <w:pPr>
         <w:tabs>
           <w:tab w:val="num" w:pos="1418"/>
         </w:tabs>
-        <w:ind w:start="1418" w:hanging="283"/>
+        <w:ind w:left="1418" w:hanging="283"/>
       </w:pPr>
       <w:rPr/>
     </w:lvl>
@@ -10302,12 +10712,12 @@
       <w:start w:val="1"/>
       <w:numFmt w:val="decimal"/>
       <w:lvlText w:val="%3."/>
-      <w:lvlJc w:val="start"/>
+      <w:lvlJc w:val="left"/>
       <w:pPr>
         <w:tabs>
           <w:tab w:val="num" w:pos="2127"/>
         </w:tabs>
-        <w:ind w:start="2127" w:hanging="283"/>
+        <w:ind w:left="2127" w:hanging="283"/>
       </w:pPr>
       <w:rPr/>
     </w:lvl>
@@ -10315,12 +10725,12 @@
       <w:start w:val="1"/>
       <w:numFmt w:val="decimal"/>
       <w:lvlText w:val="%4."/>
-      <w:lvlJc w:val="start"/>
+      <w:lvlJc w:val="left"/>
       <w:pPr>
         <w:tabs>
           <w:tab w:val="num" w:pos="2836"/>
         </w:tabs>
-        <w:ind w:start="2836" w:hanging="283"/>
+        <w:ind w:left="2836" w:hanging="283"/>
       </w:pPr>
       <w:rPr/>
     </w:lvl>
@@ -10328,12 +10738,12 @@
       <w:start w:val="1"/>
       <w:numFmt w:val="decimal"/>
       <w:lvlText w:val="%5."/>
-      <w:lvlJc w:val="start"/>
+      <w:lvlJc w:val="left"/>
       <w:pPr>
         <w:tabs>
           <w:tab w:val="num" w:pos="3545"/>
         </w:tabs>
-        <w:ind w:start="3545" w:hanging="283"/>
+        <w:ind w:left="3545" w:hanging="283"/>
       </w:pPr>
       <w:rPr/>
     </w:lvl>
@@ -10341,12 +10751,12 @@
       <w:start w:val="1"/>
       <w:numFmt w:val="decimal"/>
       <w:lvlText w:val="%6."/>
-      <w:lvlJc w:val="start"/>
+      <w:lvlJc w:val="left"/>
       <w:pPr>
         <w:tabs>
           <w:tab w:val="num" w:pos="4254"/>
         </w:tabs>
-        <w:ind w:start="4254" w:hanging="283"/>
+        <w:ind w:left="4254" w:hanging="283"/>
       </w:pPr>
       <w:rPr/>
     </w:lvl>
@@ -10354,12 +10764,12 @@
       <w:start w:val="1"/>
       <w:numFmt w:val="decimal"/>
       <w:lvlText w:val="%7."/>
-      <w:lvlJc w:val="start"/>
+      <w:lvlJc w:val="left"/>
       <w:pPr>
         <w:tabs>
           <w:tab w:val="num" w:pos="4963"/>
         </w:tabs>
-        <w:ind w:start="4963" w:hanging="283"/>
+        <w:ind w:left="4963" w:hanging="283"/>
       </w:pPr>
       <w:rPr/>
     </w:lvl>
@@ -10367,12 +10777,12 @@
       <w:start w:val="1"/>
       <w:numFmt w:val="decimal"/>
       <w:lvlText w:val="%8."/>
-      <w:lvlJc w:val="start"/>
+      <w:lvlJc w:val="left"/>
       <w:pPr>
         <w:tabs>
           <w:tab w:val="num" w:pos="5672"/>
         </w:tabs>
-        <w:ind w:start="5672" w:hanging="283"/>
+        <w:ind w:left="5672" w:hanging="283"/>
       </w:pPr>
       <w:rPr/>
     </w:lvl>
@@ -10380,12 +10790,12 @@
       <w:start w:val="1"/>
       <w:numFmt w:val="decimal"/>
       <w:lvlText w:val="%9."/>
-      <w:lvlJc w:val="start"/>
+      <w:lvlJc w:val="left"/>
       <w:pPr>
         <w:tabs>
           <w:tab w:val="num" w:pos="6381"/>
         </w:tabs>
-        <w:ind w:start="6381" w:hanging="283"/>
+        <w:ind w:left="6381" w:hanging="283"/>
       </w:pPr>
       <w:rPr/>
     </w:lvl>
@@ -10395,12 +10805,12 @@
       <w:start w:val="1"/>
       <w:numFmt w:val="decimal"/>
       <w:lvlText w:val="%1."/>
-      <w:lvlJc w:val="start"/>
+      <w:lvlJc w:val="left"/>
       <w:pPr>
         <w:tabs>
           <w:tab w:val="num" w:pos="709"/>
         </w:tabs>
-        <w:ind w:start="709" w:hanging="283"/>
+        <w:ind w:left="709" w:hanging="283"/>
       </w:pPr>
       <w:rPr/>
     </w:lvl>
@@ -10408,12 +10818,12 @@
       <w:start w:val="1"/>
       <w:numFmt w:val="decimal"/>
       <w:lvlText w:val="%2."/>
-      <w:lvlJc w:val="start"/>
+      <w:lvlJc w:val="left"/>
       <w:pPr>
         <w:tabs>
           <w:tab w:val="num" w:pos="1418"/>
         </w:tabs>
-        <w:ind w:start="1418" w:hanging="283"/>
+        <w:ind w:left="1418" w:hanging="283"/>
       </w:pPr>
       <w:rPr/>
     </w:lvl>
@@ -10421,12 +10831,12 @@
       <w:start w:val="1"/>
       <w:numFmt w:val="decimal"/>
       <w:lvlText w:val="%3."/>
-      <w:lvlJc w:val="start"/>
+      <w:lvlJc w:val="left"/>
       <w:pPr>
         <w:tabs>
           <w:tab w:val="num" w:pos="2127"/>
         </w:tabs>
-        <w:ind w:start="2127" w:hanging="283"/>
+        <w:ind w:left="2127" w:hanging="283"/>
       </w:pPr>
       <w:rPr/>
     </w:lvl>
@@ -10434,12 +10844,12 @@
       <w:start w:val="1"/>
       <w:numFmt w:val="decimal"/>
       <w:lvlText w:val="%4."/>
-      <w:lvlJc w:val="start"/>
+      <w:lvlJc w:val="left"/>
       <w:pPr>
         <w:tabs>
           <w:tab w:val="num" w:pos="2836"/>
         </w:tabs>
-        <w:ind w:start="2836" w:hanging="283"/>
+        <w:ind w:left="2836" w:hanging="283"/>
       </w:pPr>
       <w:rPr/>
     </w:lvl>
@@ -10447,12 +10857,12 @@
       <w:start w:val="1"/>
       <w:numFmt w:val="decimal"/>
       <w:lvlText w:val="%5."/>
-      <w:lvlJc w:val="start"/>
+      <w:lvlJc w:val="left"/>
       <w:pPr>
         <w:tabs>
           <w:tab w:val="num" w:pos="3545"/>
         </w:tabs>
-        <w:ind w:start="3545" w:hanging="283"/>
+        <w:ind w:left="3545" w:hanging="283"/>
       </w:pPr>
       <w:rPr/>
     </w:lvl>
@@ -10460,12 +10870,12 @@
       <w:start w:val="1"/>
       <w:numFmt w:val="decimal"/>
       <w:lvlText w:val="%6."/>
-      <w:lvlJc w:val="start"/>
+      <w:lvlJc w:val="left"/>
       <w:pPr>
         <w:tabs>
           <w:tab w:val="num" w:pos="4254"/>
         </w:tabs>
-        <w:ind w:start="4254" w:hanging="283"/>
+        <w:ind w:left="4254" w:hanging="283"/>
       </w:pPr>
       <w:rPr/>
     </w:lvl>
@@ -10473,12 +10883,12 @@
       <w:start w:val="1"/>
       <w:numFmt w:val="decimal"/>
       <w:lvlText w:val="%7."/>
-      <w:lvlJc w:val="start"/>
+      <w:lvlJc w:val="left"/>
       <w:pPr>
         <w:tabs>
           <w:tab w:val="num" w:pos="4963"/>
         </w:tabs>
-        <w:ind w:start="4963" w:hanging="283"/>
+        <w:ind w:left="4963" w:hanging="283"/>
       </w:pPr>
       <w:rPr/>
     </w:lvl>
@@ -10486,12 +10896,12 @@
       <w:start w:val="1"/>
       <w:numFmt w:val="decimal"/>
       <w:lvlText w:val="%8."/>
-      <w:lvlJc w:val="start"/>
+      <w:lvlJc w:val="left"/>
       <w:pPr>
         <w:tabs>
           <w:tab w:val="num" w:pos="5672"/>
         </w:tabs>
-        <w:ind w:start="5672" w:hanging="283"/>
+        <w:ind w:left="5672" w:hanging="283"/>
       </w:pPr>
       <w:rPr/>
     </w:lvl>
@@ -10499,12 +10909,12 @@
       <w:start w:val="1"/>
       <w:numFmt w:val="decimal"/>
       <w:lvlText w:val="%9."/>
-      <w:lvlJc w:val="start"/>
+      <w:lvlJc w:val="left"/>
       <w:pPr>
         <w:tabs>
           <w:tab w:val="num" w:pos="6381"/>
         </w:tabs>
-        <w:ind w:start="6381" w:hanging="283"/>
+        <w:ind w:left="6381" w:hanging="283"/>
       </w:pPr>
       <w:rPr/>
     </w:lvl>
@@ -10514,12 +10924,12 @@
       <w:start w:val="1"/>
       <w:numFmt w:val="bullet"/>
       <w:lvlText w:val=""/>
-      <w:lvlJc w:val="start"/>
+      <w:lvlJc w:val="left"/>
       <w:pPr>
         <w:tabs>
           <w:tab w:val="num" w:pos="709"/>
         </w:tabs>
-        <w:ind w:start="709" w:hanging="283"/>
+        <w:ind w:left="709" w:hanging="283"/>
       </w:pPr>
       <w:rPr>
         <w:rFonts w:ascii="Symbol" w:hAnsi="Symbol" w:cs="Symbol" w:hint="default"/>
@@ -10529,12 +10939,12 @@
       <w:start w:val="1"/>
       <w:numFmt w:val="bullet"/>
       <w:lvlText w:val=""/>
-      <w:lvlJc w:val="start"/>
+      <w:lvlJc w:val="left"/>
       <w:pPr>
         <w:tabs>
           <w:tab w:val="num" w:pos="1418"/>
         </w:tabs>
-        <w:ind w:start="1418" w:hanging="283"/>
+        <w:ind w:left="1418" w:hanging="283"/>
       </w:pPr>
       <w:rPr>
         <w:rFonts w:ascii="Symbol" w:hAnsi="Symbol" w:cs="Symbol" w:hint="default"/>
@@ -10544,12 +10954,12 @@
       <w:start w:val="1"/>
       <w:numFmt w:val="bullet"/>
       <w:lvlText w:val=""/>
-      <w:lvlJc w:val="start"/>
+      <w:lvlJc w:val="left"/>
       <w:pPr>
         <w:tabs>
           <w:tab w:val="num" w:pos="2127"/>
         </w:tabs>
-        <w:ind w:start="2127" w:hanging="283"/>
+        <w:ind w:left="2127" w:hanging="283"/>
       </w:pPr>
       <w:rPr>
         <w:rFonts w:ascii="Symbol" w:hAnsi="Symbol" w:cs="Symbol" w:hint="default"/>
@@ -10559,12 +10969,12 @@
       <w:start w:val="1"/>
       <w:numFmt w:val="bullet"/>
       <w:lvlText w:val=""/>
-      <w:lvlJc w:val="start"/>
+      <w:lvlJc w:val="left"/>
       <w:pPr>
         <w:tabs>
           <w:tab w:val="num" w:pos="2836"/>
         </w:tabs>
-        <w:ind w:start="2836" w:hanging="283"/>
+        <w:ind w:left="2836" w:hanging="283"/>
       </w:pPr>
       <w:rPr>
         <w:rFonts w:ascii="Symbol" w:hAnsi="Symbol" w:cs="Symbol" w:hint="default"/>
@@ -10574,12 +10984,12 @@
       <w:start w:val="1"/>
       <w:numFmt w:val="bullet"/>
       <w:lvlText w:val=""/>
-      <w:lvlJc w:val="start"/>
+      <w:lvlJc w:val="left"/>
       <w:pPr>
         <w:tabs>
           <w:tab w:val="num" w:pos="3545"/>
         </w:tabs>
-        <w:ind w:start="3545" w:hanging="283"/>
+        <w:ind w:left="3545" w:hanging="283"/>
       </w:pPr>
       <w:rPr>
         <w:rFonts w:ascii="Symbol" w:hAnsi="Symbol" w:cs="Symbol" w:hint="default"/>
@@ -10589,12 +10999,12 @@
       <w:start w:val="1"/>
       <w:numFmt w:val="bullet"/>
       <w:lvlText w:val=""/>
-      <w:lvlJc w:val="start"/>
+      <w:lvlJc w:val="left"/>
       <w:pPr>
         <w:tabs>
           <w:tab w:val="num" w:pos="4254"/>
         </w:tabs>
-        <w:ind w:start="4254" w:hanging="283"/>
+        <w:ind w:left="4254" w:hanging="283"/>
       </w:pPr>
       <w:rPr>
         <w:rFonts w:ascii="Symbol" w:hAnsi="Symbol" w:cs="Symbol" w:hint="default"/>
@@ -10604,12 +11014,12 @@
       <w:start w:val="1"/>
       <w:numFmt w:val="bullet"/>
       <w:lvlText w:val=""/>
-      <w:lvlJc w:val="start"/>
+      <w:lvlJc w:val="left"/>
       <w:pPr>
         <w:tabs>
           <w:tab w:val="num" w:pos="4963"/>
         </w:tabs>
-        <w:ind w:start="4963" w:hanging="283"/>
+        <w:ind w:left="4963" w:hanging="283"/>
       </w:pPr>
       <w:rPr>
         <w:rFonts w:ascii="Symbol" w:hAnsi="Symbol" w:cs="Symbol" w:hint="default"/>
@@ -10619,12 +11029,12 @@
       <w:start w:val="1"/>
       <w:numFmt w:val="bullet"/>
       <w:lvlText w:val=""/>
-      <w:lvlJc w:val="start"/>
+      <w:lvlJc w:val="left"/>
       <w:pPr>
         <w:tabs>
           <w:tab w:val="num" w:pos="5672"/>
         </w:tabs>
-        <w:ind w:start="5672" w:hanging="283"/>
+        <w:ind w:left="5672" w:hanging="283"/>
       </w:pPr>
       <w:rPr>
         <w:rFonts w:ascii="Symbol" w:hAnsi="Symbol" w:cs="Symbol" w:hint="default"/>
@@ -10634,12 +11044,12 @@
       <w:start w:val="1"/>
       <w:numFmt w:val="bullet"/>
       <w:lvlText w:val=""/>
-      <w:lvlJc w:val="start"/>
+      <w:lvlJc w:val="left"/>
       <w:pPr>
         <w:tabs>
           <w:tab w:val="num" w:pos="6381"/>
         </w:tabs>
-        <w:ind w:start="6381" w:hanging="283"/>
+        <w:ind w:left="6381" w:hanging="283"/>
       </w:pPr>
       <w:rPr>
         <w:rFonts w:ascii="Symbol" w:hAnsi="Symbol" w:cs="Symbol" w:hint="default"/>
@@ -10651,12 +11061,12 @@
       <w:start w:val="1"/>
       <w:numFmt w:val="bullet"/>
       <w:lvlText w:val=""/>
-      <w:lvlJc w:val="start"/>
+      <w:lvlJc w:val="left"/>
       <w:pPr>
         <w:tabs>
           <w:tab w:val="num" w:pos="709"/>
         </w:tabs>
-        <w:ind w:start="709" w:hanging="283"/>
+        <w:ind w:left="709" w:hanging="283"/>
       </w:pPr>
       <w:rPr>
         <w:rFonts w:ascii="Symbol" w:hAnsi="Symbol" w:cs="Symbol" w:hint="default"/>
@@ -10666,12 +11076,12 @@
       <w:start w:val="1"/>
       <w:numFmt w:val="bullet"/>
       <w:lvlText w:val=""/>
-      <w:lvlJc w:val="start"/>
+      <w:lvlJc w:val="left"/>
       <w:pPr>
         <w:tabs>
           <w:tab w:val="num" w:pos="1418"/>
         </w:tabs>
-        <w:ind w:start="1418" w:hanging="283"/>
+        <w:ind w:left="1418" w:hanging="283"/>
       </w:pPr>
       <w:rPr>
         <w:rFonts w:ascii="Symbol" w:hAnsi="Symbol" w:cs="Symbol" w:hint="default"/>
@@ -10681,12 +11091,12 @@
       <w:start w:val="1"/>
       <w:numFmt w:val="bullet"/>
       <w:lvlText w:val=""/>
-      <w:lvlJc w:val="start"/>
+      <w:lvlJc w:val="left"/>
       <w:pPr>
         <w:tabs>
           <w:tab w:val="num" w:pos="2127"/>
         </w:tabs>
-        <w:ind w:start="2127" w:hanging="283"/>
+        <w:ind w:left="2127" w:hanging="283"/>
       </w:pPr>
       <w:rPr>
         <w:rFonts w:ascii="Symbol" w:hAnsi="Symbol" w:cs="Symbol" w:hint="default"/>
@@ -10696,12 +11106,12 @@
       <w:start w:val="1"/>
       <w:numFmt w:val="bullet"/>
       <w:lvlText w:val=""/>
-      <w:lvlJc w:val="start"/>
+      <w:lvlJc w:val="left"/>
       <w:pPr>
         <w:tabs>
           <w:tab w:val="num" w:pos="2836"/>
         </w:tabs>
-        <w:ind w:start="2836" w:hanging="283"/>
+        <w:ind w:left="2836" w:hanging="283"/>
       </w:pPr>
       <w:rPr>
         <w:rFonts w:ascii="Symbol" w:hAnsi="Symbol" w:cs="Symbol" w:hint="default"/>
@@ -10711,12 +11121,12 @@
       <w:start w:val="1"/>
       <w:numFmt w:val="bullet"/>
       <w:lvlText w:val=""/>
-      <w:lvlJc w:val="start"/>
+      <w:lvlJc w:val="left"/>
       <w:pPr>
         <w:tabs>
           <w:tab w:val="num" w:pos="3545"/>
         </w:tabs>
-        <w:ind w:start="3545" w:hanging="283"/>
+        <w:ind w:left="3545" w:hanging="283"/>
       </w:pPr>
       <w:rPr>
         <w:rFonts w:ascii="Symbol" w:hAnsi="Symbol" w:cs="Symbol" w:hint="default"/>
@@ -10726,12 +11136,12 @@
       <w:start w:val="1"/>
       <w:numFmt w:val="bullet"/>
       <w:lvlText w:val=""/>
-      <w:lvlJc w:val="start"/>
+      <w:lvlJc w:val="left"/>
       <w:pPr>
         <w:tabs>
           <w:tab w:val="num" w:pos="4254"/>
         </w:tabs>
-        <w:ind w:start="4254" w:hanging="283"/>
+        <w:ind w:left="4254" w:hanging="283"/>
       </w:pPr>
       <w:rPr>
         <w:rFonts w:ascii="Symbol" w:hAnsi="Symbol" w:cs="Symbol" w:hint="default"/>
@@ -10741,12 +11151,12 @@
       <w:start w:val="1"/>
       <w:numFmt w:val="bullet"/>
       <w:lvlText w:val=""/>
-      <w:lvlJc w:val="start"/>
+      <w:lvlJc w:val="left"/>
       <w:pPr>
         <w:tabs>
           <w:tab w:val="num" w:pos="4963"/>
         </w:tabs>
-        <w:ind w:start="4963" w:hanging="283"/>
+        <w:ind w:left="4963" w:hanging="283"/>
       </w:pPr>
       <w:rPr>
         <w:rFonts w:ascii="Symbol" w:hAnsi="Symbol" w:cs="Symbol" w:hint="default"/>
@@ -10756,12 +11166,12 @@
       <w:start w:val="1"/>
       <w:numFmt w:val="bullet"/>
       <w:lvlText w:val=""/>
-      <w:lvlJc w:val="start"/>
+      <w:lvlJc w:val="left"/>
       <w:pPr>
         <w:tabs>
           <w:tab w:val="num" w:pos="5672"/>
         </w:tabs>
-        <w:ind w:start="5672" w:hanging="283"/>
+        <w:ind w:left="5672" w:hanging="283"/>
       </w:pPr>
       <w:rPr>
         <w:rFonts w:ascii="Symbol" w:hAnsi="Symbol" w:cs="Symbol" w:hint="default"/>
@@ -10771,12 +11181,12 @@
       <w:start w:val="1"/>
       <w:numFmt w:val="bullet"/>
       <w:lvlText w:val=""/>
-      <w:lvlJc w:val="start"/>
+      <w:lvlJc w:val="left"/>
       <w:pPr>
         <w:tabs>
           <w:tab w:val="num" w:pos="6381"/>
         </w:tabs>
-        <w:ind w:start="6381" w:hanging="283"/>
+        <w:ind w:left="6381" w:hanging="283"/>
       </w:pPr>
       <w:rPr>
         <w:rFonts w:ascii="Symbol" w:hAnsi="Symbol" w:cs="Symbol" w:hint="default"/>
@@ -10788,12 +11198,12 @@
       <w:start w:val="1"/>
       <w:numFmt w:val="bullet"/>
       <w:lvlText w:val=""/>
-      <w:lvlJc w:val="start"/>
+      <w:lvlJc w:val="left"/>
       <w:pPr>
         <w:tabs>
           <w:tab w:val="num" w:pos="709"/>
         </w:tabs>
-        <w:ind w:start="709" w:hanging="283"/>
+        <w:ind w:left="709" w:hanging="283"/>
       </w:pPr>
       <w:rPr>
         <w:rFonts w:ascii="Symbol" w:hAnsi="Symbol" w:cs="Symbol" w:hint="default"/>
@@ -10803,12 +11213,12 @@
       <w:start w:val="1"/>
       <w:numFmt w:val="bullet"/>
       <w:lvlText w:val=""/>
-      <w:lvlJc w:val="start"/>
+      <w:lvlJc w:val="left"/>
       <w:pPr>
         <w:tabs>
           <w:tab w:val="num" w:pos="1418"/>
         </w:tabs>
-        <w:ind w:start="1418" w:hanging="283"/>
+        <w:ind w:left="1418" w:hanging="283"/>
       </w:pPr>
       <w:rPr>
         <w:rFonts w:ascii="Symbol" w:hAnsi="Symbol" w:cs="Symbol" w:hint="default"/>
@@ -10818,12 +11228,12 @@
       <w:start w:val="1"/>
       <w:numFmt w:val="bullet"/>
       <w:lvlText w:val=""/>
-      <w:lvlJc w:val="start"/>
+      <w:lvlJc w:val="left"/>
       <w:pPr>
         <w:tabs>
           <w:tab w:val="num" w:pos="2127"/>
         </w:tabs>
-        <w:ind w:start="2127" w:hanging="283"/>
+        <w:ind w:left="2127" w:hanging="283"/>
       </w:pPr>
       <w:rPr>
         <w:rFonts w:ascii="Symbol" w:hAnsi="Symbol" w:cs="Symbol" w:hint="default"/>
@@ -10833,12 +11243,12 @@
       <w:start w:val="1"/>
       <w:numFmt w:val="bullet"/>
       <w:lvlText w:val=""/>
-      <w:lvlJc w:val="start"/>
+      <w:lvlJc w:val="left"/>
       <w:pPr>
         <w:tabs>
           <w:tab w:val="num" w:pos="2836"/>
         </w:tabs>
-        <w:ind w:start="2836" w:hanging="283"/>
+        <w:ind w:left="2836" w:hanging="283"/>
       </w:pPr>
       <w:rPr>
         <w:rFonts w:ascii="Symbol" w:hAnsi="Symbol" w:cs="Symbol" w:hint="default"/>
@@ -10848,12 +11258,12 @@
       <w:start w:val="1"/>
       <w:numFmt w:val="bullet"/>
       <w:lvlText w:val=""/>
-      <w:lvlJc w:val="start"/>
+      <w:lvlJc w:val="left"/>
       <w:pPr>
         <w:tabs>
           <w:tab w:val="num" w:pos="3545"/>
         </w:tabs>
-        <w:ind w:start="3545" w:hanging="283"/>
+        <w:ind w:left="3545" w:hanging="283"/>
       </w:pPr>
       <w:rPr>
         <w:rFonts w:ascii="Symbol" w:hAnsi="Symbol" w:cs="Symbol" w:hint="default"/>
@@ -10863,12 +11273,12 @@
       <w:start w:val="1"/>
       <w:numFmt w:val="bullet"/>
       <w:lvlText w:val=""/>
-      <w:lvlJc w:val="start"/>
+      <w:lvlJc w:val="left"/>
       <w:pPr>
         <w:tabs>
           <w:tab w:val="num" w:pos="4254"/>
         </w:tabs>
-        <w:ind w:start="4254" w:hanging="283"/>
+        <w:ind w:left="4254" w:hanging="283"/>
       </w:pPr>
       <w:rPr>
         <w:rFonts w:ascii="Symbol" w:hAnsi="Symbol" w:cs="Symbol" w:hint="default"/>
@@ -10878,12 +11288,12 @@
       <w:start w:val="1"/>
       <w:numFmt w:val="bullet"/>
       <w:lvlText w:val=""/>
-      <w:lvlJc w:val="start"/>
+      <w:lvlJc w:val="left"/>
       <w:pPr>
         <w:tabs>
           <w:tab w:val="num" w:pos="4963"/>
         </w:tabs>
-        <w:ind w:start="4963" w:hanging="283"/>
+        <w:ind w:left="4963" w:hanging="283"/>
       </w:pPr>
       <w:rPr>
         <w:rFonts w:ascii="Symbol" w:hAnsi="Symbol" w:cs="Symbol" w:hint="default"/>
@@ -10893,12 +11303,12 @@
       <w:start w:val="1"/>
       <w:numFmt w:val="bullet"/>
       <w:lvlText w:val=""/>
-      <w:lvlJc w:val="start"/>
+      <w:lvlJc w:val="left"/>
       <w:pPr>
         <w:tabs>
           <w:tab w:val="num" w:pos="5672"/>
         </w:tabs>
-        <w:ind w:start="5672" w:hanging="283"/>
+        <w:ind w:left="5672" w:hanging="283"/>
       </w:pPr>
       <w:rPr>
         <w:rFonts w:ascii="Symbol" w:hAnsi="Symbol" w:cs="Symbol" w:hint="default"/>
@@ -10908,12 +11318,12 @@
       <w:start w:val="1"/>
       <w:numFmt w:val="bullet"/>
       <w:lvlText w:val=""/>
-      <w:lvlJc w:val="start"/>
+      <w:lvlJc w:val="left"/>
       <w:pPr>
         <w:tabs>
           <w:tab w:val="num" w:pos="6381"/>
         </w:tabs>
-        <w:ind w:start="6381" w:hanging="283"/>
+        <w:ind w:left="6381" w:hanging="283"/>
       </w:pPr>
       <w:rPr>
         <w:rFonts w:ascii="Symbol" w:hAnsi="Symbol" w:cs="Symbol" w:hint="default"/>
@@ -10925,12 +11335,12 @@
       <w:start w:val="1"/>
       <w:numFmt w:val="decimal"/>
       <w:lvlText w:val="%1."/>
-      <w:lvlJc w:val="start"/>
+      <w:lvlJc w:val="left"/>
       <w:pPr>
         <w:tabs>
           <w:tab w:val="num" w:pos="709"/>
         </w:tabs>
-        <w:ind w:start="709" w:hanging="283"/>
+        <w:ind w:left="709" w:hanging="283"/>
       </w:pPr>
       <w:rPr/>
     </w:lvl>
@@ -10938,12 +11348,12 @@
       <w:start w:val="1"/>
       <w:numFmt w:val="decimal"/>
       <w:lvlText w:val="%2."/>
-      <w:lvlJc w:val="start"/>
+      <w:lvlJc w:val="left"/>
       <w:pPr>
         <w:tabs>
           <w:tab w:val="num" w:pos="1418"/>
         </w:tabs>
-        <w:ind w:start="1418" w:hanging="283"/>
+        <w:ind w:left="1418" w:hanging="283"/>
       </w:pPr>
       <w:rPr/>
     </w:lvl>
@@ -10951,12 +11361,12 @@
       <w:start w:val="1"/>
       <w:numFmt w:val="decimal"/>
       <w:lvlText w:val="%3."/>
-      <w:lvlJc w:val="start"/>
+      <w:lvlJc w:val="left"/>
       <w:pPr>
         <w:tabs>
           <w:tab w:val="num" w:pos="2127"/>
         </w:tabs>
-        <w:ind w:start="2127" w:hanging="283"/>
+        <w:ind w:left="2127" w:hanging="283"/>
       </w:pPr>
       <w:rPr/>
     </w:lvl>
@@ -10964,12 +11374,12 @@
       <w:start w:val="1"/>
       <w:numFmt w:val="decimal"/>
       <w:lvlText w:val="%4."/>
-      <w:lvlJc w:val="start"/>
+      <w:lvlJc w:val="left"/>
       <w:pPr>
         <w:tabs>
           <w:tab w:val="num" w:pos="2836"/>
         </w:tabs>
-        <w:ind w:start="2836" w:hanging="283"/>
+        <w:ind w:left="2836" w:hanging="283"/>
       </w:pPr>
       <w:rPr/>
     </w:lvl>
@@ -10977,12 +11387,12 @@
       <w:start w:val="1"/>
       <w:numFmt w:val="decimal"/>
       <w:lvlText w:val="%5."/>
-      <w:lvlJc w:val="start"/>
+      <w:lvlJc w:val="left"/>
       <w:pPr>
         <w:tabs>
           <w:tab w:val="num" w:pos="3545"/>
         </w:tabs>
-        <w:ind w:start="3545" w:hanging="283"/>
+        <w:ind w:left="3545" w:hanging="283"/>
       </w:pPr>
       <w:rPr/>
     </w:lvl>
@@ -10990,12 +11400,12 @@
       <w:start w:val="1"/>
       <w:numFmt w:val="decimal"/>
       <w:lvlText w:val="%6."/>
-      <w:lvlJc w:val="start"/>
+      <w:lvlJc w:val="left"/>
       <w:pPr>
         <w:tabs>
           <w:tab w:val="num" w:pos="4254"/>
         </w:tabs>
-        <w:ind w:start="4254" w:hanging="283"/>
+        <w:ind w:left="4254" w:hanging="283"/>
       </w:pPr>
       <w:rPr/>
     </w:lvl>
@@ -11003,12 +11413,12 @@
       <w:start w:val="1"/>
       <w:numFmt w:val="decimal"/>
       <w:lvlText w:val="%7."/>
-      <w:lvlJc w:val="start"/>
+      <w:lvlJc w:val="left"/>
       <w:pPr>
         <w:tabs>
           <w:tab w:val="num" w:pos="4963"/>
         </w:tabs>
-        <w:ind w:start="4963" w:hanging="283"/>
+        <w:ind w:left="4963" w:hanging="283"/>
       </w:pPr>
       <w:rPr/>
     </w:lvl>
@@ -11016,12 +11426,12 @@
       <w:start w:val="1"/>
       <w:numFmt w:val="decimal"/>
       <w:lvlText w:val="%8."/>
-      <w:lvlJc w:val="start"/>
+      <w:lvlJc w:val="left"/>
       <w:pPr>
         <w:tabs>
           <w:tab w:val="num" w:pos="5672"/>
         </w:tabs>
-        <w:ind w:start="5672" w:hanging="283"/>
+        <w:ind w:left="5672" w:hanging="283"/>
       </w:pPr>
       <w:rPr/>
     </w:lvl>
@@ -11029,12 +11439,12 @@
       <w:start w:val="1"/>
       <w:numFmt w:val="decimal"/>
       <w:lvlText w:val="%9."/>
-      <w:lvlJc w:val="start"/>
+      <w:lvlJc w:val="left"/>
       <w:pPr>
         <w:tabs>
           <w:tab w:val="num" w:pos="6381"/>
         </w:tabs>
-        <w:ind w:start="6381" w:hanging="283"/>
+        <w:ind w:left="6381" w:hanging="283"/>
       </w:pPr>
       <w:rPr/>
     </w:lvl>
@@ -11044,12 +11454,12 @@
       <w:start w:val="1"/>
       <w:numFmt w:val="decimal"/>
       <w:lvlText w:val="%1."/>
-      <w:lvlJc w:val="start"/>
+      <w:lvlJc w:val="left"/>
       <w:pPr>
         <w:tabs>
           <w:tab w:val="num" w:pos="709"/>
         </w:tabs>
-        <w:ind w:start="709" w:hanging="283"/>
+        <w:ind w:left="709" w:hanging="283"/>
       </w:pPr>
       <w:rPr/>
     </w:lvl>
@@ -11057,12 +11467,12 @@
       <w:start w:val="1"/>
       <w:numFmt w:val="bullet"/>
       <w:lvlText w:val=""/>
-      <w:lvlJc w:val="start"/>
+      <w:lvlJc w:val="left"/>
       <w:pPr>
         <w:tabs>
           <w:tab w:val="num" w:pos="1418"/>
         </w:tabs>
-        <w:ind w:start="1418" w:hanging="283"/>
+        <w:ind w:left="1418" w:hanging="283"/>
       </w:pPr>
       <w:rPr>
         <w:rFonts w:ascii="Symbol" w:hAnsi="Symbol" w:cs="Symbol" w:hint="default"/>
@@ -11072,12 +11482,12 @@
       <w:start w:val="1"/>
       <w:numFmt w:val="bullet"/>
       <w:lvlText w:val=""/>
-      <w:lvlJc w:val="start"/>
+      <w:lvlJc w:val="left"/>
       <w:pPr>
         <w:tabs>
           <w:tab w:val="num" w:pos="2127"/>
         </w:tabs>
-        <w:ind w:start="2127" w:hanging="283"/>
+        <w:ind w:left="2127" w:hanging="283"/>
       </w:pPr>
       <w:rPr>
         <w:rFonts w:ascii="Symbol" w:hAnsi="Symbol" w:cs="Symbol" w:hint="default"/>
@@ -11087,12 +11497,12 @@
       <w:start w:val="1"/>
       <w:numFmt w:val="bullet"/>
       <w:lvlText w:val=""/>
-      <w:lvlJc w:val="start"/>
+      <w:lvlJc w:val="left"/>
       <w:pPr>
         <w:tabs>
           <w:tab w:val="num" w:pos="2836"/>
         </w:tabs>
-        <w:ind w:start="2836" w:hanging="283"/>
+        <w:ind w:left="2836" w:hanging="283"/>
       </w:pPr>
       <w:rPr>
         <w:rFonts w:ascii="Symbol" w:hAnsi="Symbol" w:cs="Symbol" w:hint="default"/>
@@ -11102,12 +11512,12 @@
       <w:start w:val="1"/>
       <w:numFmt w:val="bullet"/>
       <w:lvlText w:val=""/>
-      <w:lvlJc w:val="start"/>
+      <w:lvlJc w:val="left"/>
       <w:pPr>
         <w:tabs>
           <w:tab w:val="num" w:pos="3545"/>
         </w:tabs>
-        <w:ind w:start="3545" w:hanging="283"/>
+        <w:ind w:left="3545" w:hanging="283"/>
       </w:pPr>
       <w:rPr>
         <w:rFonts w:ascii="Symbol" w:hAnsi="Symbol" w:cs="Symbol" w:hint="default"/>
@@ -11117,12 +11527,12 @@
       <w:start w:val="1"/>
       <w:numFmt w:val="bullet"/>
       <w:lvlText w:val=""/>
-      <w:lvlJc w:val="start"/>
+      <w:lvlJc w:val="left"/>
       <w:pPr>
         <w:tabs>
           <w:tab w:val="num" w:pos="4254"/>
         </w:tabs>
-        <w:ind w:start="4254" w:hanging="283"/>
+        <w:ind w:left="4254" w:hanging="283"/>
       </w:pPr>
       <w:rPr>
         <w:rFonts w:ascii="Symbol" w:hAnsi="Symbol" w:cs="Symbol" w:hint="default"/>
@@ -11132,12 +11542,12 @@
       <w:start w:val="1"/>
       <w:numFmt w:val="bullet"/>
       <w:lvlText w:val=""/>
-      <w:lvlJc w:val="start"/>
+      <w:lvlJc w:val="left"/>
       <w:pPr>
         <w:tabs>
           <w:tab w:val="num" w:pos="4963"/>
         </w:tabs>
-        <w:ind w:start="4963" w:hanging="283"/>
+        <w:ind w:left="4963" w:hanging="283"/>
       </w:pPr>
       <w:rPr>
         <w:rFonts w:ascii="Symbol" w:hAnsi="Symbol" w:cs="Symbol" w:hint="default"/>
@@ -11147,12 +11557,12 @@
       <w:start w:val="1"/>
       <w:numFmt w:val="bullet"/>
       <w:lvlText w:val=""/>
-      <w:lvlJc w:val="start"/>
+      <w:lvlJc w:val="left"/>
       <w:pPr>
         <w:tabs>
           <w:tab w:val="num" w:pos="5672"/>
         </w:tabs>
-        <w:ind w:start="5672" w:hanging="283"/>
+        <w:ind w:left="5672" w:hanging="283"/>
       </w:pPr>
       <w:rPr>
         <w:rFonts w:ascii="Symbol" w:hAnsi="Symbol" w:cs="Symbol" w:hint="default"/>
@@ -11162,12 +11572,12 @@
       <w:start w:val="1"/>
       <w:numFmt w:val="bullet"/>
       <w:lvlText w:val=""/>
-      <w:lvlJc w:val="start"/>
+      <w:lvlJc w:val="left"/>
       <w:pPr>
         <w:tabs>
           <w:tab w:val="num" w:pos="6381"/>
         </w:tabs>
-        <w:ind w:start="6381" w:hanging="283"/>
+        <w:ind w:left="6381" w:hanging="283"/>
       </w:pPr>
       <w:rPr>
         <w:rFonts w:ascii="Symbol" w:hAnsi="Symbol" w:cs="Symbol" w:hint="default"/>
@@ -11179,12 +11589,12 @@
       <w:start w:val="1"/>
       <w:numFmt w:val="bullet"/>
       <w:lvlText w:val=""/>
-      <w:lvlJc w:val="start"/>
+      <w:lvlJc w:val="left"/>
       <w:pPr>
         <w:tabs>
           <w:tab w:val="num" w:pos="709"/>
         </w:tabs>
-        <w:ind w:start="709" w:hanging="283"/>
+        <w:ind w:left="709" w:hanging="283"/>
       </w:pPr>
       <w:rPr>
         <w:rFonts w:ascii="Symbol" w:hAnsi="Symbol" w:cs="Symbol" w:hint="default"/>
@@ -11194,12 +11604,12 @@
       <w:start w:val="1"/>
       <w:numFmt w:val="bullet"/>
       <w:lvlText w:val=""/>
-      <w:lvlJc w:val="start"/>
+      <w:lvlJc w:val="left"/>
       <w:pPr>
         <w:tabs>
           <w:tab w:val="num" w:pos="1418"/>
         </w:tabs>
-        <w:ind w:start="1418" w:hanging="283"/>
+        <w:ind w:left="1418" w:hanging="283"/>
       </w:pPr>
       <w:rPr>
         <w:rFonts w:ascii="Symbol" w:hAnsi="Symbol" w:cs="Symbol" w:hint="default"/>
@@ -11209,12 +11619,12 @@
       <w:start w:val="1"/>
       <w:numFmt w:val="bullet"/>
       <w:lvlText w:val=""/>
-      <w:lvlJc w:val="start"/>
+      <w:lvlJc w:val="left"/>
       <w:pPr>
         <w:tabs>
           <w:tab w:val="num" w:pos="2127"/>
         </w:tabs>
-        <w:ind w:start="2127" w:hanging="283"/>
+        <w:ind w:left="2127" w:hanging="283"/>
       </w:pPr>
       <w:rPr>
         <w:rFonts w:ascii="Symbol" w:hAnsi="Symbol" w:cs="Symbol" w:hint="default"/>
@@ -11224,12 +11634,12 @@
       <w:start w:val="1"/>
       <w:numFmt w:val="bullet"/>
       <w:lvlText w:val=""/>
-      <w:lvlJc w:val="start"/>
+      <w:lvlJc w:val="left"/>
       <w:pPr>
         <w:tabs>
           <w:tab w:val="num" w:pos="2836"/>
         </w:tabs>
-        <w:ind w:start="2836" w:hanging="283"/>
+        <w:ind w:left="2836" w:hanging="283"/>
       </w:pPr>
       <w:rPr>
         <w:rFonts w:ascii="Symbol" w:hAnsi="Symbol" w:cs="Symbol" w:hint="default"/>
@@ -11239,12 +11649,12 @@
       <w:start w:val="1"/>
       <w:numFmt w:val="bullet"/>
       <w:lvlText w:val=""/>
-      <w:lvlJc w:val="start"/>
+      <w:lvlJc w:val="left"/>
       <w:pPr>
         <w:tabs>
           <w:tab w:val="num" w:pos="3545"/>
         </w:tabs>
-        <w:ind w:start="3545" w:hanging="283"/>
+        <w:ind w:left="3545" w:hanging="283"/>
       </w:pPr>
       <w:rPr>
         <w:rFonts w:ascii="Symbol" w:hAnsi="Symbol" w:cs="Symbol" w:hint="default"/>
@@ -11254,12 +11664,12 @@
       <w:start w:val="1"/>
       <w:numFmt w:val="bullet"/>
       <w:lvlText w:val=""/>
-      <w:lvlJc w:val="start"/>
+      <w:lvlJc w:val="left"/>
       <w:pPr>
         <w:tabs>
           <w:tab w:val="num" w:pos="4254"/>
         </w:tabs>
-        <w:ind w:start="4254" w:hanging="283"/>
+        <w:ind w:left="4254" w:hanging="283"/>
       </w:pPr>
       <w:rPr>
         <w:rFonts w:ascii="Symbol" w:hAnsi="Symbol" w:cs="Symbol" w:hint="default"/>
@@ -11269,12 +11679,12 @@
       <w:start w:val="1"/>
       <w:numFmt w:val="bullet"/>
       <w:lvlText w:val=""/>
-      <w:lvlJc w:val="start"/>
+      <w:lvlJc w:val="left"/>
       <w:pPr>
         <w:tabs>
           <w:tab w:val="num" w:pos="4963"/>
         </w:tabs>
-        <w:ind w:start="4963" w:hanging="283"/>
+        <w:ind w:left="4963" w:hanging="283"/>
       </w:pPr>
       <w:rPr>
         <w:rFonts w:ascii="Symbol" w:hAnsi="Symbol" w:cs="Symbol" w:hint="default"/>
@@ -11284,12 +11694,12 @@
       <w:start w:val="1"/>
       <w:numFmt w:val="bullet"/>
       <w:lvlText w:val=""/>
-      <w:lvlJc w:val="start"/>
+      <w:lvlJc w:val="left"/>
       <w:pPr>
         <w:tabs>
           <w:tab w:val="num" w:pos="5672"/>
         </w:tabs>
-        <w:ind w:start="5672" w:hanging="283"/>
+        <w:ind w:left="5672" w:hanging="283"/>
       </w:pPr>
       <w:rPr>
         <w:rFonts w:ascii="Symbol" w:hAnsi="Symbol" w:cs="Symbol" w:hint="default"/>
@@ -11299,12 +11709,12 @@
       <w:start w:val="1"/>
       <w:numFmt w:val="bullet"/>
       <w:lvlText w:val=""/>
-      <w:lvlJc w:val="start"/>
+      <w:lvlJc w:val="left"/>
       <w:pPr>
         <w:tabs>
           <w:tab w:val="num" w:pos="6381"/>
         </w:tabs>
-        <w:ind w:start="6381" w:hanging="283"/>
+        <w:ind w:left="6381" w:hanging="283"/>
       </w:pPr>
       <w:rPr>
         <w:rFonts w:ascii="Symbol" w:hAnsi="Symbol" w:cs="Symbol" w:hint="default"/>
@@ -11316,12 +11726,12 @@
       <w:start w:val="1"/>
       <w:numFmt w:val="bullet"/>
       <w:lvlText w:val=""/>
-      <w:lvlJc w:val="start"/>
+      <w:lvlJc w:val="left"/>
       <w:pPr>
         <w:tabs>
           <w:tab w:val="num" w:pos="709"/>
         </w:tabs>
-        <w:ind w:start="709" w:hanging="283"/>
+        <w:ind w:left="709" w:hanging="283"/>
       </w:pPr>
       <w:rPr>
         <w:rFonts w:ascii="Symbol" w:hAnsi="Symbol" w:cs="Symbol" w:hint="default"/>
@@ -11331,12 +11741,12 @@
       <w:start w:val="1"/>
       <w:numFmt w:val="bullet"/>
       <w:lvlText w:val=""/>
-      <w:lvlJc w:val="start"/>
+      <w:lvlJc w:val="left"/>
       <w:pPr>
         <w:tabs>
           <w:tab w:val="num" w:pos="1418"/>
         </w:tabs>
-        <w:ind w:start="1418" w:hanging="283"/>
+        <w:ind w:left="1418" w:hanging="283"/>
       </w:pPr>
       <w:rPr>
         <w:rFonts w:ascii="Symbol" w:hAnsi="Symbol" w:cs="Symbol" w:hint="default"/>
@@ -11346,12 +11756,12 @@
       <w:start w:val="1"/>
       <w:numFmt w:val="bullet"/>
       <w:lvlText w:val=""/>
-      <w:lvlJc w:val="start"/>
+      <w:lvlJc w:val="left"/>
       <w:pPr>
         <w:tabs>
           <w:tab w:val="num" w:pos="2127"/>
         </w:tabs>
-        <w:ind w:start="2127" w:hanging="283"/>
+        <w:ind w:left="2127" w:hanging="283"/>
       </w:pPr>
       <w:rPr>
         <w:rFonts w:ascii="Symbol" w:hAnsi="Symbol" w:cs="Symbol" w:hint="default"/>
@@ -11361,12 +11771,12 @@
       <w:start w:val="1"/>
       <w:numFmt w:val="bullet"/>
       <w:lvlText w:val=""/>
-      <w:lvlJc w:val="start"/>
+      <w:lvlJc w:val="left"/>
       <w:pPr>
         <w:tabs>
           <w:tab w:val="num" w:pos="2836"/>
         </w:tabs>
-        <w:ind w:start="2836" w:hanging="283"/>
+        <w:ind w:left="2836" w:hanging="283"/>
       </w:pPr>
       <w:rPr>
         <w:rFonts w:ascii="Symbol" w:hAnsi="Symbol" w:cs="Symbol" w:hint="default"/>
@@ -11376,12 +11786,12 @@
       <w:start w:val="1"/>
       <w:numFmt w:val="bullet"/>
       <w:lvlText w:val=""/>
-      <w:lvlJc w:val="start"/>
+      <w:lvlJc w:val="left"/>
       <w:pPr>
         <w:tabs>
           <w:tab w:val="num" w:pos="3545"/>
         </w:tabs>
-        <w:ind w:start="3545" w:hanging="283"/>
+        <w:ind w:left="3545" w:hanging="283"/>
       </w:pPr>
       <w:rPr>
         <w:rFonts w:ascii="Symbol" w:hAnsi="Symbol" w:cs="Symbol" w:hint="default"/>
@@ -11391,12 +11801,12 @@
       <w:start w:val="1"/>
       <w:numFmt w:val="bullet"/>
       <w:lvlText w:val=""/>
-      <w:lvlJc w:val="start"/>
+      <w:lvlJc w:val="left"/>
       <w:pPr>
         <w:tabs>
           <w:tab w:val="num" w:pos="4254"/>
         </w:tabs>
-        <w:ind w:start="4254" w:hanging="283"/>
+        <w:ind w:left="4254" w:hanging="283"/>
       </w:pPr>
       <w:rPr>
         <w:rFonts w:ascii="Symbol" w:hAnsi="Symbol" w:cs="Symbol" w:hint="default"/>
@@ -11406,12 +11816,12 @@
       <w:start w:val="1"/>
       <w:numFmt w:val="bullet"/>
       <w:lvlText w:val=""/>
-      <w:lvlJc w:val="start"/>
+      <w:lvlJc w:val="left"/>
       <w:pPr>
         <w:tabs>
           <w:tab w:val="num" w:pos="4963"/>
         </w:tabs>
-        <w:ind w:start="4963" w:hanging="283"/>
+        <w:ind w:left="4963" w:hanging="283"/>
       </w:pPr>
       <w:rPr>
         <w:rFonts w:ascii="Symbol" w:hAnsi="Symbol" w:cs="Symbol" w:hint="default"/>
@@ -11421,12 +11831,12 @@
       <w:start w:val="1"/>
       <w:numFmt w:val="bullet"/>
       <w:lvlText w:val=""/>
-      <w:lvlJc w:val="start"/>
+      <w:lvlJc w:val="left"/>
       <w:pPr>
         <w:tabs>
           <w:tab w:val="num" w:pos="5672"/>
         </w:tabs>
-        <w:ind w:start="5672" w:hanging="283"/>
+        <w:ind w:left="5672" w:hanging="283"/>
       </w:pPr>
       <w:rPr>
         <w:rFonts w:ascii="Symbol" w:hAnsi="Symbol" w:cs="Symbol" w:hint="default"/>
@@ -11436,12 +11846,12 @@
       <w:start w:val="1"/>
       <w:numFmt w:val="bullet"/>
       <w:lvlText w:val=""/>
-      <w:lvlJc w:val="start"/>
+      <w:lvlJc w:val="left"/>
       <w:pPr>
         <w:tabs>
           <w:tab w:val="num" w:pos="6381"/>
         </w:tabs>
-        <w:ind w:start="6381" w:hanging="283"/>
+        <w:ind w:left="6381" w:hanging="283"/>
       </w:pPr>
       <w:rPr>
         <w:rFonts w:ascii="Symbol" w:hAnsi="Symbol" w:cs="Symbol" w:hint="default"/>
@@ -11453,12 +11863,12 @@
       <w:start w:val="1"/>
       <w:numFmt w:val="bullet"/>
       <w:lvlText w:val=""/>
-      <w:lvlJc w:val="start"/>
+      <w:lvlJc w:val="left"/>
       <w:pPr>
         <w:tabs>
           <w:tab w:val="num" w:pos="709"/>
         </w:tabs>
-        <w:ind w:start="709" w:hanging="283"/>
+        <w:ind w:left="709" w:hanging="283"/>
       </w:pPr>
       <w:rPr>
         <w:rFonts w:ascii="Symbol" w:hAnsi="Symbol" w:cs="Symbol" w:hint="default"/>
@@ -11468,12 +11878,12 @@
       <w:start w:val="1"/>
       <w:numFmt w:val="bullet"/>
       <w:lvlText w:val=""/>
-      <w:lvlJc w:val="start"/>
+      <w:lvlJc w:val="left"/>
       <w:pPr>
         <w:tabs>
           <w:tab w:val="num" w:pos="1418"/>
         </w:tabs>
-        <w:ind w:start="1418" w:hanging="283"/>
+        <w:ind w:left="1418" w:hanging="283"/>
       </w:pPr>
       <w:rPr>
         <w:rFonts w:ascii="Symbol" w:hAnsi="Symbol" w:cs="Symbol" w:hint="default"/>
@@ -11483,12 +11893,12 @@
       <w:start w:val="1"/>
       <w:numFmt w:val="bullet"/>
       <w:lvlText w:val=""/>
-      <w:lvlJc w:val="start"/>
+      <w:lvlJc w:val="left"/>
       <w:pPr>
         <w:tabs>
           <w:tab w:val="num" w:pos="2127"/>
         </w:tabs>
-        <w:ind w:start="2127" w:hanging="283"/>
+        <w:ind w:left="2127" w:hanging="283"/>
       </w:pPr>
       <w:rPr>
         <w:rFonts w:ascii="Symbol" w:hAnsi="Symbol" w:cs="Symbol" w:hint="default"/>
@@ -11498,12 +11908,12 @@
       <w:start w:val="1"/>
       <w:numFmt w:val="bullet"/>
       <w:lvlText w:val=""/>
-      <w:lvlJc w:val="start"/>
+      <w:lvlJc w:val="left"/>
       <w:pPr>
         <w:tabs>
           <w:tab w:val="num" w:pos="2836"/>
         </w:tabs>
-        <w:ind w:start="2836" w:hanging="283"/>
+        <w:ind w:left="2836" w:hanging="283"/>
       </w:pPr>
       <w:rPr>
         <w:rFonts w:ascii="Symbol" w:hAnsi="Symbol" w:cs="Symbol" w:hint="default"/>
@@ -11513,12 +11923,12 @@
       <w:start w:val="1"/>
       <w:numFmt w:val="bullet"/>
       <w:lvlText w:val=""/>
-      <w:lvlJc w:val="start"/>
+      <w:lvlJc w:val="left"/>
       <w:pPr>
         <w:tabs>
           <w:tab w:val="num" w:pos="3545"/>
         </w:tabs>
-        <w:ind w:start="3545" w:hanging="283"/>
+        <w:ind w:left="3545" w:hanging="283"/>
       </w:pPr>
       <w:rPr>
         <w:rFonts w:ascii="Symbol" w:hAnsi="Symbol" w:cs="Symbol" w:hint="default"/>
@@ -11528,12 +11938,12 @@
       <w:start w:val="1"/>
       <w:numFmt w:val="bullet"/>
       <w:lvlText w:val=""/>
-      <w:lvlJc w:val="start"/>
+      <w:lvlJc w:val="left"/>
       <w:pPr>
         <w:tabs>
           <w:tab w:val="num" w:pos="4254"/>
         </w:tabs>
-        <w:ind w:start="4254" w:hanging="283"/>
+        <w:ind w:left="4254" w:hanging="283"/>
       </w:pPr>
       <w:rPr>
         <w:rFonts w:ascii="Symbol" w:hAnsi="Symbol" w:cs="Symbol" w:hint="default"/>
@@ -11543,12 +11953,12 @@
       <w:start w:val="1"/>
       <w:numFmt w:val="bullet"/>
       <w:lvlText w:val=""/>
-      <w:lvlJc w:val="start"/>
+      <w:lvlJc w:val="left"/>
       <w:pPr>
         <w:tabs>
           <w:tab w:val="num" w:pos="4963"/>
         </w:tabs>
-        <w:ind w:start="4963" w:hanging="283"/>
+        <w:ind w:left="4963" w:hanging="283"/>
       </w:pPr>
       <w:rPr>
         <w:rFonts w:ascii="Symbol" w:hAnsi="Symbol" w:cs="Symbol" w:hint="default"/>
@@ -11558,12 +11968,12 @@
       <w:start w:val="1"/>
       <w:numFmt w:val="bullet"/>
       <w:lvlText w:val=""/>
-      <w:lvlJc w:val="start"/>
+      <w:lvlJc w:val="left"/>
       <w:pPr>
         <w:tabs>
           <w:tab w:val="num" w:pos="5672"/>
         </w:tabs>
-        <w:ind w:start="5672" w:hanging="283"/>
+        <w:ind w:left="5672" w:hanging="283"/>
       </w:pPr>
       <w:rPr>
         <w:rFonts w:ascii="Symbol" w:hAnsi="Symbol" w:cs="Symbol" w:hint="default"/>
@@ -11573,12 +11983,12 @@
       <w:start w:val="1"/>
       <w:numFmt w:val="bullet"/>
       <w:lvlText w:val=""/>
-      <w:lvlJc w:val="start"/>
+      <w:lvlJc w:val="left"/>
       <w:pPr>
         <w:tabs>
           <w:tab w:val="num" w:pos="6381"/>
         </w:tabs>
-        <w:ind w:start="6381" w:hanging="283"/>
+        <w:ind w:left="6381" w:hanging="283"/>
       </w:pPr>
       <w:rPr>
         <w:rFonts w:ascii="Symbol" w:hAnsi="Symbol" w:cs="Symbol" w:hint="default"/>
@@ -11589,121 +11999,118 @@
     <w:lvl w:ilvl="0">
       <w:start w:val="1"/>
       <w:numFmt w:val="none"/>
-      <w:pStyle w:val="Heading1"/>
       <w:suff w:val="nothing"/>
       <w:lvlText w:val=""/>
-      <w:lvlJc w:val="start"/>
+      <w:lvlJc w:val="left"/>
       <w:pPr>
         <w:tabs>
           <w:tab w:val="num" w:pos="0"/>
         </w:tabs>
-        <w:ind w:start="0" w:hanging="0"/>
+        <w:ind w:left="0" w:hanging="0"/>
       </w:pPr>
     </w:lvl>
     <w:lvl w:ilvl="1">
-      <w:start w:val="1"/>
-      <w:numFmt w:val="none"/>
-      <w:pStyle w:val="Heading2"/>
-      <w:suff w:val="nothing"/>
-      <w:lvlText w:val=""/>
-      <w:lvlJc w:val="start"/>
-      <w:pPr>
-        <w:tabs>
-          <w:tab w:val="num" w:pos="0"/>
-        </w:tabs>
-        <w:ind w:start="0" w:hanging="0"/>
-      </w:pPr>
-    </w:lvl>
-    <w:lvl w:ilvl="2">
-      <w:start w:val="1"/>
-      <w:numFmt w:val="none"/>
-      <w:pStyle w:val="Heading3"/>
-      <w:suff w:val="nothing"/>
-      <w:lvlText w:val=""/>
-      <w:lvlJc w:val="start"/>
-      <w:pPr>
-        <w:tabs>
-          <w:tab w:val="num" w:pos="0"/>
-        </w:tabs>
-        <w:ind w:start="0" w:hanging="0"/>
-      </w:pPr>
-    </w:lvl>
-    <w:lvl w:ilvl="3">
       <w:start w:val="1"/>
       <w:numFmt w:val="none"/>
       <w:suff w:val="nothing"/>
       <w:lvlText w:val=""/>
-      <w:lvlJc w:val="start"/>
+      <w:lvlJc w:val="left"/>
       <w:pPr>
         <w:tabs>
           <w:tab w:val="num" w:pos="0"/>
         </w:tabs>
-        <w:ind w:start="0" w:hanging="0"/>
-      </w:pPr>
-    </w:lvl>
-    <w:lvl w:ilvl="4">
+        <w:ind w:left="0" w:hanging="0"/>
+      </w:pPr>
+    </w:lvl>
+    <w:lvl w:ilvl="2">
       <w:start w:val="1"/>
       <w:numFmt w:val="none"/>
       <w:suff w:val="nothing"/>
       <w:lvlText w:val=""/>
-      <w:lvlJc w:val="start"/>
+      <w:lvlJc w:val="left"/>
       <w:pPr>
         <w:tabs>
           <w:tab w:val="num" w:pos="0"/>
         </w:tabs>
-        <w:ind w:start="0" w:hanging="0"/>
-      </w:pPr>
-    </w:lvl>
-    <w:lvl w:ilvl="5">
+        <w:ind w:left="0" w:hanging="0"/>
+      </w:pPr>
+    </w:lvl>
+    <w:lvl w:ilvl="3">
       <w:start w:val="1"/>
       <w:numFmt w:val="none"/>
       <w:suff w:val="nothing"/>
       <w:lvlText w:val=""/>
-      <w:lvlJc w:val="start"/>
+      <w:lvlJc w:val="left"/>
       <w:pPr>
         <w:tabs>
           <w:tab w:val="num" w:pos="0"/>
         </w:tabs>
-        <w:ind w:start="0" w:hanging="0"/>
-      </w:pPr>
-    </w:lvl>
-    <w:lvl w:ilvl="6">
+        <w:ind w:left="0" w:hanging="0"/>
+      </w:pPr>
+    </w:lvl>
+    <w:lvl w:ilvl="4">
       <w:start w:val="1"/>
       <w:numFmt w:val="none"/>
       <w:suff w:val="nothing"/>
       <w:lvlText w:val=""/>
-      <w:lvlJc w:val="start"/>
+      <w:lvlJc w:val="left"/>
       <w:pPr>
         <w:tabs>
           <w:tab w:val="num" w:pos="0"/>
         </w:tabs>
-        <w:ind w:start="0" w:hanging="0"/>
-      </w:pPr>
-    </w:lvl>
-    <w:lvl w:ilvl="7">
+        <w:ind w:left="0" w:hanging="0"/>
+      </w:pPr>
+    </w:lvl>
+    <w:lvl w:ilvl="5">
       <w:start w:val="1"/>
       <w:numFmt w:val="none"/>
       <w:suff w:val="nothing"/>
       <w:lvlText w:val=""/>
-      <w:lvlJc w:val="start"/>
+      <w:lvlJc w:val="left"/>
       <w:pPr>
         <w:tabs>
           <w:tab w:val="num" w:pos="0"/>
         </w:tabs>
-        <w:ind w:start="0" w:hanging="0"/>
-      </w:pPr>
-    </w:lvl>
-    <w:lvl w:ilvl="8">
+        <w:ind w:left="0" w:hanging="0"/>
+      </w:pPr>
+    </w:lvl>
+    <w:lvl w:ilvl="6">
       <w:start w:val="1"/>
       <w:numFmt w:val="none"/>
       <w:suff w:val="nothing"/>
       <w:lvlText w:val=""/>
-      <w:lvlJc w:val="start"/>
+      <w:lvlJc w:val="left"/>
       <w:pPr>
         <w:tabs>
           <w:tab w:val="num" w:pos="0"/>
         </w:tabs>
-        <w:ind w:start="0" w:hanging="0"/>
+        <w:ind w:left="0" w:hanging="0"/>
+      </w:pPr>
+    </w:lvl>
+    <w:lvl w:ilvl="7">
+      <w:start w:val="1"/>
+      <w:numFmt w:val="none"/>
+      <w:suff w:val="nothing"/>
+      <w:lvlText w:val=""/>
+      <w:lvlJc w:val="left"/>
+      <w:pPr>
+        <w:tabs>
+          <w:tab w:val="num" w:pos="0"/>
+        </w:tabs>
+        <w:ind w:left="0" w:hanging="0"/>
+      </w:pPr>
+    </w:lvl>
+    <w:lvl w:ilvl="8">
+      <w:start w:val="1"/>
+      <w:numFmt w:val="none"/>
+      <w:suff w:val="nothing"/>
+      <w:lvlText w:val=""/>
+      <w:lvlJc w:val="left"/>
+      <w:pPr>
+        <w:tabs>
+          <w:tab w:val="num" w:pos="0"/>
+        </w:tabs>
+        <w:ind w:left="0" w:hanging="0"/>
       </w:pPr>
     </w:lvl>
   </w:abstractNum>
@@ -11814,7 +12221,6 @@
     </w:rPrDefault>
     <w:pPrDefault>
       <w:pPr>
-        <w:widowControl/>
         <w:suppressAutoHyphens w:val="true"/>
       </w:pPr>
     </w:pPrDefault>
@@ -11824,7 +12230,10 @@
     <w:qFormat/>
     <w:pPr>
       <w:widowControl/>
+      <w:suppressAutoHyphens w:val="true"/>
       <w:bidi w:val="0"/>
+      <w:spacing w:before="0" w:after="0"/>
+      <w:jc w:val="left"/>
     </w:pPr>
     <w:rPr>
       <w:rFonts w:ascii="Liberation Serif" w:hAnsi="Liberation Serif" w:eastAsia="Noto Serif CJK SC" w:cs="Noto Sans Devanagari"/>
@@ -11836,7 +12245,7 @@
     </w:rPr>
   </w:style>
   <w:style w:type="paragraph" w:styleId="Heading1">
-    <w:name w:val="heading 1"/>
+    <w:name w:val="Heading 1"/>
     <w:basedOn w:val="Heading"/>
     <w:next w:val="BodyText"/>
     <w:qFormat/>
@@ -11853,7 +12262,7 @@
     </w:rPr>
   </w:style>
   <w:style w:type="paragraph" w:styleId="Heading2">
-    <w:name w:val="heading 2"/>
+    <w:name w:val="Heading 2"/>
     <w:basedOn w:val="Heading"/>
     <w:next w:val="BodyText"/>
     <w:qFormat/>
@@ -11870,7 +12279,7 @@
     </w:rPr>
   </w:style>
   <w:style w:type="paragraph" w:styleId="Heading3">
-    <w:name w:val="heading 3"/>
+    <w:name w:val="Heading 3"/>
     <w:basedOn w:val="Heading"/>
     <w:next w:val="BodyText"/>
     <w:qFormat/>
@@ -11945,7 +12354,7 @@
     </w:rPr>
   </w:style>
   <w:style w:type="paragraph" w:styleId="Caption">
-    <w:name w:val="caption"/>
+    <w:name w:val="Caption"/>
     <w:basedOn w:val="Normal"/>
     <w:qFormat/>
     <w:pPr>
@@ -11994,7 +12403,7 @@
     <w:qFormat/>
     <w:pPr>
       <w:spacing w:before="0" w:after="283"/>
-      <w:ind w:hanging="0" w:start="567" w:end="567"/>
+      <w:ind w:hanging="0" w:left="567" w:right="567"/>
     </w:pPr>
     <w:rPr/>
   </w:style>
